--- a/Guide/USER_GUIDE_Chinese.docx
+++ b/Guide/USER_GUIDE_Chinese.docx
@@ -21,307 +21,456 @@
           <w:sz w:val="36"/>
           <w:szCs w:val="36"/>
         </w:rPr>
-        <w:t xml:space="preserve"> </w:t>
-      </w:r>
-      <w:proofErr w:type="spellStart"/>
-      <w:r>
-        <w:rPr>
-          <w:rFonts w:hint="eastAsia"/>
+        <w:t xml:space="preserve"> TakeTopDSH Team </w:t>
+      </w:r>
+    </w:p>
+    <w:p>
+      <w:pPr>
+        <w:jc w:val="center"/>
+        <w:rPr>
+          <w:rFonts w:hint="eastAsia"/>
+        </w:rPr>
+      </w:pPr>
+      <w:r>
+        <w:rPr>
+          <w:rFonts w:hint="eastAsia"/>
+        </w:rPr>
+        <w:t>操作说明</w:t>
+      </w:r>
+    </w:p>
+    <w:p>
+      <w:pPr>
+        <w:rPr>
+          <w:rFonts w:hint="eastAsia"/>
+        </w:rPr>
+      </w:pPr>
+    </w:p>
+    <w:p>
+      <w:pPr>
+        <w:rPr>
+          <w:rFonts w:hint="eastAsia"/>
+        </w:rPr>
+      </w:pPr>
+      <w:r>
+        <w:rPr>
+          <w:rFonts w:hint="eastAsia"/>
+        </w:rPr>
+        <w:t>## 目录</w:t>
+      </w:r>
+    </w:p>
+    <w:p>
+      <w:pPr>
+        <w:rPr>
+          <w:rFonts w:hint="eastAsia"/>
+        </w:rPr>
+      </w:pPr>
+      <w:r>
+        <w:rPr>
+          <w:rFonts w:hint="eastAsia"/>
+        </w:rPr>
+        <w:t>- [一、整体</w:t>
+      </w:r>
+      <w:r>
+        <w:rPr>
+          <w:rFonts w:hint="eastAsia"/>
+        </w:rPr>
+        <w:t>描述</w:t>
+      </w:r>
+    </w:p>
+    <w:p>
+      <w:pPr>
+        <w:rPr>
+          <w:rFonts w:hint="eastAsia"/>
+        </w:rPr>
+      </w:pPr>
+      <w:r>
+        <w:rPr>
+          <w:rFonts w:hint="eastAsia"/>
+        </w:rPr>
+        <w:t>- [二、平台登录</w:t>
+      </w:r>
+    </w:p>
+    <w:p>
+      <w:pPr>
+        <w:rPr>
+          <w:rFonts w:hint="eastAsia"/>
+        </w:rPr>
+      </w:pPr>
+      <w:r>
+        <w:rPr>
+          <w:rFonts w:hint="eastAsia"/>
+        </w:rPr>
+        <w:t>- [三、管理页面</w:t>
+      </w:r>
+    </w:p>
+    <w:p>
+      <w:pPr>
+        <w:rPr>
+          <w:rFonts w:hint="eastAsia"/>
+        </w:rPr>
+      </w:pPr>
+      <w:r>
+        <w:rPr>
+          <w:rFonts w:hint="eastAsia"/>
+        </w:rPr>
+        <w:t>- [四、</w:t>
+      </w:r>
+      <w:r>
+        <w:rPr>
+          <w:rFonts w:hint="eastAsia"/>
+        </w:rPr>
+        <w:t>DSH工作台</w:t>
+      </w:r>
+    </w:p>
+    <w:p>
+      <w:pPr>
+        <w:rPr>
+          <w:rFonts w:hint="eastAsia"/>
+        </w:rPr>
+      </w:pPr>
+      <w:r>
+        <w:rPr>
+          <w:rFonts w:hint="eastAsia"/>
+        </w:rPr>
+        <w:t>- [五、</w:t>
+      </w:r>
+      <w:r>
+        <w:rPr>
+          <w:rFonts w:hint="eastAsia"/>
+        </w:rPr>
+        <w:t>其它</w:t>
+      </w:r>
+      <w:r>
+        <w:rPr>
+          <w:rFonts w:hint="eastAsia"/>
+        </w:rPr>
+        <w:t>成员</w:t>
+      </w:r>
+      <w:r>
+        <w:rPr>
+          <w:rFonts w:hint="eastAsia"/>
+        </w:rPr>
+        <w:t>操作</w:t>
+      </w:r>
+    </w:p>
+    <w:p>
+      <w:pPr>
+        <w:rPr>
+          <w:rFonts w:hint="eastAsia"/>
+        </w:rPr>
+      </w:pPr>
+      <w:r>
+        <w:rPr>
+          <w:rFonts w:hint="eastAsia"/>
+        </w:rPr>
+        <w:t>- [六、DSH操作</w:t>
+      </w:r>
+    </w:p>
+    <w:p>
+      <w:pPr>
+        <w:rPr>
+          <w:rFonts w:hint="eastAsia"/>
+        </w:rPr>
+      </w:pPr>
+    </w:p>
+    <w:p>
+      <w:pPr>
+        <w:ind w:firstLineChars="200" w:firstLine="440"/>
+        <w:rPr>
+          <w:rFonts w:hint="eastAsia"/>
+        </w:rPr>
+      </w:pPr>
+      <w:r>
+        <w:rPr>
+          <w:rFonts w:hint="eastAsia"/>
+        </w:rPr>
+        <w:t>本说明面向使用者，讲清：安装 → 登录 → 打开工作台 → 文件管理 / 我的任务 → 管员任务分配、实例管理、语言切换→成员DSH使用！</w:t>
+      </w:r>
+    </w:p>
+    <w:p>
+      <w:pPr>
+        <w:pStyle w:val="a9"/>
+        <w:numPr>
+          <w:ilvl w:val="0"/>
+          <w:numId w:val="3"/>
+        </w:numPr>
+      </w:pPr>
+      <w:r>
+        <w:rPr>
+          <w:rFonts w:hint="eastAsia"/>
+        </w:rPr>
+        <w:t>安装</w:t>
+      </w:r>
+    </w:p>
+    <w:p>
+      <w:pPr>
+        <w:pStyle w:val="a9"/>
+        <w:ind w:left="435"/>
+        <w:rPr>
+          <w:rFonts w:hint="eastAsia"/>
+        </w:rPr>
+      </w:pPr>
+    </w:p>
+    <w:p>
+      <w:pPr>
+        <w:pStyle w:val="a9"/>
+        <w:ind w:left="0" w:firstLineChars="200" w:firstLine="440"/>
+        <w:rPr>
+          <w:rFonts w:hint="eastAsia"/>
+        </w:rPr>
+      </w:pPr>
+      <w:r>
+        <w:rPr>
+          <w:rFonts w:hint="eastAsia"/>
+        </w:rPr>
+        <w:t>下载安装文件：打开</w:t>
+      </w:r>
+      <w:hyperlink r:id="rId8" w:history="1">
+        <w:r>
+          <w:rPr>
+            <w:rStyle w:val="af2"/>
+          </w:rPr>
+          <w:t>https://github.com/TakeTopITS/TakeTopDSHTeam</w:t>
+        </w:r>
+      </w:hyperlink>
+      <w:r>
+        <w:rPr>
+          <w:rFonts w:hint="eastAsia"/>
+        </w:rPr>
+        <w:t xml:space="preserve"> 站点，如下图</w:t>
+      </w:r>
+      <w:r>
+        <w:rPr>
+          <w:rFonts w:hint="eastAsia"/>
+        </w:rPr>
+        <w:t>点击下载</w:t>
+      </w:r>
+      <w:r>
+        <w:rPr>
+          <w:rFonts w:hint="eastAsia"/>
+        </w:rPr>
+        <w:t>，解压安装包</w:t>
+      </w:r>
+      <w:r>
+        <w:rPr>
+          <w:rFonts w:hint="eastAsia"/>
+        </w:rPr>
+        <w:t>！</w:t>
+      </w:r>
+    </w:p>
+    <w:p>
+      <w:pPr>
+        <w:pStyle w:val="a9"/>
+        <w:ind w:left="435"/>
+      </w:pPr>
+      <w:r>
+        <w:rPr>
+          <w:noProof/>
+        </w:rPr>
+        <w:drawing>
+          <wp:inline distT="0" distB="0" distL="0" distR="0" wp14:anchorId="3EF7DADB" wp14:editId="35841B89">
+            <wp:extent cx="4872038" cy="2258875"/>
+            <wp:effectExtent l="0" t="0" r="5080" b="8255"/>
+            <wp:docPr id="2063848126" name="图片 1"/>
+            <wp:cNvGraphicFramePr>
+              <a:graphicFrameLocks xmlns:a="http://schemas.openxmlformats.org/drawingml/2006/main" noChangeAspect="1"/>
+            </wp:cNvGraphicFramePr>
+            <a:graphic xmlns:a="http://schemas.openxmlformats.org/drawingml/2006/main">
+              <a:graphicData uri="http://schemas.openxmlformats.org/drawingml/2006/picture">
+                <pic:pic xmlns:pic="http://schemas.openxmlformats.org/drawingml/2006/picture">
+                  <pic:nvPicPr>
+                    <pic:cNvPr id="0" name="Picture 1"/>
+                    <pic:cNvPicPr>
+                      <a:picLocks noChangeAspect="1" noChangeArrowheads="1"/>
+                    </pic:cNvPicPr>
+                  </pic:nvPicPr>
+                  <pic:blipFill>
+                    <a:blip r:embed="rId9" cstate="print">
+                      <a:extLst>
+                        <a:ext uri="{28A0092B-C50C-407E-A947-70E740481C1C}">
+                          <a14:useLocalDpi xmlns:a14="http://schemas.microsoft.com/office/drawing/2010/main" val="0"/>
+                        </a:ext>
+                      </a:extLst>
+                    </a:blip>
+                    <a:srcRect/>
+                    <a:stretch>
+                      <a:fillRect/>
+                    </a:stretch>
+                  </pic:blipFill>
+                  <pic:spPr bwMode="auto">
+                    <a:xfrm>
+                      <a:off x="0" y="0"/>
+                      <a:ext cx="4876542" cy="2260963"/>
+                    </a:xfrm>
+                    <a:prstGeom prst="rect">
+                      <a:avLst/>
+                    </a:prstGeom>
+                    <a:noFill/>
+                    <a:ln>
+                      <a:noFill/>
+                    </a:ln>
+                  </pic:spPr>
+                </pic:pic>
+              </a:graphicData>
+            </a:graphic>
+          </wp:inline>
+        </w:drawing>
+      </w:r>
+    </w:p>
+    <w:p>
+      <w:pPr>
+        <w:pStyle w:val="a9"/>
+        <w:ind w:left="435"/>
+        <w:rPr>
+          <w:rFonts w:hint="eastAsia"/>
+        </w:rPr>
+      </w:pPr>
+    </w:p>
+    <w:p>
+      <w:pPr>
+        <w:ind w:firstLineChars="200" w:firstLine="440"/>
+        <w:rPr>
+          <w:rFonts w:hint="eastAsia"/>
+        </w:rPr>
+      </w:pPr>
+      <w:r>
+        <w:rPr>
+          <w:rFonts w:hint="eastAsia"/>
+        </w:rPr>
+        <w:t>TakeTopDSH Team 是一个不用安装，</w:t>
+      </w:r>
+      <w:r>
+        <w:t>拷贝</w:t>
+      </w:r>
+      <w:r>
+        <w:rPr>
+          <w:rFonts w:hint="eastAsia"/>
+        </w:rPr>
+        <w:t>即用的软件 ，</w:t>
+      </w:r>
+      <w:r>
+        <w:rPr>
+          <w:rFonts w:hint="eastAsia"/>
+        </w:rPr>
+        <w:t>按</w:t>
+      </w:r>
+      <w:r>
+        <w:rPr>
+          <w:rFonts w:hint="eastAsia"/>
+        </w:rPr>
+        <w:t>这个</w:t>
+      </w:r>
+      <w:r>
+        <w:rPr>
+          <w:rFonts w:hint="eastAsia"/>
+        </w:rPr>
+        <w:t>步骤</w:t>
+      </w:r>
+      <w:r>
+        <w:rPr>
+          <w:rFonts w:hint="eastAsia"/>
+        </w:rPr>
+        <w:t>：</w:t>
+      </w:r>
+      <w:r>
+        <w:t xml:space="preserve">拷贝 `TakeTopDshTeam` 到目标机 → Windows 双击 `start.bat` </w:t>
+      </w:r>
+      <w:r>
+        <w:rPr>
+          <w:rFonts w:hint="eastAsia"/>
+        </w:rPr>
+        <w:t xml:space="preserve">, </w:t>
+      </w:r>
+      <w:r>
+        <w:t xml:space="preserve"> macOS/Linux 运行 </w:t>
+      </w:r>
+      <w:r>
+        <w:lastRenderedPageBreak/>
+        <w:t xml:space="preserve">`./start.sh` → 浏览器访问 `http://127.0.0.1:46001` → 点 </w:t>
+      </w:r>
+      <w:r>
+        <w:rPr>
           <w:b/>
           <w:bCs/>
-          <w:sz w:val="36"/>
-          <w:szCs w:val="36"/>
-        </w:rPr>
-        <w:t>TakeTopDSH</w:t>
-      </w:r>
-      <w:proofErr w:type="spellEnd"/>
-      <w:r>
-        <w:rPr>
-          <w:rFonts w:hint="eastAsia"/>
+        </w:rPr>
+        <w:t>**"打开DSH"**</w:t>
+      </w:r>
+      <w:r>
+        <w:rPr>
+          <w:rFonts w:hint="eastAsia"/>
+        </w:rPr>
+        <w:t xml:space="preserve"> 就可以使用上了，详细说明如下：</w:t>
+      </w:r>
+    </w:p>
+    <w:p>
+      <w:pPr>
+        <w:ind w:firstLineChars="200" w:firstLine="440"/>
+        <w:rPr>
+          <w:rFonts w:hint="eastAsia"/>
+        </w:rPr>
+      </w:pPr>
+      <w:r>
+        <w:rPr>
+          <w:rFonts w:hint="eastAsia"/>
+        </w:rPr>
+        <w:t>1-1、</w:t>
+      </w:r>
+      <w:r>
+        <w:t xml:space="preserve"> Windows </w:t>
+      </w:r>
+    </w:p>
+    <w:p>
+      <w:pPr>
+        <w:ind w:firstLineChars="200" w:firstLine="440"/>
+        <w:rPr>
+          <w:rFonts w:hint="eastAsia"/>
+        </w:rPr>
+      </w:pPr>
+      <w:r>
+        <w:rPr>
+          <w:rFonts w:hint="eastAsia"/>
+        </w:rPr>
+        <w:t>1-1-</w:t>
+      </w:r>
+      <w:r>
+        <w:t>1. 拷贝整个 `TakeTopDshTeam` 目录到目标电脑。</w:t>
+      </w:r>
+    </w:p>
+    <w:p>
+      <w:pPr>
+        <w:ind w:firstLineChars="200" w:firstLine="440"/>
+        <w:rPr>
+          <w:rFonts w:hint="eastAsia"/>
+        </w:rPr>
+      </w:pPr>
+      <w:r>
+        <w:rPr>
+          <w:rFonts w:hint="eastAsia"/>
+        </w:rPr>
+        <w:t>1-1-</w:t>
+      </w:r>
+      <w:r>
+        <w:t xml:space="preserve">2. 双击 </w:t>
+      </w:r>
+      <w:r>
+        <w:rPr>
           <w:b/>
           <w:bCs/>
-          <w:sz w:val="36"/>
-          <w:szCs w:val="36"/>
-        </w:rPr>
-        <w:t xml:space="preserve"> Team </w:t>
-      </w:r>
-    </w:p>
-    <w:p>
-      <w:pPr>
-        <w:jc w:val="center"/>
-        <w:rPr>
-          <w:rFonts w:hint="eastAsia"/>
-        </w:rPr>
-      </w:pPr>
-      <w:r>
-        <w:rPr>
-          <w:rFonts w:hint="eastAsia"/>
-        </w:rPr>
-        <w:t>操作说明</w:t>
-      </w:r>
-    </w:p>
-    <w:p>
-      <w:pPr>
-        <w:rPr>
-          <w:rFonts w:hint="eastAsia"/>
-        </w:rPr>
-      </w:pPr>
-    </w:p>
-    <w:p>
-      <w:pPr>
-        <w:rPr>
-          <w:rFonts w:hint="eastAsia"/>
-        </w:rPr>
-      </w:pPr>
-      <w:r>
-        <w:rPr>
-          <w:rFonts w:hint="eastAsia"/>
-        </w:rPr>
-        <w:t>## 目录</w:t>
-      </w:r>
-    </w:p>
-    <w:p>
-      <w:pPr>
-        <w:rPr>
-          <w:rFonts w:hint="eastAsia"/>
-        </w:rPr>
-      </w:pPr>
-      <w:r>
-        <w:rPr>
-          <w:rFonts w:hint="eastAsia"/>
-        </w:rPr>
-        <w:t>- [一、整体</w:t>
-      </w:r>
-      <w:r>
-        <w:rPr>
-          <w:rFonts w:hint="eastAsia"/>
-        </w:rPr>
-        <w:t>描述</w:t>
-      </w:r>
-    </w:p>
-    <w:p>
-      <w:pPr>
-        <w:rPr>
-          <w:rFonts w:hint="eastAsia"/>
-        </w:rPr>
-      </w:pPr>
-      <w:r>
-        <w:rPr>
-          <w:rFonts w:hint="eastAsia"/>
-        </w:rPr>
-        <w:t>- [二、平台登录</w:t>
-      </w:r>
-    </w:p>
-    <w:p>
-      <w:pPr>
-        <w:rPr>
-          <w:rFonts w:hint="eastAsia"/>
-        </w:rPr>
-      </w:pPr>
-      <w:r>
-        <w:rPr>
-          <w:rFonts w:hint="eastAsia"/>
-        </w:rPr>
-        <w:t>- [三、管理页面</w:t>
-      </w:r>
-    </w:p>
-    <w:p>
-      <w:pPr>
-        <w:rPr>
-          <w:rFonts w:hint="eastAsia"/>
-        </w:rPr>
-      </w:pPr>
-      <w:r>
-        <w:rPr>
-          <w:rFonts w:hint="eastAsia"/>
-        </w:rPr>
-        <w:t>- [四、</w:t>
-      </w:r>
-      <w:r>
-        <w:rPr>
-          <w:rFonts w:hint="eastAsia"/>
-        </w:rPr>
-        <w:t>DSH工作台</w:t>
-      </w:r>
-    </w:p>
-    <w:p>
-      <w:pPr>
-        <w:rPr>
-          <w:rFonts w:hint="eastAsia"/>
-        </w:rPr>
-      </w:pPr>
-      <w:r>
-        <w:rPr>
-          <w:rFonts w:hint="eastAsia"/>
-        </w:rPr>
-        <w:t>- [五、</w:t>
-      </w:r>
-      <w:r>
-        <w:rPr>
-          <w:rFonts w:hint="eastAsia"/>
-        </w:rPr>
-        <w:t>其它</w:t>
-      </w:r>
-      <w:r>
-        <w:rPr>
-          <w:rFonts w:hint="eastAsia"/>
-        </w:rPr>
-        <w:t>成员</w:t>
-      </w:r>
-      <w:r>
-        <w:rPr>
-          <w:rFonts w:hint="eastAsia"/>
-        </w:rPr>
-        <w:t>操作</w:t>
-      </w:r>
-    </w:p>
-    <w:p>
-      <w:pPr>
-        <w:rPr>
-          <w:rFonts w:hint="eastAsia"/>
-        </w:rPr>
-      </w:pPr>
-      <w:r>
-        <w:rPr>
-          <w:rFonts w:hint="eastAsia"/>
-        </w:rPr>
-        <w:t>- [六、DSH操作</w:t>
-      </w:r>
-    </w:p>
-    <w:p>
-      <w:pPr>
-        <w:rPr>
-          <w:rFonts w:hint="eastAsia"/>
-        </w:rPr>
-      </w:pPr>
-    </w:p>
-    <w:p>
-      <w:pPr>
-        <w:ind w:firstLineChars="200" w:firstLine="440"/>
-        <w:rPr>
-          <w:rFonts w:hint="eastAsia"/>
-        </w:rPr>
-      </w:pPr>
-      <w:r>
-        <w:rPr>
-          <w:rFonts w:hint="eastAsia"/>
-        </w:rPr>
-        <w:t>本说明面向使用者，讲清：安装 → 登录 → 打开工作台 → 文件管理 / 我的任务 → 管员任务分配、实例管理、语言切换→成员DSH使用！</w:t>
-      </w:r>
-    </w:p>
-    <w:p>
-      <w:pPr>
-        <w:rPr>
-          <w:rFonts w:hint="eastAsia"/>
-        </w:rPr>
-      </w:pPr>
-    </w:p>
-    <w:p>
-      <w:pPr>
-        <w:ind w:left="220" w:hangingChars="100" w:hanging="220"/>
-        <w:rPr>
-          <w:rFonts w:hint="eastAsia"/>
-        </w:rPr>
-      </w:pPr>
-      <w:r>
-        <w:rPr>
-          <w:rFonts w:hint="eastAsia"/>
-        </w:rPr>
-        <w:t>一、</w:t>
-      </w:r>
-      <w:r>
-        <w:rPr>
-          <w:rFonts w:hint="eastAsia"/>
-        </w:rPr>
-        <w:t>安装</w:t>
-      </w:r>
-    </w:p>
-    <w:p>
-      <w:pPr>
-        <w:ind w:firstLineChars="200" w:firstLine="440"/>
-        <w:rPr>
-          <w:rFonts w:hint="eastAsia"/>
-        </w:rPr>
-      </w:pPr>
-      <w:proofErr w:type="spellStart"/>
-      <w:r>
-        <w:rPr>
-          <w:rFonts w:hint="eastAsia"/>
-        </w:rPr>
-        <w:t>TakeTopDSH</w:t>
-      </w:r>
-      <w:proofErr w:type="spellEnd"/>
-      <w:r>
-        <w:rPr>
-          <w:rFonts w:hint="eastAsia"/>
-        </w:rPr>
-        <w:t xml:space="preserve"> Team 是一个不用安装，</w:t>
-      </w:r>
-      <w:r>
-        <w:t>拷贝</w:t>
-      </w:r>
-      <w:r>
-        <w:rPr>
-          <w:rFonts w:hint="eastAsia"/>
-        </w:rPr>
-        <w:t>即用的软件 ，</w:t>
-      </w:r>
-      <w:r>
-        <w:rPr>
-          <w:rFonts w:hint="eastAsia"/>
-        </w:rPr>
-        <w:t>按</w:t>
-      </w:r>
-      <w:r>
-        <w:rPr>
-          <w:rFonts w:hint="eastAsia"/>
-        </w:rPr>
-        <w:t>这个</w:t>
-      </w:r>
-      <w:r>
-        <w:rPr>
-          <w:rFonts w:hint="eastAsia"/>
-        </w:rPr>
-        <w:t>步骤</w:t>
-      </w:r>
-      <w:r>
-        <w:rPr>
-          <w:rFonts w:hint="eastAsia"/>
-        </w:rPr>
-        <w:t>：</w:t>
-      </w:r>
-      <w:r>
-        <w:t>拷贝 `</w:t>
-      </w:r>
-      <w:proofErr w:type="spellStart"/>
-      <w:r>
-        <w:t>TakeTopDshTeam</w:t>
-      </w:r>
-      <w:proofErr w:type="spellEnd"/>
-      <w:r>
-        <w:t xml:space="preserve">` 到目标机 → Windows 双击 `start.bat` </w:t>
-      </w:r>
-      <w:r>
-        <w:rPr>
-          <w:rFonts w:hint="eastAsia"/>
-        </w:rPr>
-        <w:t xml:space="preserve">, </w:t>
-      </w:r>
-      <w:r>
-        <w:t xml:space="preserve"> macOS/Linux 运行 `./start.sh` → 浏览器访问 `http://127.0.0.1:46001` → 点 </w:t>
+        </w:rPr>
+        <w:t>**</w:t>
+      </w:r>
+      <w:r>
+        <w:t>`start.bat`</w:t>
       </w:r>
       <w:r>
         <w:rPr>
           <w:b/>
           <w:bCs/>
         </w:rPr>
-        <w:t>**"打开DSH"**</w:t>
-      </w:r>
-      <w:r>
-        <w:rPr>
-          <w:rFonts w:hint="eastAsia"/>
-        </w:rPr>
-        <w:t xml:space="preserve"> 就可以使用上了，详细说明如下：</w:t>
+        <w:t>**</w:t>
+      </w:r>
+      <w:r>
+        <w:t>（或右键 → 以管理员身份运行，若端口被占用）。</w:t>
       </w:r>
     </w:p>
     <w:p>
@@ -335,10 +484,19 @@
         <w:rPr>
           <w:rFonts w:hint="eastAsia"/>
         </w:rPr>
-        <w:t>1-1、</w:t>
-      </w:r>
-      <w:r>
-        <w:t xml:space="preserve"> Windows </w:t>
+        <w:t>1-1-</w:t>
+      </w:r>
+      <w:r>
+        <w:t>3. 浏览器自动打开</w:t>
+      </w:r>
+      <w:r>
+        <w:rPr>
+          <w:rFonts w:hint="eastAsia"/>
+        </w:rPr>
+        <w:t>登录页面</w:t>
+      </w:r>
+      <w:r>
+        <w:t xml:space="preserve"> `http://127.0.0.1:46001`。</w:t>
       </w:r>
     </w:p>
     <w:p>
@@ -348,23 +506,6 @@
           <w:rFonts w:hint="eastAsia"/>
         </w:rPr>
       </w:pPr>
-      <w:r>
-        <w:rPr>
-          <w:rFonts w:hint="eastAsia"/>
-        </w:rPr>
-        <w:t>1-1-</w:t>
-      </w:r>
-      <w:r>
-        <w:t>1. 拷贝整个 `</w:t>
-      </w:r>
-      <w:proofErr w:type="spellStart"/>
-      <w:r>
-        <w:t>TakeTopDshTeam</w:t>
-      </w:r>
-      <w:proofErr w:type="spellEnd"/>
-      <w:r>
-        <w:t>` 目录到目标电脑。</w:t>
-      </w:r>
     </w:p>
     <w:p>
       <w:pPr>
@@ -377,188 +518,232 @@
         <w:rPr>
           <w:rFonts w:hint="eastAsia"/>
         </w:rPr>
-        <w:t>1-1-</w:t>
-      </w:r>
-      <w:r>
-        <w:t xml:space="preserve">2. 双击 </w:t>
+        <w:t>1-2</w:t>
+      </w:r>
+      <w:r>
+        <w:t xml:space="preserve"> macOS (Apple Silicon, arm64)</w:t>
+      </w:r>
+    </w:p>
+    <w:p>
+      <w:pPr>
+        <w:ind w:firstLineChars="200" w:firstLine="440"/>
+        <w:rPr>
+          <w:rFonts w:hint="eastAsia"/>
+        </w:rPr>
+      </w:pPr>
+      <w:r>
+        <w:rPr>
+          <w:rFonts w:hint="eastAsia"/>
+        </w:rPr>
+        <w:t>1-2-</w:t>
+      </w:r>
+      <w:r>
+        <w:t>1. 拷贝整个 `TakeTopDshTeam` 目录到目标 Mac。</w:t>
+      </w:r>
+    </w:p>
+    <w:p>
+      <w:pPr>
+        <w:ind w:firstLineChars="200" w:firstLine="440"/>
+        <w:rPr>
+          <w:rFonts w:hint="eastAsia"/>
+        </w:rPr>
+      </w:pPr>
+      <w:r>
+        <w:rPr>
+          <w:rFonts w:hint="eastAsia"/>
+        </w:rPr>
+        <w:t>1-2-</w:t>
+      </w:r>
+      <w:r>
+        <w:t>2. 打开终端（Terminal），进入目录：</w:t>
+      </w:r>
+    </w:p>
+    <w:p>
+      <w:pPr>
+        <w:ind w:firstLineChars="200" w:firstLine="440"/>
+        <w:rPr>
+          <w:rFonts w:hint="eastAsia"/>
+        </w:rPr>
+      </w:pPr>
+      <w:r>
+        <w:t xml:space="preserve">   bash</w:t>
+      </w:r>
+      <w:r>
+        <w:t xml:space="preserve"> cd /path/to/TakeTopDshTeam chmod +x start.sh ./start.sh</w:t>
+      </w:r>
+    </w:p>
+    <w:p>
+      <w:pPr>
+        <w:ind w:firstLineChars="200" w:firstLine="440"/>
+        <w:rPr>
+          <w:rFonts w:hint="eastAsia"/>
+        </w:rPr>
+      </w:pPr>
+    </w:p>
+    <w:p>
+      <w:pPr>
+        <w:ind w:firstLineChars="200" w:firstLine="440"/>
+        <w:rPr>
+          <w:rFonts w:hint="eastAsia"/>
+        </w:rPr>
+      </w:pPr>
+      <w:r>
+        <w:rPr>
+          <w:rFonts w:hint="eastAsia"/>
+        </w:rPr>
+        <w:t>1-2-</w:t>
+      </w:r>
+      <w:r>
+        <w:t>3. 首次运行会自动解压 Node 并安装 `@deepseek-ai/dsh`（</w:t>
       </w:r>
       <w:r>
         <w:rPr>
           <w:b/>
           <w:bCs/>
         </w:rPr>
-        <w:t>**</w:t>
-      </w:r>
-      <w:r>
-        <w:t>`start.bat`</w:t>
+        <w:t>**需联网一次**</w:t>
+      </w:r>
+      <w:r>
+        <w:t>）。</w:t>
+      </w:r>
+    </w:p>
+    <w:p>
+      <w:pPr>
+        <w:ind w:firstLineChars="200" w:firstLine="440"/>
+        <w:rPr>
+          <w:rFonts w:hint="eastAsia"/>
+        </w:rPr>
+      </w:pPr>
+      <w:r>
+        <w:rPr>
+          <w:rFonts w:hint="eastAsia"/>
+        </w:rPr>
+        <w:t>1-2-</w:t>
+      </w:r>
+      <w:r>
+        <w:t>4.</w:t>
+      </w:r>
+      <w:r>
+        <w:t>浏览器自动打开</w:t>
+      </w:r>
+      <w:r>
+        <w:rPr>
+          <w:rFonts w:hint="eastAsia"/>
+        </w:rPr>
+        <w:t>登录页面</w:t>
+      </w:r>
+      <w:r>
+        <w:t xml:space="preserve"> `http://127.0.0.1:46001`。</w:t>
+      </w:r>
+    </w:p>
+    <w:p>
+      <w:pPr>
+        <w:ind w:firstLineChars="200" w:firstLine="440"/>
+        <w:rPr>
+          <w:rFonts w:hint="eastAsia"/>
+        </w:rPr>
+      </w:pPr>
+    </w:p>
+    <w:p>
+      <w:pPr>
+        <w:ind w:firstLineChars="200" w:firstLine="440"/>
+        <w:rPr>
+          <w:rFonts w:hint="eastAsia"/>
+        </w:rPr>
+      </w:pPr>
+      <w:r>
+        <w:rPr>
+          <w:rFonts w:hint="eastAsia"/>
+        </w:rPr>
+        <w:t>1-3、</w:t>
+      </w:r>
+      <w:r>
+        <w:t xml:space="preserve"> Linux (x64 / arm64)</w:t>
+      </w:r>
+    </w:p>
+    <w:p>
+      <w:pPr>
+        <w:ind w:firstLineChars="200" w:firstLine="440"/>
+        <w:rPr>
+          <w:rFonts w:hint="eastAsia"/>
+        </w:rPr>
+      </w:pPr>
+      <w:r>
+        <w:rPr>
+          <w:rFonts w:hint="eastAsia"/>
+        </w:rPr>
+        <w:t>1-3-</w:t>
+      </w:r>
+      <w:r>
+        <w:t>1. 拷贝整个 `TakeTopDshTeam` 目录到目标机器。</w:t>
+      </w:r>
+    </w:p>
+    <w:p>
+      <w:pPr>
+        <w:ind w:firstLineChars="200" w:firstLine="440"/>
+        <w:rPr>
+          <w:rFonts w:hint="eastAsia"/>
+        </w:rPr>
+      </w:pPr>
+      <w:r>
+        <w:rPr>
+          <w:rFonts w:hint="eastAsia"/>
+        </w:rPr>
+        <w:t>1-3-</w:t>
+      </w:r>
+      <w:r>
+        <w:t>2. 打开终端，进入目录：</w:t>
+      </w:r>
+    </w:p>
+    <w:p>
+      <w:pPr>
+        <w:ind w:firstLineChars="200" w:firstLine="440"/>
+        <w:rPr>
+          <w:rFonts w:hint="eastAsia"/>
+        </w:rPr>
+      </w:pPr>
+      <w:r>
+        <w:t xml:space="preserve">  </w:t>
+      </w:r>
+      <w:r>
+        <w:t>bash cd /path/to/TakeTopDshTeam chmod +x start.sh ./start.sh</w:t>
+      </w:r>
+    </w:p>
+    <w:p>
+      <w:pPr>
+        <w:ind w:firstLineChars="200" w:firstLine="440"/>
+        <w:rPr>
+          <w:rFonts w:hint="eastAsia"/>
+        </w:rPr>
+      </w:pPr>
+      <w:r>
+        <w:rPr>
+          <w:rFonts w:hint="eastAsia"/>
+        </w:rPr>
+        <w:t>1-3-</w:t>
+      </w:r>
+      <w:r>
+        <w:t>3. 首次运行自动解压 Node（</w:t>
       </w:r>
       <w:r>
         <w:rPr>
           <w:b/>
           <w:bCs/>
         </w:rPr>
-        <w:t>**</w:t>
-      </w:r>
-      <w:r>
-        <w:t>（或右键 → 以管理员身份运行，若端口被占用）。</w:t>
-      </w:r>
-    </w:p>
-    <w:p>
-      <w:pPr>
-        <w:ind w:firstLineChars="200" w:firstLine="440"/>
-        <w:rPr>
-          <w:rFonts w:hint="eastAsia"/>
-        </w:rPr>
-      </w:pPr>
-      <w:r>
-        <w:rPr>
-          <w:rFonts w:hint="eastAsia"/>
-        </w:rPr>
-        <w:t>1-1-</w:t>
-      </w:r>
-      <w:r>
-        <w:t>3. 浏览器自动打开</w:t>
-      </w:r>
-      <w:r>
-        <w:rPr>
-          <w:rFonts w:hint="eastAsia"/>
-        </w:rPr>
-        <w:t>登录页面</w:t>
-      </w:r>
-      <w:r>
-        <w:t xml:space="preserve"> `http://127.0.0.1:46001`。</w:t>
-      </w:r>
-    </w:p>
-    <w:p>
-      <w:pPr>
-        <w:ind w:firstLineChars="200" w:firstLine="440"/>
-        <w:rPr>
-          <w:rFonts w:hint="eastAsia"/>
-        </w:rPr>
-      </w:pPr>
-    </w:p>
-    <w:p>
-      <w:pPr>
-        <w:ind w:firstLineChars="200" w:firstLine="440"/>
-        <w:rPr>
-          <w:rFonts w:hint="eastAsia"/>
-        </w:rPr>
-      </w:pPr>
-      <w:r>
-        <w:rPr>
-          <w:rFonts w:hint="eastAsia"/>
-        </w:rPr>
-        <w:t>1-2</w:t>
-      </w:r>
-      <w:r>
-        <w:t xml:space="preserve"> macOS (Apple Silicon, arm64)</w:t>
-      </w:r>
-    </w:p>
-    <w:p>
-      <w:pPr>
-        <w:ind w:firstLineChars="200" w:firstLine="440"/>
-        <w:rPr>
-          <w:rFonts w:hint="eastAsia"/>
-        </w:rPr>
-      </w:pPr>
-      <w:r>
-        <w:rPr>
-          <w:rFonts w:hint="eastAsia"/>
-        </w:rPr>
-        <w:t>1-2-</w:t>
-      </w:r>
-      <w:r>
-        <w:t>1. 拷贝整个 `</w:t>
-      </w:r>
-      <w:proofErr w:type="spellStart"/>
-      <w:r>
-        <w:t>TakeTopDshTeam</w:t>
-      </w:r>
-      <w:proofErr w:type="spellEnd"/>
-      <w:r>
-        <w:t>` 目录到目标 Mac。</w:t>
-      </w:r>
-    </w:p>
-    <w:p>
-      <w:pPr>
-        <w:ind w:firstLineChars="200" w:firstLine="440"/>
-        <w:rPr>
-          <w:rFonts w:hint="eastAsia"/>
-        </w:rPr>
-      </w:pPr>
-      <w:r>
-        <w:rPr>
-          <w:rFonts w:hint="eastAsia"/>
-        </w:rPr>
-        <w:t>1-2-</w:t>
-      </w:r>
-      <w:r>
-        <w:t>2. 打开终端（Terminal），进入目录：</w:t>
-      </w:r>
-    </w:p>
-    <w:p>
-      <w:pPr>
-        <w:ind w:firstLineChars="200" w:firstLine="440"/>
-        <w:rPr>
-          <w:rFonts w:hint="eastAsia"/>
-        </w:rPr>
-      </w:pPr>
-      <w:r>
-        <w:t xml:space="preserve">   bash</w:t>
-      </w:r>
-      <w:r>
-        <w:t xml:space="preserve"> cd /path/to/</w:t>
-      </w:r>
-      <w:proofErr w:type="spellStart"/>
-      <w:r>
-        <w:t>TakeTopDshTeam</w:t>
-      </w:r>
-      <w:proofErr w:type="spellEnd"/>
-      <w:r>
-        <w:t xml:space="preserve"> </w:t>
-      </w:r>
-      <w:proofErr w:type="spellStart"/>
-      <w:r>
-        <w:t>chmod</w:t>
-      </w:r>
-      <w:proofErr w:type="spellEnd"/>
-      <w:r>
-        <w:t xml:space="preserve"> +x start.sh ./start.sh</w:t>
-      </w:r>
-    </w:p>
-    <w:p>
-      <w:pPr>
-        <w:ind w:firstLineChars="200" w:firstLine="440"/>
-        <w:rPr>
-          <w:rFonts w:hint="eastAsia"/>
-        </w:rPr>
-      </w:pPr>
-    </w:p>
-    <w:p>
-      <w:pPr>
-        <w:ind w:firstLineChars="200" w:firstLine="440"/>
-        <w:rPr>
-          <w:rFonts w:hint="eastAsia"/>
-        </w:rPr>
-      </w:pPr>
-      <w:r>
-        <w:rPr>
-          <w:rFonts w:hint="eastAsia"/>
-        </w:rPr>
-        <w:t>1-2-</w:t>
-      </w:r>
-      <w:r>
-        <w:t>3. 首次运行会自动解压 Node 并安装 `@deepseek-ai/dsh`（</w:t>
+        <w:t>**已内置，无需下载**</w:t>
+      </w:r>
+      <w:r>
+        <w:t>）；仅 `@deepseek-ai/dsh` 的原生依赖需</w:t>
       </w:r>
       <w:r>
         <w:rPr>
           <w:b/>
           <w:bCs/>
         </w:rPr>
-        <w:t>**需联网一次**</w:t>
-      </w:r>
-      <w:r>
-        <w:t>）。</w:t>
+        <w:t>**联网安装一次**</w:t>
+      </w:r>
+      <w:r>
+        <w:t>，之后离线可用。</w:t>
       </w:r>
     </w:p>
     <w:p>
@@ -572,13 +757,28 @@
         <w:rPr>
           <w:rFonts w:hint="eastAsia"/>
         </w:rPr>
-        <w:t>1-2-</w:t>
-      </w:r>
-      <w:r>
-        <w:t>4.</w:t>
-      </w:r>
-      <w:r>
-        <w:t>浏览器自动打开</w:t>
+        <w:t>1-</w:t>
+      </w:r>
+      <w:r>
+        <w:rPr>
+          <w:rFonts w:hint="eastAsia"/>
+        </w:rPr>
+        <w:t>3</w:t>
+      </w:r>
+      <w:r>
+        <w:rPr>
+          <w:rFonts w:hint="eastAsia"/>
+        </w:rPr>
+        <w:t>-</w:t>
+      </w:r>
+      <w:r>
+        <w:rPr>
+          <w:rFonts w:hint="eastAsia"/>
+        </w:rPr>
+        <w:t>4</w:t>
+      </w:r>
+      <w:r>
+        <w:t>. 浏览器自动打开</w:t>
       </w:r>
       <w:r>
         <w:rPr>
@@ -592,221 +792,43 @@
     </w:p>
     <w:p>
       <w:pPr>
+        <w:rPr>
+          <w:rFonts w:hint="eastAsia"/>
+        </w:rPr>
+      </w:pPr>
+    </w:p>
+    <w:p>
+      <w:pPr>
+        <w:rPr>
+          <w:rFonts w:hint="eastAsia"/>
+        </w:rPr>
+      </w:pPr>
+      <w:r>
+        <w:rPr>
+          <w:rFonts w:hint="eastAsia"/>
+        </w:rPr>
+        <w:t>二</w:t>
+      </w:r>
+      <w:r>
+        <w:rPr>
+          <w:rFonts w:hint="eastAsia"/>
+        </w:rPr>
+        <w:t>，</w:t>
+      </w:r>
+      <w:r>
+        <w:rPr>
+          <w:rFonts w:hint="eastAsia"/>
+        </w:rPr>
+        <w:t>平台登录</w:t>
+      </w:r>
+    </w:p>
+    <w:p>
+      <w:pPr>
         <w:ind w:firstLineChars="200" w:firstLine="440"/>
         <w:rPr>
           <w:rFonts w:hint="eastAsia"/>
         </w:rPr>
       </w:pPr>
-    </w:p>
-    <w:p>
-      <w:pPr>
-        <w:ind w:firstLineChars="200" w:firstLine="440"/>
-        <w:rPr>
-          <w:rFonts w:hint="eastAsia"/>
-        </w:rPr>
-      </w:pPr>
-      <w:r>
-        <w:rPr>
-          <w:rFonts w:hint="eastAsia"/>
-        </w:rPr>
-        <w:t>1-3、</w:t>
-      </w:r>
-      <w:r>
-        <w:t xml:space="preserve"> Linux (x64 / arm64)</w:t>
-      </w:r>
-    </w:p>
-    <w:p>
-      <w:pPr>
-        <w:ind w:firstLineChars="200" w:firstLine="440"/>
-        <w:rPr>
-          <w:rFonts w:hint="eastAsia"/>
-        </w:rPr>
-      </w:pPr>
-      <w:r>
-        <w:rPr>
-          <w:rFonts w:hint="eastAsia"/>
-        </w:rPr>
-        <w:t>1-3-</w:t>
-      </w:r>
-      <w:r>
-        <w:t>1. 拷贝整个 `</w:t>
-      </w:r>
-      <w:proofErr w:type="spellStart"/>
-      <w:r>
-        <w:t>TakeTopDshTeam</w:t>
-      </w:r>
-      <w:proofErr w:type="spellEnd"/>
-      <w:r>
-        <w:t>` 目录到目标机器。</w:t>
-      </w:r>
-    </w:p>
-    <w:p>
-      <w:pPr>
-        <w:ind w:firstLineChars="200" w:firstLine="440"/>
-        <w:rPr>
-          <w:rFonts w:hint="eastAsia"/>
-        </w:rPr>
-      </w:pPr>
-      <w:r>
-        <w:rPr>
-          <w:rFonts w:hint="eastAsia"/>
-        </w:rPr>
-        <w:t>1-3-</w:t>
-      </w:r>
-      <w:r>
-        <w:t>2. 打开终端，进入目录：</w:t>
-      </w:r>
-    </w:p>
-    <w:p>
-      <w:pPr>
-        <w:ind w:firstLineChars="200" w:firstLine="440"/>
-        <w:rPr>
-          <w:rFonts w:hint="eastAsia"/>
-        </w:rPr>
-      </w:pPr>
-      <w:r>
-        <w:t xml:space="preserve">  </w:t>
-      </w:r>
-      <w:r>
-        <w:t>bash cd /path/to/</w:t>
-      </w:r>
-      <w:proofErr w:type="spellStart"/>
-      <w:r>
-        <w:t>TakeTopDshTeam</w:t>
-      </w:r>
-      <w:proofErr w:type="spellEnd"/>
-      <w:r>
-        <w:t xml:space="preserve"> </w:t>
-      </w:r>
-      <w:proofErr w:type="spellStart"/>
-      <w:r>
-        <w:t>chmod</w:t>
-      </w:r>
-      <w:proofErr w:type="spellEnd"/>
-      <w:r>
-        <w:t xml:space="preserve"> +x start.sh ./start.sh</w:t>
-      </w:r>
-    </w:p>
-    <w:p>
-      <w:pPr>
-        <w:ind w:firstLineChars="200" w:firstLine="440"/>
-        <w:rPr>
-          <w:rFonts w:hint="eastAsia"/>
-        </w:rPr>
-      </w:pPr>
-      <w:r>
-        <w:rPr>
-          <w:rFonts w:hint="eastAsia"/>
-        </w:rPr>
-        <w:t>1-3-</w:t>
-      </w:r>
-      <w:r>
-        <w:t>3. 首次运行自动解压 Node（</w:t>
-      </w:r>
-      <w:r>
-        <w:rPr>
-          <w:b/>
-          <w:bCs/>
-        </w:rPr>
-        <w:t>**已内置，无需下载**</w:t>
-      </w:r>
-      <w:r>
-        <w:t>）；仅 `@deepseek-ai/dsh` 的原生依赖需</w:t>
-      </w:r>
-      <w:r>
-        <w:rPr>
-          <w:b/>
-          <w:bCs/>
-        </w:rPr>
-        <w:t>**联网安装一次**</w:t>
-      </w:r>
-      <w:r>
-        <w:t>，之后离线可用。</w:t>
-      </w:r>
-    </w:p>
-    <w:p>
-      <w:pPr>
-        <w:ind w:firstLineChars="200" w:firstLine="440"/>
-        <w:rPr>
-          <w:rFonts w:hint="eastAsia"/>
-        </w:rPr>
-      </w:pPr>
-      <w:r>
-        <w:rPr>
-          <w:rFonts w:hint="eastAsia"/>
-        </w:rPr>
-        <w:t>1-</w:t>
-      </w:r>
-      <w:r>
-        <w:rPr>
-          <w:rFonts w:hint="eastAsia"/>
-        </w:rPr>
-        <w:t>3</w:t>
-      </w:r>
-      <w:r>
-        <w:rPr>
-          <w:rFonts w:hint="eastAsia"/>
-        </w:rPr>
-        <w:t>-</w:t>
-      </w:r>
-      <w:r>
-        <w:rPr>
-          <w:rFonts w:hint="eastAsia"/>
-        </w:rPr>
-        <w:t>4</w:t>
-      </w:r>
-      <w:r>
-        <w:t>. 浏览器自动打开</w:t>
-      </w:r>
-      <w:r>
-        <w:rPr>
-          <w:rFonts w:hint="eastAsia"/>
-        </w:rPr>
-        <w:t>登录页面</w:t>
-      </w:r>
-      <w:r>
-        <w:t xml:space="preserve"> `http://127.0.0.1:46001`。</w:t>
-      </w:r>
-    </w:p>
-    <w:p>
-      <w:pPr>
-        <w:rPr>
-          <w:rFonts w:hint="eastAsia"/>
-        </w:rPr>
-      </w:pPr>
-    </w:p>
-    <w:p>
-      <w:pPr>
-        <w:rPr>
-          <w:rFonts w:hint="eastAsia"/>
-        </w:rPr>
-      </w:pPr>
-      <w:r>
-        <w:rPr>
-          <w:rFonts w:hint="eastAsia"/>
-        </w:rPr>
-        <w:t>二</w:t>
-      </w:r>
-      <w:r>
-        <w:rPr>
-          <w:rFonts w:hint="eastAsia"/>
-        </w:rPr>
-        <w:t>，</w:t>
-      </w:r>
-      <w:r>
-        <w:rPr>
-          <w:rFonts w:hint="eastAsia"/>
-        </w:rPr>
-        <w:t>平台登录</w:t>
-      </w:r>
-    </w:p>
-    <w:p>
-      <w:pPr>
-        <w:ind w:firstLineChars="200" w:firstLine="440"/>
-        <w:rPr>
-          <w:rFonts w:hint="eastAsia"/>
-        </w:rPr>
-      </w:pPr>
       <w:r>
         <w:rPr>
           <w:rFonts w:hint="eastAsia"/>
@@ -817,14 +839,7 @@
         <w:rPr>
           <w:rFonts w:hint="eastAsia"/>
         </w:rPr>
-        <w:t>打开</w:t>
-      </w:r>
-      <w:proofErr w:type="spellStart"/>
-      <w:r>
-        <w:rPr>
-          <w:rFonts w:hint="eastAsia"/>
-        </w:rPr>
-        <w:t>TakeTopD</w:t>
+        <w:t>打开TakeTopD</w:t>
       </w:r>
       <w:r>
         <w:rPr>
@@ -836,14 +851,7 @@
         <w:rPr>
           <w:rFonts w:hint="eastAsia"/>
         </w:rPr>
-        <w:t>Team</w:t>
-      </w:r>
-      <w:proofErr w:type="spellEnd"/>
-      <w:r>
-        <w:rPr>
-          <w:rFonts w:hint="eastAsia"/>
-        </w:rPr>
-        <w:t xml:space="preserve"> 目录，可以看到下面两个文件，按不同的系统运行不同的文件，打开登录页面！</w:t>
+        <w:t>Team 目录，可以看到下面两个文件，按不同的系统运行不同的文件，打开登录页面！</w:t>
       </w:r>
     </w:p>
     <w:p>
@@ -856,8 +864,9 @@
         <w:rPr>
           <w:noProof/>
         </w:rPr>
+        <w:lastRenderedPageBreak/>
         <w:drawing>
-          <wp:inline distT="0" distB="0" distL="0" distR="0" wp14:anchorId="78E1C3EA" wp14:editId="5FB896FA">
+          <wp:inline distT="0" distB="0" distL="0" distR="0" wp14:anchorId="78E1C3EA" wp14:editId="046BC57E">
             <wp:extent cx="5274310" cy="465455"/>
             <wp:effectExtent l="0" t="0" r="2540" b="0"/>
             <wp:docPr id="286631104" name="图片 1"/>
@@ -874,7 +883,7 @@
                     </pic:cNvPicPr>
                   </pic:nvPicPr>
                   <pic:blipFill>
-                    <a:blip r:embed="rId8" cstate="print">
+                    <a:blip r:embed="rId10" cstate="print">
                       <a:extLst>
                         <a:ext uri="{28A0092B-C50C-407E-A947-70E740481C1C}">
                           <a14:useLocalDpi xmlns:a14="http://schemas.microsoft.com/office/drawing/2010/main" val="0"/>
@@ -960,7 +969,7 @@
                     </pic:cNvPicPr>
                   </pic:nvPicPr>
                   <pic:blipFill>
-                    <a:blip r:embed="rId9" cstate="print">
+                    <a:blip r:embed="rId11" cstate="print">
                       <a:extLst>
                         <a:ext uri="{28A0092B-C50C-407E-A947-70E740481C1C}">
                           <a14:useLocalDpi xmlns:a14="http://schemas.microsoft.com/office/drawing/2010/main" val="0"/>
@@ -1008,41 +1017,13 @@
         <w:rPr>
           <w:rFonts w:hint="eastAsia"/>
         </w:rPr>
-        <w:t>，第一次登录平台后，</w:t>
-      </w:r>
-      <w:proofErr w:type="spellStart"/>
-      <w:r>
-        <w:rPr>
-          <w:rFonts w:hint="eastAsia"/>
-        </w:rPr>
-        <w:t>TakeTopDSH</w:t>
-      </w:r>
-      <w:proofErr w:type="spellEnd"/>
-      <w:r>
-        <w:rPr>
-          <w:rFonts w:hint="eastAsia"/>
-        </w:rPr>
-        <w:t xml:space="preserve"> Team的后台服务</w:t>
-      </w:r>
-      <w:proofErr w:type="spellStart"/>
-      <w:r>
-        <w:rPr>
-          <w:rFonts w:hint="eastAsia"/>
-        </w:rPr>
-        <w:t>TakeTopDSHL</w:t>
-      </w:r>
-      <w:r>
-        <w:rPr>
-          <w:rFonts w:hint="eastAsia"/>
-        </w:rPr>
-        <w:t>auncher</w:t>
-      </w:r>
-      <w:proofErr w:type="spellEnd"/>
-      <w:r>
-        <w:rPr>
-          <w:rFonts w:hint="eastAsia"/>
-        </w:rPr>
-        <w:t xml:space="preserve"> </w:t>
+        <w:t>，第一次登录平台后，TakeTopDSH Team的后台服务TakeTopDSHL</w:t>
+      </w:r>
+      <w:r>
+        <w:rPr>
+          <w:rFonts w:hint="eastAsia"/>
+        </w:rPr>
+        <w:t xml:space="preserve">auncher </w:t>
       </w:r>
       <w:r>
         <w:rPr>
@@ -1074,7 +1055,7 @@
         </w:rPr>
         <w:t xml:space="preserve">输入这个 </w:t>
       </w:r>
-      <w:hyperlink r:id="rId10" w:history="1">
+      <w:hyperlink r:id="rId12" w:history="1">
         <w:r>
           <w:rPr>
             <w:rStyle w:val="af2"/>
@@ -1156,6 +1137,7 @@
         <w:rPr>
           <w:noProof/>
         </w:rPr>
+        <w:lastRenderedPageBreak/>
         <w:drawing>
           <wp:inline distT="0" distB="0" distL="0" distR="0" wp14:anchorId="6287BC60" wp14:editId="44017FB2">
             <wp:extent cx="5274310" cy="3604895"/>
@@ -1174,7 +1156,7 @@
                     </pic:cNvPicPr>
                   </pic:nvPicPr>
                   <pic:blipFill>
-                    <a:blip r:embed="rId11" cstate="print">
+                    <a:blip r:embed="rId13" cstate="print">
                       <a:extLst>
                         <a:ext uri="{28A0092B-C50C-407E-A947-70E740481C1C}">
                           <a14:useLocalDpi xmlns:a14="http://schemas.microsoft.com/office/drawing/2010/main" val="0"/>
@@ -1234,7 +1216,7 @@
                     </pic:cNvPicPr>
                   </pic:nvPicPr>
                   <pic:blipFill>
-                    <a:blip r:embed="rId12" cstate="print">
+                    <a:blip r:embed="rId14" cstate="print">
                       <a:extLst>
                         <a:ext uri="{28A0092B-C50C-407E-A947-70E740481C1C}">
                           <a14:useLocalDpi xmlns:a14="http://schemas.microsoft.com/office/drawing/2010/main" val="0"/>
@@ -1276,6 +1258,7 @@
         <w:rPr>
           <w:rFonts w:hint="eastAsia"/>
         </w:rPr>
+        <w:lastRenderedPageBreak/>
         <w:t>可以对平台进行</w:t>
       </w:r>
       <w:r>
@@ -1322,7 +1305,7 @@
           <w:noProof/>
         </w:rPr>
         <w:drawing>
-          <wp:inline distT="0" distB="0" distL="0" distR="0" wp14:anchorId="2044E27F" wp14:editId="6C24ED82">
+          <wp:inline distT="0" distB="0" distL="0" distR="0" wp14:anchorId="2044E27F" wp14:editId="0C99D422">
             <wp:extent cx="5274310" cy="2002155"/>
             <wp:effectExtent l="0" t="0" r="2540" b="0"/>
             <wp:docPr id="5370857" name="图片 5"/>
@@ -1339,7 +1322,7 @@
                     </pic:cNvPicPr>
                   </pic:nvPicPr>
                   <pic:blipFill>
-                    <a:blip r:embed="rId13" cstate="print">
+                    <a:blip r:embed="rId15" cstate="print">
                       <a:extLst>
                         <a:ext uri="{28A0092B-C50C-407E-A947-70E740481C1C}">
                           <a14:useLocalDpi xmlns:a14="http://schemas.microsoft.com/office/drawing/2010/main" val="0"/>
@@ -1398,21 +1381,7 @@
         <w:rPr>
           <w:rFonts w:hint="eastAsia"/>
         </w:rPr>
-        <w:t>设置Workspace path也就是设置平台的工作区目录，注意这个目录可以设在电脑上的任何一个驱动器上，但要规划好，确保容量够大，因为</w:t>
-      </w:r>
-      <w:proofErr w:type="spellStart"/>
-      <w:r>
-        <w:rPr>
-          <w:rFonts w:hint="eastAsia"/>
-        </w:rPr>
-        <w:t>TakeTopDSH</w:t>
-      </w:r>
-      <w:proofErr w:type="spellEnd"/>
-      <w:r>
-        <w:rPr>
-          <w:rFonts w:hint="eastAsia"/>
-        </w:rPr>
-        <w:t xml:space="preserve"> Team 你输入的所有数据，上传的所有文件都放在这个目录下！</w:t>
+        <w:t>设置Workspace path也就是设置平台的工作区目录，注意这个目录可以设在电脑上的任何一个驱动器上，但要规划好，确保容量够大，因为TakeTopDSH Team 你输入的所有数据，上传的所有文件都放在这个目录下！</w:t>
       </w:r>
     </w:p>
     <w:p>
@@ -1453,24 +1422,14 @@
         </w:rPr>
         <w:t>External URL是指如果外网也要使用平台，那么你可以给服务器一个公网IP，那么你就可以在这里输入，比如公网IP 是：188.88.88.88 ，那么就可以这样设：</w:t>
       </w:r>
-      <w:r>
-        <w:fldChar w:fldCharType="begin"/>
-      </w:r>
-      <w:r>
-        <w:instrText>HYPERLINK "http://188.88.88.88:46000"</w:instrText>
-      </w:r>
-      <w:r>
-        <w:fldChar w:fldCharType="separate"/>
-      </w:r>
-      <w:r>
-        <w:rPr>
-          <w:rStyle w:val="af2"/>
-        </w:rPr>
-        <w:t>http://188.88.88.88:46000</w:t>
-      </w:r>
-      <w:r>
-        <w:fldChar w:fldCharType="end"/>
-      </w:r>
+      <w:hyperlink r:id="rId16" w:history="1">
+        <w:r>
+          <w:rPr>
+            <w:rStyle w:val="af2"/>
+          </w:rPr>
+          <w:t>http://188.88.88.88:46000</w:t>
+        </w:r>
+      </w:hyperlink>
       <w:r>
         <w:rPr>
           <w:rFonts w:hint="eastAsia"/>
@@ -1535,7 +1494,7 @@
                     </pic:cNvPicPr>
                   </pic:nvPicPr>
                   <pic:blipFill>
-                    <a:blip r:embed="rId14" cstate="print">
+                    <a:blip r:embed="rId17" cstate="print">
                       <a:extLst>
                         <a:ext uri="{28A0092B-C50C-407E-A947-70E740481C1C}">
                           <a14:useLocalDpi xmlns:a14="http://schemas.microsoft.com/office/drawing/2010/main" val="0"/>
@@ -1642,7 +1601,7 @@
                     </pic:cNvPicPr>
                   </pic:nvPicPr>
                   <pic:blipFill>
-                    <a:blip r:embed="rId15" cstate="print">
+                    <a:blip r:embed="rId18" cstate="print">
                       <a:extLst>
                         <a:ext uri="{28A0092B-C50C-407E-A947-70E740481C1C}">
                           <a14:useLocalDpi xmlns:a14="http://schemas.microsoft.com/office/drawing/2010/main" val="0"/>
@@ -1686,21 +1645,7 @@
         <w:rPr>
           <w:rFonts w:hint="eastAsia"/>
         </w:rPr>
-        <w:t>因为</w:t>
-      </w:r>
-      <w:proofErr w:type="spellStart"/>
-      <w:r>
-        <w:rPr>
-          <w:rFonts w:hint="eastAsia"/>
-        </w:rPr>
-        <w:t>TakeTopDSH</w:t>
-      </w:r>
-      <w:proofErr w:type="spellEnd"/>
-      <w:r>
-        <w:rPr>
-          <w:rFonts w:hint="eastAsia"/>
-        </w:rPr>
-        <w:t xml:space="preserve"> Team 是在DeepSeek Harness 基础上扩展的AI协作平台，所以在DeepSeek Harness更新版本后，也可以点击这个按钮进行升级，确保使用到DeepSeek Harness的最新功能！</w:t>
+        <w:t>因为TakeTopDSH Team 是在DeepSeek Harness 基础上扩展的AI协作平台，所以在DeepSeek Harness更新版本后，也可以点击这个按钮进行升级，确保使用到DeepSeek Harness的最新功能！</w:t>
       </w:r>
     </w:p>
     <w:p>
@@ -1743,28 +1688,19 @@
         </w:rPr>
         <w:t xml:space="preserve">    完成上面管理页面的设置后，点击</w:t>
       </w:r>
-      <w:proofErr w:type="spellStart"/>
       <w:r>
         <w:rPr>
           <w:b/>
           <w:bCs/>
         </w:rPr>
-        <w:t>TakeTopDSH</w:t>
-      </w:r>
-      <w:proofErr w:type="spellEnd"/>
-      <w:r>
-        <w:rPr>
+        <w:t>TakeTopDSH Team Launcher</w:t>
+      </w:r>
+      <w:r>
+        <w:rPr>
+          <w:rFonts w:hint="eastAsia"/>
           <w:b/>
           <w:bCs/>
         </w:rPr>
-        <w:t xml:space="preserve"> Team Launcher</w:t>
-      </w:r>
-      <w:r>
-        <w:rPr>
-          <w:rFonts w:hint="eastAsia"/>
-          <w:b/>
-          <w:bCs/>
-        </w:rPr>
         <w:t>部分的</w:t>
       </w:r>
       <w:r>
@@ -1791,7 +1727,7 @@
           <w:noProof/>
         </w:rPr>
         <w:drawing>
-          <wp:inline distT="0" distB="0" distL="0" distR="0" wp14:anchorId="39F15B5B" wp14:editId="179FE51B">
+          <wp:inline distT="0" distB="0" distL="0" distR="0" wp14:anchorId="39F15B5B" wp14:editId="5D471FBF">
             <wp:extent cx="5274310" cy="1233805"/>
             <wp:effectExtent l="0" t="0" r="2540" b="4445"/>
             <wp:docPr id="1833294711" name="图片 8"/>
@@ -1808,7 +1744,7 @@
                     </pic:cNvPicPr>
                   </pic:nvPicPr>
                   <pic:blipFill>
-                    <a:blip r:embed="rId16" cstate="print">
+                    <a:blip r:embed="rId19" cstate="print">
                       <a:extLst>
                         <a:ext uri="{28A0092B-C50C-407E-A947-70E740481C1C}">
                           <a14:useLocalDpi xmlns:a14="http://schemas.microsoft.com/office/drawing/2010/main" val="0"/>
@@ -1890,7 +1826,7 @@
                     </pic:cNvPicPr>
                   </pic:nvPicPr>
                   <pic:blipFill>
-                    <a:blip r:embed="rId17" cstate="print">
+                    <a:blip r:embed="rId20" cstate="print">
                       <a:extLst>
                         <a:ext uri="{28A0092B-C50C-407E-A947-70E740481C1C}">
                           <a14:useLocalDpi xmlns:a14="http://schemas.microsoft.com/office/drawing/2010/main" val="0"/>
@@ -1932,6 +1868,7 @@
         <w:rPr>
           <w:rFonts w:hint="eastAsia"/>
         </w:rPr>
+        <w:lastRenderedPageBreak/>
         <w:t>4-1、配置AI大模型的API Key</w:t>
       </w:r>
     </w:p>
@@ -1942,32 +1879,17 @@
           <w:rFonts w:hint="eastAsia"/>
         </w:rPr>
       </w:pPr>
-      <w:proofErr w:type="spellStart"/>
-      <w:r>
-        <w:rPr>
-          <w:rFonts w:hint="eastAsia"/>
-        </w:rPr>
-        <w:t>TakeTopDSH</w:t>
-      </w:r>
-      <w:proofErr w:type="spellEnd"/>
-      <w:r>
-        <w:rPr>
-          <w:rFonts w:hint="eastAsia"/>
-        </w:rPr>
-        <w:t xml:space="preserve"> Team虽然是基于DeepSeek Harness 扩展的，但也可以连接其它大模型，比如OpenAI ,Kim</w:t>
-      </w:r>
-      <w:r>
-        <w:rPr>
-          <w:rFonts w:hint="eastAsia"/>
-        </w:rPr>
-        <w:t xml:space="preserve">i, </w:t>
-      </w:r>
-      <w:proofErr w:type="spellStart"/>
-      <w:r>
-        <w:rPr>
-          <w:rFonts w:hint="eastAsia"/>
-        </w:rPr>
-        <w:t>Claude</w:t>
+      <w:r>
+        <w:rPr>
+          <w:rFonts w:hint="eastAsia"/>
+        </w:rPr>
+        <w:t>TakeTopDSH Team虽然是基于DeepSeek Harness 扩展的，但也可以连接其它大模型，比如OpenAI ,Kim</w:t>
+      </w:r>
+      <w:r>
+        <w:rPr>
+          <w:rFonts w:hint="eastAsia"/>
+        </w:rPr>
+        <w:t>i, Claude</w:t>
       </w:r>
       <w:r>
         <w:rPr>
@@ -1975,7 +1897,6 @@
         </w:rPr>
         <w:t>,Qwen</w:t>
       </w:r>
-      <w:proofErr w:type="spellEnd"/>
       <w:r>
         <w:rPr>
           <w:rFonts w:hint="eastAsia"/>
@@ -2018,7 +1939,7 @@
                     </pic:cNvPicPr>
                   </pic:nvPicPr>
                   <pic:blipFill>
-                    <a:blip r:embed="rId18" cstate="print">
+                    <a:blip r:embed="rId21" cstate="print">
                       <a:extLst>
                         <a:ext uri="{28A0092B-C50C-407E-A947-70E740481C1C}">
                           <a14:useLocalDpi xmlns:a14="http://schemas.microsoft.com/office/drawing/2010/main" val="0"/>
@@ -2085,7 +2006,7 @@
                     </pic:cNvPicPr>
                   </pic:nvPicPr>
                   <pic:blipFill>
-                    <a:blip r:embed="rId19" cstate="print">
+                    <a:blip r:embed="rId22" cstate="print">
                       <a:extLst>
                         <a:ext uri="{28A0092B-C50C-407E-A947-70E740481C1C}">
                           <a14:useLocalDpi xmlns:a14="http://schemas.microsoft.com/office/drawing/2010/main" val="0"/>
@@ -2142,6 +2063,7 @@
         <w:rPr>
           <w:noProof/>
         </w:rPr>
+        <w:lastRenderedPageBreak/>
         <w:drawing>
           <wp:inline distT="0" distB="0" distL="0" distR="0" wp14:anchorId="7AD44E72" wp14:editId="4164ABA8">
             <wp:extent cx="5274310" cy="4333875"/>
@@ -2160,7 +2082,7 @@
                     </pic:cNvPicPr>
                   </pic:nvPicPr>
                   <pic:blipFill>
-                    <a:blip r:embed="rId20" cstate="print">
+                    <a:blip r:embed="rId23" cstate="print">
                       <a:extLst>
                         <a:ext uri="{28A0092B-C50C-407E-A947-70E740481C1C}">
                           <a14:useLocalDpi xmlns:a14="http://schemas.microsoft.com/office/drawing/2010/main" val="0"/>
@@ -2229,7 +2151,7 @@
                     </pic:cNvPicPr>
                   </pic:nvPicPr>
                   <pic:blipFill>
-                    <a:blip r:embed="rId21" cstate="print">
+                    <a:blip r:embed="rId24" cstate="print">
                       <a:extLst>
                         <a:ext uri="{28A0092B-C50C-407E-A947-70E740481C1C}">
                           <a14:useLocalDpi xmlns:a14="http://schemas.microsoft.com/office/drawing/2010/main" val="0"/>
@@ -2271,6 +2193,7 @@
         <w:rPr>
           <w:rFonts w:hint="eastAsia"/>
         </w:rPr>
+        <w:lastRenderedPageBreak/>
         <w:t>4-2、文件管理器</w:t>
       </w:r>
     </w:p>
@@ -2347,7 +2270,7 @@
                     </pic:cNvPicPr>
                   </pic:nvPicPr>
                   <pic:blipFill>
-                    <a:blip r:embed="rId22" cstate="print">
+                    <a:blip r:embed="rId25" cstate="print">
                       <a:extLst>
                         <a:ext uri="{28A0092B-C50C-407E-A947-70E740481C1C}">
                           <a14:useLocalDpi xmlns:a14="http://schemas.microsoft.com/office/drawing/2010/main" val="0"/>
@@ -2517,7 +2440,7 @@
                     </pic:cNvPicPr>
                   </pic:nvPicPr>
                   <pic:blipFill>
-                    <a:blip r:embed="rId23" cstate="print">
+                    <a:blip r:embed="rId26" cstate="print">
                       <a:extLst>
                         <a:ext uri="{28A0092B-C50C-407E-A947-70E740481C1C}">
                           <a14:useLocalDpi xmlns:a14="http://schemas.microsoft.com/office/drawing/2010/main" val="0"/>
@@ -2576,6 +2499,7 @@
         <w:rPr>
           <w:noProof/>
         </w:rPr>
+        <w:lastRenderedPageBreak/>
         <w:drawing>
           <wp:inline distT="0" distB="0" distL="0" distR="0" wp14:anchorId="7D592ADE" wp14:editId="1C661E71">
             <wp:extent cx="5274310" cy="3773170"/>
@@ -2594,7 +2518,7 @@
                     </pic:cNvPicPr>
                   </pic:nvPicPr>
                   <pic:blipFill>
-                    <a:blip r:embed="rId24" cstate="print">
+                    <a:blip r:embed="rId27" cstate="print">
                       <a:extLst>
                         <a:ext uri="{28A0092B-C50C-407E-A947-70E740481C1C}">
                           <a14:useLocalDpi xmlns:a14="http://schemas.microsoft.com/office/drawing/2010/main" val="0"/>
@@ -2699,7 +2623,7 @@
                     </pic:cNvPicPr>
                   </pic:nvPicPr>
                   <pic:blipFill>
-                    <a:blip r:embed="rId25" cstate="print">
+                    <a:blip r:embed="rId28" cstate="print">
                       <a:extLst>
                         <a:ext uri="{28A0092B-C50C-407E-A947-70E740481C1C}">
                           <a14:useLocalDpi xmlns:a14="http://schemas.microsoft.com/office/drawing/2010/main" val="0"/>
@@ -2741,6 +2665,7 @@
         <w:rPr>
           <w:noProof/>
         </w:rPr>
+        <w:lastRenderedPageBreak/>
         <w:drawing>
           <wp:inline distT="0" distB="0" distL="0" distR="0" wp14:anchorId="3A1C62D6" wp14:editId="6A71540F">
             <wp:extent cx="5274310" cy="1266825"/>
@@ -2759,7 +2684,7 @@
                     </pic:cNvPicPr>
                   </pic:nvPicPr>
                   <pic:blipFill>
-                    <a:blip r:embed="rId26" cstate="print">
+                    <a:blip r:embed="rId29" cstate="print">
                       <a:extLst>
                         <a:ext uri="{28A0092B-C50C-407E-A947-70E740481C1C}">
                           <a14:useLocalDpi xmlns:a14="http://schemas.microsoft.com/office/drawing/2010/main" val="0"/>
@@ -2844,7 +2769,7 @@
                     </pic:cNvPicPr>
                   </pic:nvPicPr>
                   <pic:blipFill>
-                    <a:blip r:embed="rId27" cstate="print">
+                    <a:blip r:embed="rId30" cstate="print">
                       <a:extLst>
                         <a:ext uri="{28A0092B-C50C-407E-A947-70E740481C1C}">
                           <a14:useLocalDpi xmlns:a14="http://schemas.microsoft.com/office/drawing/2010/main" val="0"/>
@@ -2892,6 +2817,7 @@
         <w:rPr>
           <w:noProof/>
         </w:rPr>
+        <w:lastRenderedPageBreak/>
         <w:drawing>
           <wp:inline distT="0" distB="0" distL="0" distR="0" wp14:anchorId="07ADBCC3" wp14:editId="4442B2CF">
             <wp:extent cx="5274310" cy="3773170"/>
@@ -2910,7 +2836,7 @@
                     </pic:cNvPicPr>
                   </pic:nvPicPr>
                   <pic:blipFill>
-                    <a:blip r:embed="rId24" cstate="print">
+                    <a:blip r:embed="rId27" cstate="print">
                       <a:extLst>
                         <a:ext uri="{28A0092B-C50C-407E-A947-70E740481C1C}">
                           <a14:useLocalDpi xmlns:a14="http://schemas.microsoft.com/office/drawing/2010/main" val="0"/>
@@ -2965,21 +2891,7 @@
         <w:rPr>
           <w:rFonts w:hint="eastAsia"/>
         </w:rPr>
-        <w:t>管理员admin在管理页面添加的成员，比如刚才添加的</w:t>
-      </w:r>
-      <w:proofErr w:type="spellStart"/>
-      <w:r>
-        <w:rPr>
-          <w:rFonts w:hint="eastAsia"/>
-        </w:rPr>
-        <w:t>ericliu</w:t>
-      </w:r>
-      <w:proofErr w:type="spellEnd"/>
-      <w:r>
-        <w:rPr>
-          <w:rFonts w:hint="eastAsia"/>
-        </w:rPr>
-        <w:t>，也可以在登录页面进行登录，登录进成员的管理页面，如下图，它比管理员 admin用户的管理页面简单，</w:t>
+        <w:t>管理员admin在管理页面添加的成员，比如刚才添加的ericliu，也可以在登录页面进行登录，登录进成员的管理页面，如下图，它比管理员 admin用户的管理页面简单，</w:t>
       </w:r>
     </w:p>
     <w:p>
@@ -3010,7 +2922,7 @@
                     </pic:cNvPicPr>
                   </pic:nvPicPr>
                   <pic:blipFill>
-                    <a:blip r:embed="rId28" cstate="print">
+                    <a:blip r:embed="rId31" cstate="print">
                       <a:extLst>
                         <a:ext uri="{28A0092B-C50C-407E-A947-70E740481C1C}">
                           <a14:useLocalDpi xmlns:a14="http://schemas.microsoft.com/office/drawing/2010/main" val="0"/>
@@ -3052,7 +2964,14 @@
         <w:rPr>
           <w:rFonts w:hint="eastAsia"/>
         </w:rPr>
-        <w:t>在这个管理页面，你可以点击Start 按钮启动 DSH 服务，第一次启动会慢点，启动之后，就可以打成员的DSH页面了，如下图，操作方式就和管理员admin的一样了，但要注意的是成员只能在他自己的文件工作区工作，看不到另的工作区的文件数据！</w:t>
+        <w:t>在这个管理页面，你可以点击Start 按钮启动 DSH 服务，第一次启动会慢点，启动之后，就可以打成员的DSH页面了，如下图，操作方式就和管理员admin的一样了，但</w:t>
+      </w:r>
+      <w:r>
+        <w:rPr>
+          <w:rFonts w:hint="eastAsia"/>
+        </w:rPr>
+        <w:lastRenderedPageBreak/>
+        <w:t>要注意的是成员只能在他自己的文件工作区工作，看不到另的工作区的文件数据！</w:t>
       </w:r>
     </w:p>
     <w:p>
@@ -3135,7 +3054,7 @@
                     </pic:cNvPicPr>
                   </pic:nvPicPr>
                   <pic:blipFill>
-                    <a:blip r:embed="rId29" cstate="print">
+                    <a:blip r:embed="rId32" cstate="print">
                       <a:extLst>
                         <a:ext uri="{28A0092B-C50C-407E-A947-70E740481C1C}">
                           <a14:useLocalDpi xmlns:a14="http://schemas.microsoft.com/office/drawing/2010/main" val="0"/>
@@ -3194,7 +3113,7 @@
       </w:r>
     </w:p>
     <w:sectPr>
-      <w:footerReference w:type="default" r:id="rId30"/>
+      <w:footerReference w:type="default" r:id="rId33"/>
       <w:pgSz w:w="11906" w:h="16838"/>
       <w:pgMar w:top="1440" w:right="1800" w:bottom="1440" w:left="1800" w:header="851" w:footer="992" w:gutter="0"/>
       <w:cols w:space="425"/>
@@ -3409,6 +3328,95 @@
 <file path=word/numbering.xml><?xml version="1.0" encoding="utf-8"?>
 <w:numbering xmlns:wpc="http://schemas.microsoft.com/office/word/2010/wordprocessingCanvas" xmlns:cx="http://schemas.microsoft.com/office/drawing/2014/chartex" xmlns:cx1="http://schemas.microsoft.com/office/drawing/2015/9/8/chartex" xmlns:cx2="http://schemas.microsoft.com/office/drawing/2015/10/21/chartex" xmlns:cx3="http://schemas.microsoft.com/office/drawing/2016/5/9/chartex" xmlns:cx4="http://schemas.microsoft.com/office/drawing/2016/5/10/chartex" xmlns:cx5="http://schemas.microsoft.com/office/drawing/2016/5/11/chartex" xmlns:cx6="http://schemas.microsoft.com/office/drawing/2016/5/12/chartex" xmlns:cx7="http://schemas.microsoft.com/office/drawing/2016/5/13/chartex" xmlns:cx8="http://schemas.microsoft.com/office/drawing/2016/5/14/chartex" xmlns:mc="http://schemas.openxmlformats.org/markup-compatibility/2006" xmlns:aink="http://schemas.microsoft.com/office/drawing/2016/ink" xmlns:am3d="http://schemas.microsoft.com/office/drawing/2017/model3d" xmlns:o="urn:schemas-microsoft-com:office:office" xmlns:oel="http://schemas.microsoft.com/office/2019/extlst" xmlns:r="http://schemas.openxmlformats.org/officeDocument/2006/relationships" xmlns:m="http://schemas.openxmlformats.org/officeDocument/2006/math" xmlns:v="urn:schemas-microsoft-com:vml" xmlns:wp14="http://schemas.microsoft.com/office/word/2010/wordprocessingDrawing" xmlns:wp="http://schemas.openxmlformats.org/drawingml/2006/wordprocessingDrawing" xmlns:w10="urn:schemas-microsoft-com:office:word" xmlns:w="http://schemas.openxmlformats.org/wordprocessingml/2006/main" xmlns:w14="http://schemas.microsoft.com/office/word/2010/wordml" xmlns:w15="http://schemas.microsoft.com/office/word/2012/wordml" xmlns:w16cex="http://schemas.microsoft.com/office/word/2018/wordml/cex" xmlns:w16cid="http://schemas.microsoft.com/office/word/2016/wordml/cid" xmlns:w16="http://schemas.microsoft.com/office/word/2018/wordml" xmlns:w16du="http://schemas.microsoft.com/office/word/2023/wordml/word16du" xmlns:w16sdtdh="http://schemas.microsoft.com/office/word/2020/wordml/sdtdatahash" xmlns:w16sdtfl="http://schemas.microsoft.com/office/word/2024/wordml/sdtformatlock" xmlns:w16se="http://schemas.microsoft.com/office/word/2015/wordml/symex" xmlns:wpg="http://schemas.microsoft.com/office/word/2010/wordprocessingGroup" xmlns:wpi="http://schemas.microsoft.com/office/word/2010/wordprocessingInk" xmlns:wne="http://schemas.microsoft.com/office/word/2006/wordml" xmlns:wps="http://schemas.microsoft.com/office/word/2010/wordprocessingShape" mc:Ignorable="w14 w15 w16se w16cid w16 w16cex w16sdtdh w16sdtfl w16du wp14">
   <w:abstractNum w:abstractNumId="0" w15:restartNumberingAfterBreak="0">
+    <w:nsid w:val="24354EB0"/>
+    <w:multiLevelType w:val="hybridMultilevel"/>
+    <w:tmpl w:val="DE7A91B0"/>
+    <w:lvl w:ilvl="0" w:tplc="6C9C14A8">
+      <w:start w:val="1"/>
+      <w:numFmt w:val="japaneseCounting"/>
+      <w:lvlText w:val="%1、"/>
+      <w:lvlJc w:val="left"/>
+      <w:pPr>
+        <w:ind w:left="435" w:hanging="435"/>
+      </w:pPr>
+      <w:rPr>
+        <w:rFonts w:hint="default"/>
+      </w:rPr>
+    </w:lvl>
+    <w:lvl w:ilvl="1" w:tplc="04090019" w:tentative="1">
+      <w:start w:val="1"/>
+      <w:numFmt w:val="lowerLetter"/>
+      <w:lvlText w:val="%2)"/>
+      <w:lvlJc w:val="left"/>
+      <w:pPr>
+        <w:ind w:left="880" w:hanging="440"/>
+      </w:pPr>
+    </w:lvl>
+    <w:lvl w:ilvl="2" w:tplc="0409001B" w:tentative="1">
+      <w:start w:val="1"/>
+      <w:numFmt w:val="lowerRoman"/>
+      <w:lvlText w:val="%3."/>
+      <w:lvlJc w:val="right"/>
+      <w:pPr>
+        <w:ind w:left="1320" w:hanging="440"/>
+      </w:pPr>
+    </w:lvl>
+    <w:lvl w:ilvl="3" w:tplc="0409000F" w:tentative="1">
+      <w:start w:val="1"/>
+      <w:numFmt w:val="decimal"/>
+      <w:lvlText w:val="%4."/>
+      <w:lvlJc w:val="left"/>
+      <w:pPr>
+        <w:ind w:left="1760" w:hanging="440"/>
+      </w:pPr>
+    </w:lvl>
+    <w:lvl w:ilvl="4" w:tplc="04090019" w:tentative="1">
+      <w:start w:val="1"/>
+      <w:numFmt w:val="lowerLetter"/>
+      <w:lvlText w:val="%5)"/>
+      <w:lvlJc w:val="left"/>
+      <w:pPr>
+        <w:ind w:left="2200" w:hanging="440"/>
+      </w:pPr>
+    </w:lvl>
+    <w:lvl w:ilvl="5" w:tplc="0409001B" w:tentative="1">
+      <w:start w:val="1"/>
+      <w:numFmt w:val="lowerRoman"/>
+      <w:lvlText w:val="%6."/>
+      <w:lvlJc w:val="right"/>
+      <w:pPr>
+        <w:ind w:left="2640" w:hanging="440"/>
+      </w:pPr>
+    </w:lvl>
+    <w:lvl w:ilvl="6" w:tplc="0409000F" w:tentative="1">
+      <w:start w:val="1"/>
+      <w:numFmt w:val="decimal"/>
+      <w:lvlText w:val="%7."/>
+      <w:lvlJc w:val="left"/>
+      <w:pPr>
+        <w:ind w:left="3080" w:hanging="440"/>
+      </w:pPr>
+    </w:lvl>
+    <w:lvl w:ilvl="7" w:tplc="04090019" w:tentative="1">
+      <w:start w:val="1"/>
+      <w:numFmt w:val="lowerLetter"/>
+      <w:lvlText w:val="%8)"/>
+      <w:lvlJc w:val="left"/>
+      <w:pPr>
+        <w:ind w:left="3520" w:hanging="440"/>
+      </w:pPr>
+    </w:lvl>
+    <w:lvl w:ilvl="8" w:tplc="0409001B" w:tentative="1">
+      <w:start w:val="1"/>
+      <w:numFmt w:val="lowerRoman"/>
+      <w:lvlText w:val="%9."/>
+      <w:lvlJc w:val="right"/>
+      <w:pPr>
+        <w:ind w:left="3960" w:hanging="440"/>
+      </w:pPr>
+    </w:lvl>
+  </w:abstractNum>
+  <w:abstractNum w:abstractNumId="1" w15:restartNumberingAfterBreak="0">
     <w:nsid w:val="26F1161F"/>
     <w:multiLevelType w:val="multilevel"/>
     <w:tmpl w:val="905232E2"/>
@@ -3521,7 +3529,7 @@
       </w:rPr>
     </w:lvl>
   </w:abstractNum>
-  <w:abstractNum w:abstractNumId="1" w15:restartNumberingAfterBreak="0">
+  <w:abstractNum w:abstractNumId="2" w15:restartNumberingAfterBreak="0">
     <w:nsid w:val="673474DF"/>
     <w:multiLevelType w:val="hybridMultilevel"/>
     <w:tmpl w:val="2814062C"/>
@@ -3611,9 +3619,12 @@
     </w:lvl>
   </w:abstractNum>
   <w:num w:numId="1" w16cid:durableId="1184245126">
+    <w:abstractNumId w:val="2"/>
+  </w:num>
+  <w:num w:numId="2" w16cid:durableId="699866712">
     <w:abstractNumId w:val="1"/>
   </w:num>
-  <w:num w:numId="2" w16cid:durableId="699866712">
+  <w:num w:numId="3" w16cid:durableId="1480415152">
     <w:abstractNumId w:val="0"/>
   </w:num>
 </w:numbering>

--- a/Guide/USER_GUIDE_Chinese.docx
+++ b/Guide/USER_GUIDE_Chinese.docx
@@ -194,6 +194,9 @@
           <w:ilvl w:val="0"/>
           <w:numId w:val="3"/>
         </w:numPr>
+        <w:rPr>
+          <w:rFonts w:hint="eastAsia"/>
+        </w:rPr>
       </w:pPr>
       <w:r>
         <w:rPr>
@@ -237,31 +240,16 @@
         <w:rPr>
           <w:rFonts w:hint="eastAsia"/>
         </w:rPr>
-        <w:t xml:space="preserve"> 站点，如下图</w:t>
-      </w:r>
-      <w:r>
-        <w:rPr>
-          <w:rFonts w:hint="eastAsia"/>
-        </w:rPr>
-        <w:t>点击下载</w:t>
-      </w:r>
-      <w:r>
-        <w:rPr>
-          <w:rFonts w:hint="eastAsia"/>
-        </w:rPr>
-        <w:t>，解压安装包</w:t>
-      </w:r>
-      <w:r>
-        <w:rPr>
-          <w:rFonts w:hint="eastAsia"/>
-        </w:rPr>
-        <w:t>！</w:t>
+        <w:t xml:space="preserve"> 站点，如下图点击下载，解压安装包！</w:t>
       </w:r>
     </w:p>
     <w:p>
       <w:pPr>
         <w:pStyle w:val="a9"/>
         <w:ind w:left="435"/>
+        <w:rPr>
+          <w:rFonts w:hint="eastAsia"/>
+        </w:rPr>
       </w:pPr>
       <w:r>
         <w:rPr>
@@ -866,7 +854,7 @@
         </w:rPr>
         <w:lastRenderedPageBreak/>
         <w:drawing>
-          <wp:inline distT="0" distB="0" distL="0" distR="0" wp14:anchorId="78E1C3EA" wp14:editId="046BC57E">
+          <wp:inline distT="0" distB="0" distL="0" distR="0" wp14:anchorId="78E1C3EA" wp14:editId="45326398">
             <wp:extent cx="5274310" cy="465455"/>
             <wp:effectExtent l="0" t="0" r="2540" b="0"/>
             <wp:docPr id="286631104" name="图片 1"/>
@@ -1305,7 +1293,7 @@
           <w:noProof/>
         </w:rPr>
         <w:drawing>
-          <wp:inline distT="0" distB="0" distL="0" distR="0" wp14:anchorId="2044E27F" wp14:editId="0C99D422">
+          <wp:inline distT="0" distB="0" distL="0" distR="0" wp14:anchorId="2044E27F" wp14:editId="6EAEDBC7">
             <wp:extent cx="5274310" cy="2002155"/>
             <wp:effectExtent l="0" t="0" r="2540" b="0"/>
             <wp:docPr id="5370857" name="图片 5"/>
@@ -1727,7 +1715,7 @@
           <w:noProof/>
         </w:rPr>
         <w:drawing>
-          <wp:inline distT="0" distB="0" distL="0" distR="0" wp14:anchorId="39F15B5B" wp14:editId="5D471FBF">
+          <wp:inline distT="0" distB="0" distL="0" distR="0" wp14:anchorId="39F15B5B" wp14:editId="0EFBD88A">
             <wp:extent cx="5274310" cy="1233805"/>
             <wp:effectExtent l="0" t="0" r="2540" b="4445"/>
             <wp:docPr id="1833294711" name="图片 8"/>
@@ -1915,7 +1903,19 @@
         <w:rPr>
           <w:rFonts w:hint="eastAsia"/>
         </w:rPr>
-        <w:t>首先，点击 页面右边栏左上角的设置图标</w:t>
+        <w:t>首先，点击 页面右边栏左</w:t>
+      </w:r>
+      <w:r>
+        <w:rPr>
+          <w:rFonts w:hint="eastAsia"/>
+        </w:rPr>
+        <w:t>下</w:t>
+      </w:r>
+      <w:r>
+        <w:rPr>
+          <w:rFonts w:hint="eastAsia"/>
+        </w:rPr>
+        <w:t>角的设置图标</w:t>
       </w:r>
       <w:r>
         <w:rPr>
@@ -2971,7 +2971,43 @@
           <w:rFonts w:hint="eastAsia"/>
         </w:rPr>
         <w:lastRenderedPageBreak/>
-        <w:t>要注意的是成员只能在他自己的文件工作区工作，看不到另的工作区的文件数据！</w:t>
+        <w:t>要注意的是成员只能在他自己的文件工作区</w:t>
+      </w:r>
+      <w:r>
+        <w:rPr>
+          <w:rFonts w:hint="eastAsia"/>
+        </w:rPr>
+        <w:t>目录</w:t>
+      </w:r>
+      <w:r>
+        <w:rPr>
+          <w:rFonts w:hint="eastAsia"/>
+        </w:rPr>
+        <w:t>工作，看不到</w:t>
+      </w:r>
+      <w:r>
+        <w:rPr>
+          <w:rFonts w:hint="eastAsia"/>
+        </w:rPr>
+        <w:t>别</w:t>
+      </w:r>
+      <w:r>
+        <w:rPr>
+          <w:rFonts w:hint="eastAsia"/>
+        </w:rPr>
+        <w:t>的工作区</w:t>
+      </w:r>
+      <w:r>
+        <w:rPr>
+          <w:rFonts w:hint="eastAsia"/>
+        </w:rPr>
+        <w:t>目录</w:t>
+      </w:r>
+      <w:r>
+        <w:rPr>
+          <w:rFonts w:hint="eastAsia"/>
+        </w:rPr>
+        <w:t>的文件数据！</w:t>
       </w:r>
     </w:p>
     <w:p>
@@ -3023,7 +3059,19 @@
         <w:rPr>
           <w:rFonts w:hint="eastAsia"/>
         </w:rPr>
-        <w:t>，然后点提交箭头按钮，它就会调用关联的大模型进行工作！</w:t>
+        <w:t>，然后点</w:t>
+      </w:r>
+      <w:r>
+        <w:rPr>
+          <w:rFonts w:hint="eastAsia"/>
+        </w:rPr>
+        <w:t>箭头</w:t>
+      </w:r>
+      <w:r>
+        <w:rPr>
+          <w:rFonts w:hint="eastAsia"/>
+        </w:rPr>
+        <w:t>提交按钮，它就会调用关联的大模型进行工作！</w:t>
       </w:r>
     </w:p>
     <w:p>

--- a/Guide/USER_GUIDE_Chinese.docx
+++ b/Guide/USER_GUIDE_Chinese.docx
@@ -854,7 +854,7 @@
         </w:rPr>
         <w:lastRenderedPageBreak/>
         <w:drawing>
-          <wp:inline distT="0" distB="0" distL="0" distR="0" wp14:anchorId="78E1C3EA" wp14:editId="45326398">
+          <wp:inline distT="0" distB="0" distL="0" distR="0" wp14:anchorId="78E1C3EA" wp14:editId="3C01F91A">
             <wp:extent cx="5274310" cy="465455"/>
             <wp:effectExtent l="0" t="0" r="2540" b="0"/>
             <wp:docPr id="286631104" name="图片 1"/>
@@ -1293,7 +1293,7 @@
           <w:noProof/>
         </w:rPr>
         <w:drawing>
-          <wp:inline distT="0" distB="0" distL="0" distR="0" wp14:anchorId="2044E27F" wp14:editId="6EAEDBC7">
+          <wp:inline distT="0" distB="0" distL="0" distR="0" wp14:anchorId="2044E27F" wp14:editId="6CFCDEF3">
             <wp:extent cx="5274310" cy="2002155"/>
             <wp:effectExtent l="0" t="0" r="2540" b="0"/>
             <wp:docPr id="5370857" name="图片 5"/>
@@ -1715,7 +1715,7 @@
           <w:noProof/>
         </w:rPr>
         <w:drawing>
-          <wp:inline distT="0" distB="0" distL="0" distR="0" wp14:anchorId="39F15B5B" wp14:editId="0EFBD88A">
+          <wp:inline distT="0" distB="0" distL="0" distR="0" wp14:anchorId="39F15B5B" wp14:editId="2259E041">
             <wp:extent cx="5274310" cy="1233805"/>
             <wp:effectExtent l="0" t="0" r="2540" b="4445"/>
             <wp:docPr id="1833294711" name="图片 8"/>
@@ -2964,14 +2964,26 @@
         <w:rPr>
           <w:rFonts w:hint="eastAsia"/>
         </w:rPr>
-        <w:t>在这个管理页面，你可以点击Start 按钮启动 DSH 服务，第一次启动会慢点，启动之后，就可以打成员的DSH页面了，如下图，操作方式就和管理员admin的一样了，但</w:t>
+        <w:t>在这个管理页面，你可以点击Start 按钮启动 DSH 服务，第一次启动会慢点，启动之后，就可以打</w:t>
+      </w:r>
+      <w:r>
+        <w:rPr>
+          <w:rFonts w:hint="eastAsia"/>
+        </w:rPr>
+        <w:t>开</w:t>
+      </w:r>
+      <w:r>
+        <w:rPr>
+          <w:rFonts w:hint="eastAsia"/>
+        </w:rPr>
+        <w:t>成员的DSH页面了，如下图，操作方式就和管理员admin的一样了，</w:t>
       </w:r>
       <w:r>
         <w:rPr>
           <w:rFonts w:hint="eastAsia"/>
         </w:rPr>
         <w:lastRenderedPageBreak/>
-        <w:t>要注意的是成员只能在他自己的文件工作区</w:t>
+        <w:t>但要注意的是成员只能在他自己的文件工作区</w:t>
       </w:r>
       <w:r>
         <w:rPr>

--- a/Guide/USER_GUIDE_Chinese.docx
+++ b/Guide/USER_GUIDE_Chinese.docx
@@ -21,7 +21,7 @@
           <w:sz w:val="36"/>
           <w:szCs w:val="36"/>
         </w:rPr>
-        <w:t xml:space="preserve"> TakeTopDSH Team </w:t>
+        <w:t>TakeTopDSH Team</w:t>
       </w:r>
     </w:p>
     <w:p>
@@ -35,11 +35,12 @@
         <w:rPr>
           <w:rFonts w:hint="eastAsia"/>
         </w:rPr>
-        <w:t>操作说明</w:t>
-      </w:r>
-    </w:p>
-    <w:p>
-      <w:pPr>
+        <w:t>用户指南</w:t>
+      </w:r>
+    </w:p>
+    <w:p>
+      <w:pPr>
+        <w:jc w:val="center"/>
         <w:rPr>
           <w:rFonts w:hint="eastAsia"/>
         </w:rPr>
@@ -68,110 +69,103 @@
         <w:rPr>
           <w:rFonts w:hint="eastAsia"/>
         </w:rPr>
-        <w:t>- [一、整体</w:t>
-      </w:r>
-      <w:r>
-        <w:rPr>
-          <w:rFonts w:hint="eastAsia"/>
-        </w:rPr>
-        <w:t>描述</w:t>
-      </w:r>
-    </w:p>
-    <w:p>
-      <w:pPr>
-        <w:rPr>
-          <w:rFonts w:hint="eastAsia"/>
-        </w:rPr>
-      </w:pPr>
-      <w:r>
-        <w:rPr>
-          <w:rFonts w:hint="eastAsia"/>
-        </w:rPr>
-        <w:t>- [二、平台登录</w:t>
-      </w:r>
-    </w:p>
-    <w:p>
-      <w:pPr>
-        <w:rPr>
-          <w:rFonts w:hint="eastAsia"/>
-        </w:rPr>
-      </w:pPr>
-      <w:r>
-        <w:rPr>
-          <w:rFonts w:hint="eastAsia"/>
-        </w:rPr>
-        <w:t>- [三、管理页面</w:t>
-      </w:r>
-    </w:p>
-    <w:p>
-      <w:pPr>
-        <w:rPr>
-          <w:rFonts w:hint="eastAsia"/>
-        </w:rPr>
-      </w:pPr>
-      <w:r>
-        <w:rPr>
-          <w:rFonts w:hint="eastAsia"/>
-        </w:rPr>
-        <w:t>- [四、</w:t>
-      </w:r>
-      <w:r>
-        <w:rPr>
-          <w:rFonts w:hint="eastAsia"/>
-        </w:rPr>
-        <w:t>DSH工作台</w:t>
-      </w:r>
-    </w:p>
-    <w:p>
-      <w:pPr>
-        <w:rPr>
-          <w:rFonts w:hint="eastAsia"/>
-        </w:rPr>
-      </w:pPr>
-      <w:r>
-        <w:rPr>
-          <w:rFonts w:hint="eastAsia"/>
-        </w:rPr>
-        <w:t>- [五、</w:t>
-      </w:r>
-      <w:r>
-        <w:rPr>
-          <w:rFonts w:hint="eastAsia"/>
-        </w:rPr>
-        <w:t>其它</w:t>
-      </w:r>
-      <w:r>
-        <w:rPr>
-          <w:rFonts w:hint="eastAsia"/>
-        </w:rPr>
-        <w:t>成员</w:t>
-      </w:r>
-      <w:r>
-        <w:rPr>
-          <w:rFonts w:hint="eastAsia"/>
-        </w:rPr>
-        <w:t>操作</w:t>
-      </w:r>
-    </w:p>
-    <w:p>
-      <w:pPr>
-        <w:rPr>
-          <w:rFonts w:hint="eastAsia"/>
-        </w:rPr>
-      </w:pPr>
-      <w:r>
-        <w:rPr>
-          <w:rFonts w:hint="eastAsia"/>
-        </w:rPr>
-        <w:t>- [六、DSH操作</w:t>
-      </w:r>
-    </w:p>
-    <w:p>
-      <w:pPr>
-        <w:rPr>
-          <w:rFonts w:hint="eastAsia"/>
-        </w:rPr>
-      </w:pPr>
+        <w:t>- 1. 概述</w:t>
+      </w:r>
+    </w:p>
+    <w:p>
+      <w:pPr>
+        <w:rPr>
+          <w:rFonts w:hint="eastAsia"/>
+        </w:rPr>
+      </w:pPr>
+      <w:r>
+        <w:rPr>
+          <w:rFonts w:hint="eastAsia"/>
+        </w:rPr>
+        <w:t>- 2. 平台登录</w:t>
+      </w:r>
+    </w:p>
+    <w:p>
+      <w:pPr>
+        <w:rPr>
+          <w:rFonts w:hint="eastAsia"/>
+        </w:rPr>
+      </w:pPr>
+      <w:r>
+        <w:rPr>
+          <w:rFonts w:hint="eastAsia"/>
+        </w:rPr>
+        <w:t>- 3. 管理页面</w:t>
+      </w:r>
+    </w:p>
+    <w:p>
+      <w:pPr>
+        <w:rPr>
+          <w:rFonts w:hint="eastAsia"/>
+        </w:rPr>
+      </w:pPr>
+      <w:r>
+        <w:rPr>
+          <w:rFonts w:hint="eastAsia"/>
+        </w:rPr>
+        <w:t>- 4. DSH 工作台</w:t>
+      </w:r>
+    </w:p>
+    <w:p>
+      <w:pPr>
+        <w:rPr>
+          <w:rFonts w:hint="eastAsia"/>
+        </w:rPr>
+      </w:pPr>
+      <w:r>
+        <w:rPr>
+          <w:rFonts w:hint="eastAsia"/>
+        </w:rPr>
+        <w:t>- 5. 其他成员操作</w:t>
+      </w:r>
+    </w:p>
+    <w:p>
+      <w:pPr>
+        <w:rPr>
+          <w:rFonts w:hint="eastAsia"/>
+        </w:rPr>
+      </w:pPr>
+      <w:r>
+        <w:rPr>
+          <w:rFonts w:hint="eastAsia"/>
+        </w:rPr>
+        <w:t>- 6. DSH 操作</w:t>
+      </w:r>
+    </w:p>
+    <w:p>
+      <w:pPr>
+        <w:rPr>
+          <w:rFonts w:hint="eastAsia"/>
+        </w:rPr>
+      </w:pPr>
+      <w:r>
+        <w:t>- 7. 语言</w:t>
+      </w:r>
+    </w:p>
+    <w:p>
+      <w:pPr>
+        <w:rPr>
+          <w:rFonts w:hint="eastAsia"/>
+        </w:rPr>
+      </w:pPr>
+      <w:r>
+        <w:t>- 8. 平台支持</w:t>
+      </w:r>
+    </w:p>
+    <w:p>
+      <w:pPr>
+        <w:rPr>
+          <w:rFonts w:hint="eastAsia"/>
+        </w:rPr>
+      </w:pPr>
+      <w:r>
+        <w:t>- 9. 许可证</w:t>
+      </w:r>
     </w:p>
     <w:p>
       <w:pPr>
@@ -184,8 +178,15 @@
         <w:rPr>
           <w:rFonts w:hint="eastAsia"/>
         </w:rPr>
-        <w:t>本说明面向使用者，讲清：安装 → 登录 → 打开工作台 → 文件管理 / 我的任务 → 管员任务分配、实例管理、语言切换→成员DSH使用！</w:t>
-      </w:r>
+        <w:t>本指南面向用户，内容包括：安装 → 登录 → 打开工作台 → 文件管理 / 我的任务 → 管理员任务分配、实例管理、语言切换 → 成员 DSH 使用！</w:t>
+      </w:r>
+    </w:p>
+    <w:p>
+      <w:pPr>
+        <w:rPr>
+          <w:rFonts w:hint="eastAsia"/>
+        </w:rPr>
+      </w:pPr>
     </w:p>
     <w:p>
       <w:pPr>
@@ -207,28 +208,20 @@
     </w:p>
     <w:p>
       <w:pPr>
-        <w:pStyle w:val="a9"/>
-        <w:ind w:left="435"/>
-        <w:rPr>
-          <w:rFonts w:hint="eastAsia"/>
-        </w:rPr>
-      </w:pPr>
-    </w:p>
-    <w:p>
-      <w:pPr>
-        <w:pStyle w:val="a9"/>
-        <w:ind w:left="0" w:firstLineChars="200" w:firstLine="440"/>
-        <w:rPr>
-          <w:rFonts w:hint="eastAsia"/>
-        </w:rPr>
-      </w:pPr>
-      <w:r>
-        <w:rPr>
-          <w:rFonts w:hint="eastAsia"/>
-        </w:rPr>
-        <w:t>下载安装文件：打开</w:t>
-      </w:r>
-      <w:hyperlink r:id="rId8" w:history="1">
+        <w:ind w:firstLineChars="200" w:firstLine="440"/>
+        <w:rPr>
+          <w:rFonts w:hint="eastAsia"/>
+        </w:rPr>
+      </w:pPr>
+      <w:r>
+        <w:rPr>
+          <w:b/>
+          <w:bCs/>
+        </w:rPr>
+        <w:t>下载安装文件：打开站点 https://github.com/TakeTopITS/TakeTopDSHTeam ，点击下图所示的下载按钮，然后解压安装包。</w:t>
+      </w:r>
+      <w:r/>
+      <w:hyperlink r:id="rId8" w:tgtFrame="_blank" w:history="1">
         <w:r>
           <w:rPr>
             <w:rStyle w:val="af2"/>
@@ -240,13 +233,13 @@
         <w:rPr>
           <w:rFonts w:hint="eastAsia"/>
         </w:rPr>
-        <w:t xml:space="preserve"> 站点，如下图点击下载，解压安装包！</w:t>
-      </w:r>
+      </w:r>
+      <w:r/>
     </w:p>
     <w:p>
       <w:pPr>
         <w:pStyle w:val="a9"/>
-        <w:ind w:left="435"/>
+        <w:ind w:left="360"/>
         <w:rPr>
           <w:rFonts w:hint="eastAsia"/>
         </w:rPr>
@@ -255,8 +248,9 @@
         <w:rPr>
           <w:noProof/>
         </w:rPr>
+        <w:lastRenderedPageBreak/>
         <w:drawing>
-          <wp:inline distT="0" distB="0" distL="0" distR="0" wp14:anchorId="3EF7DADB" wp14:editId="35841B89">
+          <wp:inline distT="0" distB="0" distL="0" distR="0" wp14:anchorId="0647FF98" wp14:editId="13250F3D">
             <wp:extent cx="4872038" cy="2258875"/>
             <wp:effectExtent l="0" t="0" r="5080" b="8255"/>
             <wp:docPr id="2063848126" name="图片 1"/>
@@ -307,15 +301,6 @@
     </w:p>
     <w:p>
       <w:pPr>
-        <w:pStyle w:val="a9"/>
-        <w:ind w:left="435"/>
-        <w:rPr>
-          <w:rFonts w:hint="eastAsia"/>
-        </w:rPr>
-      </w:pPr>
-    </w:p>
-    <w:p>
-      <w:pPr>
         <w:ind w:firstLineChars="200" w:firstLine="440"/>
         <w:rPr>
           <w:rFonts w:hint="eastAsia"/>
@@ -325,69 +310,7 @@
         <w:rPr>
           <w:rFonts w:hint="eastAsia"/>
         </w:rPr>
-        <w:t>TakeTopDSH Team 是一个不用安装，</w:t>
-      </w:r>
-      <w:r>
-        <w:t>拷贝</w:t>
-      </w:r>
-      <w:r>
-        <w:rPr>
-          <w:rFonts w:hint="eastAsia"/>
-        </w:rPr>
-        <w:t>即用的软件 ，</w:t>
-      </w:r>
-      <w:r>
-        <w:rPr>
-          <w:rFonts w:hint="eastAsia"/>
-        </w:rPr>
-        <w:t>按</w:t>
-      </w:r>
-      <w:r>
-        <w:rPr>
-          <w:rFonts w:hint="eastAsia"/>
-        </w:rPr>
-        <w:t>这个</w:t>
-      </w:r>
-      <w:r>
-        <w:rPr>
-          <w:rFonts w:hint="eastAsia"/>
-        </w:rPr>
-        <w:t>步骤</w:t>
-      </w:r>
-      <w:r>
-        <w:rPr>
-          <w:rFonts w:hint="eastAsia"/>
-        </w:rPr>
-        <w:t>：</w:t>
-      </w:r>
-      <w:r>
-        <w:t xml:space="preserve">拷贝 `TakeTopDshTeam` 到目标机 → Windows 双击 `start.bat` </w:t>
-      </w:r>
-      <w:r>
-        <w:rPr>
-          <w:rFonts w:hint="eastAsia"/>
-        </w:rPr>
-        <w:t xml:space="preserve">, </w:t>
-      </w:r>
-      <w:r>
-        <w:t xml:space="preserve"> macOS/Linux 运行 </w:t>
-      </w:r>
-      <w:r>
-        <w:lastRenderedPageBreak/>
-        <w:t xml:space="preserve">`./start.sh` → 浏览器访问 `http://127.0.0.1:46001` → 点 </w:t>
-      </w:r>
-      <w:r>
-        <w:rPr>
-          <w:b/>
-          <w:bCs/>
-        </w:rPr>
-        <w:t>**"打开DSH"**</w:t>
-      </w:r>
-      <w:r>
-        <w:rPr>
-          <w:rFonts w:hint="eastAsia"/>
-        </w:rPr>
-        <w:t xml:space="preserve"> 就可以使用上了，详细说明如下：</w:t>
+        <w:t>TakeTopDSH Team 是一款免安装、拷贝即用的软件。操作步骤：将 `TakeTopDshTeam` 文件夹拷贝到目标机器 → Windows 双击 `start.bat`，macOS/Linux 运行 `bash start.sh` → 在浏览器中打开 `http://127.0.0.1:46001` → 点击 **“打开 DSH”** 即可使用。详细说明见下文：</w:t>
       </w:r>
     </w:p>
     <w:p>
@@ -401,11 +324,9 @@
         <w:rPr>
           <w:rFonts w:hint="eastAsia"/>
         </w:rPr>
-        <w:t>1-1、</w:t>
-      </w:r>
-      <w:r>
-        <w:t xml:space="preserve"> Windows </w:t>
-      </w:r>
+        <w:t>1-1. Windows</w:t>
+      </w:r>
+      <w:r/>
     </w:p>
     <w:p>
       <w:pPr>
@@ -418,10 +339,7 @@
         <w:rPr>
           <w:rFonts w:hint="eastAsia"/>
         </w:rPr>
-        <w:t>1-1-</w:t>
-      </w:r>
-      <w:r>
-        <w:t>1. 拷贝整个 `TakeTopDshTeam` 目录到目标电脑。</w:t>
+        <w:t>1-1-1. 将整个 `TakeTopDshTeam` 文件夹拷贝到目标电脑。</w:t>
       </w:r>
     </w:p>
     <w:p>
@@ -435,31 +353,9 @@
         <w:rPr>
           <w:rFonts w:hint="eastAsia"/>
         </w:rPr>
-        <w:t>1-1-</w:t>
-      </w:r>
-      <w:r>
-        <w:t xml:space="preserve">2. 双击 </w:t>
-      </w:r>
-      <w:r>
-        <w:rPr>
-          <w:b/>
-          <w:bCs/>
-        </w:rPr>
-        <w:t>**</w:t>
-      </w:r>
-      <w:r>
-        <w:t>`start.bat`</w:t>
-      </w:r>
-      <w:r>
-        <w:rPr>
-          <w:b/>
-          <w:bCs/>
-        </w:rPr>
-        <w:t>**</w:t>
-      </w:r>
-      <w:r>
-        <w:t>（或右键 → 以管理员身份运行，若端口被占用）。</w:t>
-      </w:r>
+        <w:t>1-1-2. 双击 **`start.bat`**（若端口被占用，可右键 → 以管理员身份运行）。</w:t>
+      </w:r>
+      <w:r/>
     </w:p>
     <w:p>
       <w:pPr>
@@ -472,20 +368,9 @@
         <w:rPr>
           <w:rFonts w:hint="eastAsia"/>
         </w:rPr>
-        <w:t>1-1-</w:t>
-      </w:r>
-      <w:r>
-        <w:t>3. 浏览器自动打开</w:t>
-      </w:r>
-      <w:r>
-        <w:rPr>
-          <w:rFonts w:hint="eastAsia"/>
-        </w:rPr>
-        <w:t>登录页面</w:t>
-      </w:r>
-      <w:r>
-        <w:t xml:space="preserve"> `http://127.0.0.1:46001`。</w:t>
-      </w:r>
+        <w:t>1-1-3. 浏览器会自动打开登录页 `http://127.0.0.1:46001`。</w:t>
+      </w:r>
+      <w:r/>
     </w:p>
     <w:p>
       <w:pPr>
@@ -506,11 +391,9 @@
         <w:rPr>
           <w:rFonts w:hint="eastAsia"/>
         </w:rPr>
-        <w:t>1-2</w:t>
-      </w:r>
-      <w:r>
-        <w:t xml:space="preserve"> macOS (Apple Silicon, arm64)</w:t>
-      </w:r>
+        <w:t>1-2. macOS（Apple Silicon，arm64）</w:t>
+      </w:r>
+      <w:r/>
     </w:p>
     <w:p>
       <w:pPr>
@@ -523,10 +406,7 @@
         <w:rPr>
           <w:rFonts w:hint="eastAsia"/>
         </w:rPr>
-        <w:t>1-2-</w:t>
-      </w:r>
-      <w:r>
-        <w:t>1. 拷贝整个 `TakeTopDshTeam` 目录到目标 Mac。</w:t>
+        <w:t>1-2-1. 将整个 `TakeTopDshTeam` 文件夹拷贝到目标 Mac。</w:t>
       </w:r>
     </w:p>
     <w:p>
@@ -540,10 +420,7 @@
         <w:rPr>
           <w:rFonts w:hint="eastAsia"/>
         </w:rPr>
-        <w:t>1-2-</w:t>
-      </w:r>
-      <w:r>
-        <w:t>2. 打开终端（Terminal），进入目录：</w:t>
+        <w:t>1-2-2. 打开终端并进入该文件夹：</w:t>
       </w:r>
     </w:p>
     <w:p>
@@ -554,10 +431,7 @@
         </w:rPr>
       </w:pPr>
       <w:r>
-        <w:t xml:space="preserve">   bash</w:t>
-      </w:r>
-      <w:r>
-        <w:t xml:space="preserve"> cd /path/to/TakeTopDshTeam chmod +x start.sh ./start.sh</w:t>
+        <w:t>bash cd /path/to/TakeTopDshTeam bash start.sh</w:t>
       </w:r>
     </w:p>
     <w:p>
@@ -579,20 +453,7 @@
         <w:rPr>
           <w:rFonts w:hint="eastAsia"/>
         </w:rPr>
-        <w:t>1-2-</w:t>
-      </w:r>
-      <w:r>
-        <w:t>3. 首次运行会自动解压 Node 并安装 `@deepseek-ai/dsh`（</w:t>
-      </w:r>
-      <w:r>
-        <w:rPr>
-          <w:b/>
-          <w:bCs/>
-        </w:rPr>
-        <w:t>**需联网一次**</w:t>
-      </w:r>
-      <w:r>
-        <w:t>）。</w:t>
+        <w:t>1-2-3. 首次运行会自动解包内置的 Node.js 与内置的 `@deepseek-ai/dsh` 依赖包 —— **完全离线**，无需额外下载，也无需编译。</w:t>
       </w:r>
     </w:p>
     <w:p>
@@ -606,23 +467,9 @@
         <w:rPr>
           <w:rFonts w:hint="eastAsia"/>
         </w:rPr>
-        <w:t>1-2-</w:t>
-      </w:r>
-      <w:r>
-        <w:t>4.</w:t>
-      </w:r>
-      <w:r>
-        <w:t>浏览器自动打开</w:t>
-      </w:r>
-      <w:r>
-        <w:rPr>
-          <w:rFonts w:hint="eastAsia"/>
-        </w:rPr>
-        <w:t>登录页面</w:t>
-      </w:r>
-      <w:r>
-        <w:t xml:space="preserve"> `http://127.0.0.1:46001`。</w:t>
-      </w:r>
+        <w:t>1-2-4. 浏览器会自动打开登录页 `http://127.0.0.1:46001`。</w:t>
+      </w:r>
+      <w:r/>
     </w:p>
     <w:p>
       <w:pPr>
@@ -643,11 +490,9 @@
         <w:rPr>
           <w:rFonts w:hint="eastAsia"/>
         </w:rPr>
-        <w:t>1-3、</w:t>
-      </w:r>
-      <w:r>
-        <w:t xml:space="preserve"> Linux (x64 / arm64)</w:t>
-      </w:r>
+        <w:t>1-3. Linux（x64 / arm64）</w:t>
+      </w:r>
+      <w:r/>
     </w:p>
     <w:p>
       <w:pPr>
@@ -660,10 +505,7 @@
         <w:rPr>
           <w:rFonts w:hint="eastAsia"/>
         </w:rPr>
-        <w:t>1-3-</w:t>
-      </w:r>
-      <w:r>
-        <w:t>1. 拷贝整个 `TakeTopDshTeam` 目录到目标机器。</w:t>
+        <w:t>1-3-1. 将整个 `TakeTopDshTeam` 文件夹拷贝到目标机器。</w:t>
       </w:r>
     </w:p>
     <w:p>
@@ -677,10 +519,7 @@
         <w:rPr>
           <w:rFonts w:hint="eastAsia"/>
         </w:rPr>
-        <w:t>1-3-</w:t>
-      </w:r>
-      <w:r>
-        <w:t>2. 打开终端，进入目录：</w:t>
+        <w:t>1-3-2. 打开终端并进入该文件夹：</w:t>
       </w:r>
     </w:p>
     <w:p>
@@ -691,10 +530,7 @@
         </w:rPr>
       </w:pPr>
       <w:r>
-        <w:t xml:space="preserve">  </w:t>
-      </w:r>
-      <w:r>
-        <w:t>bash cd /path/to/TakeTopDshTeam chmod +x start.sh ./start.sh</w:t>
+        <w:t>bash cd /path/to/TakeTopDshTeam bash start.sh</w:t>
       </w:r>
     </w:p>
     <w:p>
@@ -708,30 +544,7 @@
         <w:rPr>
           <w:rFonts w:hint="eastAsia"/>
         </w:rPr>
-        <w:t>1-3-</w:t>
-      </w:r>
-      <w:r>
-        <w:t>3. 首次运行自动解压 Node（</w:t>
-      </w:r>
-      <w:r>
-        <w:rPr>
-          <w:b/>
-          <w:bCs/>
-        </w:rPr>
-        <w:t>**已内置，无需下载**</w:t>
-      </w:r>
-      <w:r>
-        <w:t>）；仅 `@deepseek-ai/dsh` 的原生依赖需</w:t>
-      </w:r>
-      <w:r>
-        <w:rPr>
-          <w:b/>
-          <w:bCs/>
-        </w:rPr>
-        <w:t>**联网安装一次**</w:t>
-      </w:r>
-      <w:r>
-        <w:t>，之后离线可用。</w:t>
+        <w:t>1-3-3. 首次运行会自动解包内置的 Node.js 与内置的 `@deepseek-ai/dsh` 依赖包 —— **完全离线**，无需额外下载，也无需编译。</w:t>
       </w:r>
     </w:p>
     <w:p>
@@ -745,69 +558,28 @@
         <w:rPr>
           <w:rFonts w:hint="eastAsia"/>
         </w:rPr>
-        <w:t>1-</w:t>
-      </w:r>
-      <w:r>
-        <w:rPr>
-          <w:rFonts w:hint="eastAsia"/>
-        </w:rPr>
-        <w:t>3</w:t>
-      </w:r>
-      <w:r>
-        <w:rPr>
-          <w:rFonts w:hint="eastAsia"/>
-        </w:rPr>
-        <w:t>-</w:t>
-      </w:r>
-      <w:r>
-        <w:rPr>
-          <w:rFonts w:hint="eastAsia"/>
-        </w:rPr>
-        <w:t>4</w:t>
-      </w:r>
-      <w:r>
-        <w:t>. 浏览器自动打开</w:t>
-      </w:r>
-      <w:r>
-        <w:rPr>
-          <w:rFonts w:hint="eastAsia"/>
-        </w:rPr>
-        <w:t>登录页面</w:t>
-      </w:r>
-      <w:r>
-        <w:t xml:space="preserve"> `http://127.0.0.1:46001`。</w:t>
-      </w:r>
-    </w:p>
-    <w:p>
-      <w:pPr>
-        <w:rPr>
-          <w:rFonts w:hint="eastAsia"/>
-        </w:rPr>
-      </w:pPr>
-    </w:p>
-    <w:p>
-      <w:pPr>
-        <w:rPr>
-          <w:rFonts w:hint="eastAsia"/>
-        </w:rPr>
-      </w:pPr>
-      <w:r>
-        <w:rPr>
-          <w:rFonts w:hint="eastAsia"/>
-        </w:rPr>
-        <w:t>二</w:t>
-      </w:r>
-      <w:r>
-        <w:rPr>
-          <w:rFonts w:hint="eastAsia"/>
-        </w:rPr>
-        <w:t>，</w:t>
-      </w:r>
-      <w:r>
-        <w:rPr>
-          <w:rFonts w:hint="eastAsia"/>
-        </w:rPr>
-        <w:t>平台登录</w:t>
+        <w:t>1-3-4. 浏览器会自动打开登录页 `http://127.0.0.1:46001`。</w:t>
+      </w:r>
+      <w:r/>
+    </w:p>
+    <w:p>
+      <w:pPr>
+        <w:rPr>
+          <w:rFonts w:hint="eastAsia"/>
+        </w:rPr>
+      </w:pPr>
+    </w:p>
+    <w:p>
+      <w:pPr>
+        <w:rPr>
+          <w:rFonts w:hint="eastAsia"/>
+        </w:rPr>
+      </w:pPr>
+      <w:r>
+        <w:rPr>
+          <w:rFonts w:hint="eastAsia"/>
+        </w:rPr>
+        <w:t>2. 平台登录</w:t>
       </w:r>
     </w:p>
     <w:p>
@@ -821,25 +593,7 @@
         <w:rPr>
           <w:rFonts w:hint="eastAsia"/>
         </w:rPr>
-        <w:t>每次电脑重开机后，可以</w:t>
-      </w:r>
-      <w:r>
-        <w:rPr>
-          <w:rFonts w:hint="eastAsia"/>
-        </w:rPr>
-        <w:t>打开TakeTopD</w:t>
-      </w:r>
-      <w:r>
-        <w:rPr>
-          <w:rFonts w:hint="eastAsia"/>
-        </w:rPr>
-        <w:t>sh</w:t>
-      </w:r>
-      <w:r>
-        <w:rPr>
-          <w:rFonts w:hint="eastAsia"/>
-        </w:rPr>
-        <w:t>Team 目录，可以看到下面两个文件，按不同的系统运行不同的文件，打开登录页面！</w:t>
+        <w:t>每次重启后，打开 TakeTopDshTeam 文件夹，你会看到下面两个文件。根据你的系统运行相应的文件即可打开登录页：</w:t>
       </w:r>
     </w:p>
     <w:p>
@@ -852,9 +606,8 @@
         <w:rPr>
           <w:noProof/>
         </w:rPr>
-        <w:lastRenderedPageBreak/>
         <w:drawing>
-          <wp:inline distT="0" distB="0" distL="0" distR="0" wp14:anchorId="78E1C3EA" wp14:editId="3C01F91A">
+          <wp:inline distT="0" distB="0" distL="0" distR="0" wp14:anchorId="78E1C3EA" wp14:editId="1A0BCCAC">
             <wp:extent cx="5274310" cy="465455"/>
             <wp:effectExtent l="0" t="0" r="2540" b="0"/>
             <wp:docPr id="286631104" name="图片 1"/>
@@ -926,7 +679,7 @@
         <w:rPr>
           <w:rFonts w:hint="eastAsia"/>
         </w:rPr>
-        <w:t>&gt; - macOS / Linux：执行 **`./start.sh`**</w:t>
+        <w:t>&gt; - macOS / Linux：运行 **`bash start.sh`**</w:t>
       </w:r>
     </w:p>
     <w:p>
@@ -999,49 +752,12 @@
         <w:rPr>
           <w:rFonts w:hint="eastAsia"/>
         </w:rPr>
-        <w:t>输入用户名：admin  密码：12345678  就可以登录进平台了</w:t>
-      </w:r>
-      <w:r>
-        <w:rPr>
-          <w:rFonts w:hint="eastAsia"/>
-        </w:rPr>
-        <w:t>，第一次登录平台后，TakeTopDSH Team的后台服务TakeTopDSHL</w:t>
-      </w:r>
-      <w:r>
-        <w:rPr>
-          <w:rFonts w:hint="eastAsia"/>
-        </w:rPr>
-        <w:t xml:space="preserve">auncher </w:t>
-      </w:r>
-      <w:r>
-        <w:rPr>
-          <w:rFonts w:hint="eastAsia"/>
-        </w:rPr>
-        <w:t>就会</w:t>
-      </w:r>
-      <w:r>
-        <w:rPr>
-          <w:rFonts w:hint="eastAsia"/>
-        </w:rPr>
-        <w:t>在后台运行，</w:t>
-      </w:r>
-      <w:r>
-        <w:rPr>
-          <w:rFonts w:hint="eastAsia"/>
-        </w:rPr>
-        <w:t>只要没有重开机，</w:t>
-      </w:r>
-      <w:r>
-        <w:rPr>
-          <w:rFonts w:hint="eastAsia"/>
-        </w:rPr>
-        <w:t>打开浏览器</w:t>
-      </w:r>
-      <w:r>
-        <w:rPr>
-          <w:rFonts w:hint="eastAsia"/>
-        </w:rPr>
-        <w:t xml:space="preserve">输入这个 </w:t>
+        <w:t>输入用户名 `admin` 和密码 `12345678` 登录。首次登录后，TakeTopDSH Team 后台服务 TakeTopDSHLauncher 会一直在后台运行。只要未重启电脑，直接再次用浏览器打开 `http://127.0.0.1:46001` 即可回到登录页。如果启动器已关闭（例如重启后），需要重新运行上面的启动程序。</w:t>
+      </w:r>
+      <w:r>
+        <w:rPr>
+          <w:rFonts w:hint="eastAsia"/>
+        </w:rPr>
       </w:r>
       <w:hyperlink r:id="rId12" w:history="1">
         <w:r>
@@ -1051,68 +767,38 @@
           <w:t>http://127.0.0.1:46001</w:t>
         </w:r>
       </w:hyperlink>
-      <w:r>
-        <w:rPr>
-          <w:rFonts w:hint="eastAsia"/>
-        </w:rPr>
-        <w:t xml:space="preserve"> 地址</w:t>
-      </w:r>
-      <w:r>
-        <w:rPr>
-          <w:rFonts w:hint="eastAsia"/>
-        </w:rPr>
-        <w:t>即可继续</w:t>
-      </w:r>
-      <w:r>
-        <w:rPr>
-          <w:rFonts w:hint="eastAsia"/>
-        </w:rPr>
-        <w:t>打开登录页在面</w:t>
-      </w:r>
-      <w:r>
-        <w:rPr>
-          <w:rFonts w:hint="eastAsia"/>
-        </w:rPr>
-        <w:t>；若 launcher 已关闭（如重启电脑），需重新运行一次</w:t>
-      </w:r>
-      <w:r>
-        <w:rPr>
-          <w:rFonts w:hint="eastAsia"/>
-        </w:rPr>
-        <w:t xml:space="preserve"> 上面说的start 程序！</w:t>
-      </w:r>
-    </w:p>
-    <w:p>
-      <w:pPr>
-        <w:rPr>
-          <w:rFonts w:hint="eastAsia"/>
-        </w:rPr>
-      </w:pPr>
-    </w:p>
-    <w:p>
-      <w:pPr>
-        <w:rPr>
-          <w:rFonts w:hint="eastAsia"/>
-        </w:rPr>
-      </w:pPr>
-      <w:r>
-        <w:rPr>
-          <w:rFonts w:hint="eastAsia"/>
-        </w:rPr>
-        <w:t>三、管理页面</w:t>
-      </w:r>
-    </w:p>
-    <w:p>
-      <w:pPr>
-        <w:rPr>
-          <w:rFonts w:hint="eastAsia"/>
-        </w:rPr>
-      </w:pPr>
-      <w:r>
-        <w:rPr>
-          <w:rFonts w:hint="eastAsia"/>
-        </w:rPr>
-        <w:t>admin用户登录平台后，可以看到下面的页面样式，这就是admin 用户的管理页面</w:t>
+    </w:p>
+    <w:p>
+      <w:pPr>
+        <w:rPr>
+          <w:rFonts w:hint="eastAsia"/>
+        </w:rPr>
+      </w:pPr>
+    </w:p>
+    <w:p>
+      <w:pPr>
+        <w:rPr>
+          <w:rFonts w:hint="eastAsia"/>
+        </w:rPr>
+      </w:pPr>
+      <w:r>
+        <w:rPr>
+          <w:rFonts w:hint="eastAsia"/>
+        </w:rPr>
+        <w:t>3. 管理页面</w:t>
+      </w:r>
+    </w:p>
+    <w:p>
+      <w:pPr>
+        <w:rPr>
+          <w:rFonts w:hint="eastAsia"/>
+        </w:rPr>
+      </w:pPr>
+      <w:r>
+        <w:rPr>
+          <w:rFonts w:hint="eastAsia"/>
+        </w:rPr>
+        <w:t>管理员用户登录后，会看到下面的页面。这就是管理员的管理页面。</w:t>
       </w:r>
     </w:p>
     <w:p>
@@ -1125,7 +811,6 @@
         <w:rPr>
           <w:noProof/>
         </w:rPr>
-        <w:lastRenderedPageBreak/>
         <w:drawing>
           <wp:inline distT="0" distB="0" distL="0" distR="0" wp14:anchorId="6287BC60" wp14:editId="44017FB2">
             <wp:extent cx="5274310" cy="3604895"/>
@@ -1186,6 +871,7 @@
         <w:rPr>
           <w:noProof/>
         </w:rPr>
+        <w:lastRenderedPageBreak/>
         <w:drawing>
           <wp:inline distT="0" distB="0" distL="0" distR="0" wp14:anchorId="2D3C08A6" wp14:editId="4D6C04D0">
             <wp:extent cx="5274310" cy="4451350"/>
@@ -1246,20 +932,7 @@
         <w:rPr>
           <w:rFonts w:hint="eastAsia"/>
         </w:rPr>
-        <w:lastRenderedPageBreak/>
-        <w:t>可以对平台进行</w:t>
-      </w:r>
-      <w:r>
-        <w:rPr>
-          <w:rFonts w:hint="eastAsia"/>
-        </w:rPr>
-        <w:t>：启动/停止、打开 DSH、配置、实例管理</w:t>
-      </w:r>
-      <w:r>
-        <w:rPr>
-          <w:rFonts w:hint="eastAsia"/>
-        </w:rPr>
-        <w:t>，密码更改，重点介绍下面几部分，其它一看就懂的就不介绍了！</w:t>
+        <w:t>你可以：启动/停止、打开 DSH、配置、管理实例、修改密码。关键部分在下面说明，其余一目了然。</w:t>
       </w:r>
     </w:p>
     <w:p>
@@ -1293,7 +966,7 @@
           <w:noProof/>
         </w:rPr>
         <w:drawing>
-          <wp:inline distT="0" distB="0" distL="0" distR="0" wp14:anchorId="2044E27F" wp14:editId="6CFCDEF3">
+          <wp:inline distT="0" distB="0" distL="0" distR="0" wp14:anchorId="2044E27F" wp14:editId="5D4ACF9E">
             <wp:extent cx="5274310" cy="2002155"/>
             <wp:effectExtent l="0" t="0" r="2540" b="0"/>
             <wp:docPr id="5370857" name="图片 5"/>
@@ -1354,7 +1027,7 @@
         <w:rPr>
           <w:rFonts w:hint="eastAsia"/>
         </w:rPr>
-        <w:t>3-1-1、设置Workspace path</w:t>
+        <w:t>3-1-1. 设置工作区路径</w:t>
       </w:r>
     </w:p>
     <w:p>
@@ -1369,7 +1042,7 @@
         <w:rPr>
           <w:rFonts w:hint="eastAsia"/>
         </w:rPr>
-        <w:t>设置Workspace path也就是设置平台的工作区目录，注意这个目录可以设在电脑上的任何一个驱动器上，但要规划好，确保容量够大，因为TakeTopDSH Team 你输入的所有数据，上传的所有文件都放在这个目录下！</w:t>
+        <w:t>设置工作区路径即定义平台的工作区目录。该目录可以位于电脑的任意盘符，但请妥善规划并确保容量充足，因为你在 TakeTopDSH Team 中输入的所有数据和上传的所有文件都存储在该目录下。</w:t>
       </w:r>
     </w:p>
     <w:p>
@@ -1393,7 +1066,7 @@
         <w:rPr>
           <w:rFonts w:hint="eastAsia"/>
         </w:rPr>
-        <w:t>3-1-2、设置External URL</w:t>
+        <w:t>3-1-2. 设置外部 URL</w:t>
       </w:r>
     </w:p>
     <w:p>
@@ -1408,7 +1081,7 @@
         <w:rPr>
           <w:rFonts w:hint="eastAsia"/>
         </w:rPr>
-        <w:t>External URL是指如果外网也要使用平台，那么你可以给服务器一个公网IP，那么你就可以在这里输入，比如公网IP 是：188.88.88.88 ，那么就可以这样设：</w:t>
+        <w:t>如果你还想从外网访问平台，就需要设置外部 URL。为服务器分配一个公网 IP，然后在此处填写。例如公网 IP 为 188.88.88.88，可设置为 http://188.88.88.88:46000。如不确定，请咨询网络管理员以确保配置正确。</w:t>
       </w:r>
       <w:hyperlink r:id="rId16" w:history="1">
         <w:r>
@@ -1418,12 +1091,6 @@
           <w:t>http://188.88.88.88:46000</w:t>
         </w:r>
       </w:hyperlink>
-      <w:r>
-        <w:rPr>
-          <w:rFonts w:hint="eastAsia"/>
-        </w:rPr>
-        <w:t>，如果不清楚，那么你就要咨询你们的网络管理员，确保设置正确！</w:t>
-      </w:r>
     </w:p>
     <w:p>
       <w:pPr>
@@ -1526,17 +1193,8 @@
         <w:rPr>
           <w:rFonts w:hint="eastAsia"/>
         </w:rPr>
-        <w:t>可以在这里增加成员用户，注意用户名要用英文字母，不要用中文，给用户设置的密码要记住，比如说先设个：12345678  ，成员用户登录后平台后，可以自己修改，这个成员的工作区目录不用设，它会自动生成，主要是：主工作区目录+用户名，会自动生成这个目录！</w:t>
-      </w:r>
-    </w:p>
-    <w:p>
-      <w:pPr>
-        <w:pStyle w:val="a9"/>
-        <w:ind w:left="555"/>
-        <w:rPr>
-          <w:rFonts w:hint="eastAsia"/>
-        </w:rPr>
-      </w:pPr>
+        <w:t>你可以在这里添加成员用户。注意用户名应使用英文字母，不要用中文。请记住为用户设置的密码，例如设为 `12345678`。成员用户登录后可自行修改密码。成员的 workspace 工作区目录无需设置，会自动按“主工作区目录 + 用户名”生成。</w:t>
+      </w:r>
     </w:p>
     <w:p>
       <w:pPr>
@@ -1562,11 +1220,9 @@
         <w:rPr>
           <w:rFonts w:hint="eastAsia"/>
         </w:rPr>
-        <w:t>平台升级</w:t>
-      </w:r>
-      <w:r>
-        <w:br/>
-      </w:r>
+        <w:t>平台更新</w:t>
+      </w:r>
+      <w:r/>
       <w:r>
         <w:rPr>
           <w:noProof/>
@@ -1633,7 +1289,7 @@
         <w:rPr>
           <w:rFonts w:hint="eastAsia"/>
         </w:rPr>
-        <w:t>因为TakeTopDSH Team 是在DeepSeek Harness 基础上扩展的AI协作平台，所以在DeepSeek Harness更新版本后，也可以点击这个按钮进行升级，确保使用到DeepSeek Harness的最新功能！</w:t>
+        <w:t>因为 TakeTopDSH Team 是基于 DeepSeek Harness 构建的 AI 协作平台，当 DeepSeek Harness 发布新版本后，你可以点击此按钮进行升级，确保使用最新的 DeepSeek Harness 功能。</w:t>
       </w:r>
     </w:p>
     <w:p>
@@ -1655,53 +1311,20 @@
         <w:rPr>
           <w:rFonts w:hint="eastAsia"/>
         </w:rPr>
-        <w:t>4、DSH</w:t>
-      </w:r>
-      <w:r>
-        <w:rPr>
-          <w:rFonts w:hint="eastAsia"/>
-        </w:rPr>
-        <w:t>工作台</w:t>
-      </w:r>
-    </w:p>
-    <w:p>
-      <w:pPr>
-        <w:rPr>
-          <w:rFonts w:hint="eastAsia"/>
-        </w:rPr>
-      </w:pPr>
-      <w:r>
-        <w:rPr>
-          <w:rFonts w:hint="eastAsia"/>
-        </w:rPr>
-        <w:t xml:space="preserve">    完成上面管理页面的设置后，点击</w:t>
-      </w:r>
-      <w:r>
-        <w:rPr>
-          <w:b/>
-          <w:bCs/>
-        </w:rPr>
-        <w:t>TakeTopDSH Team Launcher</w:t>
-      </w:r>
-      <w:r>
-        <w:rPr>
-          <w:rFonts w:hint="eastAsia"/>
-          <w:b/>
-          <w:bCs/>
-        </w:rPr>
-        <w:t>部分的</w:t>
-      </w:r>
-      <w:r>
-        <w:rPr>
-          <w:rFonts w:hint="eastAsia"/>
-        </w:rPr>
-        <w:t>Open DSH</w:t>
-      </w:r>
-      <w:r>
-        <w:rPr>
-          <w:rFonts w:hint="eastAsia"/>
-        </w:rPr>
-        <w:t xml:space="preserve"> 按钮，就可以打开工作台页面了！</w:t>
+        <w:t>4. DSH 工作台</w:t>
+      </w:r>
+    </w:p>
+    <w:p>
+      <w:pPr>
+        <w:rPr>
+          <w:rFonts w:hint="eastAsia"/>
+        </w:rPr>
+      </w:pPr>
+      <w:r>
+        <w:rPr>
+          <w:rFonts w:hint="eastAsia"/>
+        </w:rPr>
+        <w:t>在管理页面完成设置后，点击 TakeTopDSH Team 启动器区域中的 **打开 DSH** 按钮，即可打开工作台页面。</w:t>
       </w:r>
     </w:p>
     <w:p>
@@ -1714,8 +1337,9 @@
         <w:rPr>
           <w:noProof/>
         </w:rPr>
+        <w:lastRenderedPageBreak/>
         <w:drawing>
-          <wp:inline distT="0" distB="0" distL="0" distR="0" wp14:anchorId="39F15B5B" wp14:editId="2259E041">
+          <wp:inline distT="0" distB="0" distL="0" distR="0" wp14:anchorId="39F15B5B" wp14:editId="2E891DD9">
             <wp:extent cx="5274310" cy="1233805"/>
             <wp:effectExtent l="0" t="0" r="2540" b="4445"/>
             <wp:docPr id="1833294711" name="图片 8"/>
@@ -1770,28 +1394,13 @@
           <w:rFonts w:hint="eastAsia"/>
         </w:rPr>
       </w:pPr>
-    </w:p>
-    <w:p>
-      <w:pPr>
-        <w:rPr>
-          <w:rFonts w:hint="eastAsia"/>
-        </w:rPr>
-      </w:pPr>
-      <w:r>
-        <w:rPr>
-          <w:rFonts w:hint="eastAsia"/>
-        </w:rPr>
-        <w:t>工作台页面如下，</w:t>
-      </w:r>
-      <w:r>
-        <w:rPr>
-          <w:rFonts w:hint="eastAsia"/>
-        </w:rPr>
-        <w:t>左右分栏，左边文件管理/我的任务，右边就是 DSH 对话界面。</w:t>
-      </w:r>
-      <w:r>
-        <w:br/>
-      </w:r>
+      <w:r>
+        <w:rPr>
+          <w:rFonts w:hint="eastAsia"/>
+        </w:rPr>
+        <w:t>工作台页面如下所示，左右分屏：左侧是文件管理器 / 我的任务，右侧是 DSH 聊天界面。</w:t>
+      </w:r>
+      <w:r/>
       <w:r>
         <w:rPr>
           <w:noProof/>
@@ -1856,8 +1465,7 @@
         <w:rPr>
           <w:rFonts w:hint="eastAsia"/>
         </w:rPr>
-        <w:lastRenderedPageBreak/>
-        <w:t>4-1、配置AI大模型的API Key</w:t>
+        <w:t>4-1. 配置 AI LLM 的 API Key</w:t>
       </w:r>
     </w:p>
     <w:p>
@@ -1871,25 +1479,7 @@
         <w:rPr>
           <w:rFonts w:hint="eastAsia"/>
         </w:rPr>
-        <w:t>TakeTopDSH Team虽然是基于DeepSeek Harness 扩展的，但也可以连接其它大模型，比如OpenAI ,Kim</w:t>
-      </w:r>
-      <w:r>
-        <w:rPr>
-          <w:rFonts w:hint="eastAsia"/>
-        </w:rPr>
-        <w:t>i, Claude</w:t>
-      </w:r>
-      <w:r>
-        <w:rPr>
-          <w:rFonts w:hint="eastAsia"/>
-        </w:rPr>
-        <w:t>,Qwen</w:t>
-      </w:r>
-      <w:r>
-        <w:rPr>
-          <w:rFonts w:hint="eastAsia"/>
-        </w:rPr>
-        <w:t>等，也可以连接本地的大模型！</w:t>
+        <w:t>虽然 TakeTopDSH Team 基于 DeepSeek Harness 构建，但你也可以接入其他 LLM，例如 OpenAI、Kimi、Claude、Qwen 等，甚至本地模型。</w:t>
       </w:r>
     </w:p>
     <w:p>
@@ -1903,19 +1493,17 @@
         <w:rPr>
           <w:rFonts w:hint="eastAsia"/>
         </w:rPr>
-        <w:t>首先，点击 页面右边栏左</w:t>
-      </w:r>
-      <w:r>
-        <w:rPr>
-          <w:rFonts w:hint="eastAsia"/>
-        </w:rPr>
-        <w:t>下</w:t>
-      </w:r>
-      <w:r>
-        <w:rPr>
-          <w:rFonts w:hint="eastAsia"/>
-        </w:rPr>
-        <w:t>角的设置图标</w:t>
+        <w:t>首先，点击右侧边栏左下角的设置图标打开设置页面，如下图所示。</w:t>
+      </w:r>
+      <w:r>
+        <w:rPr>
+          <w:rFonts w:hint="eastAsia"/>
+        </w:rPr>
+      </w:r>
+      <w:r>
+        <w:rPr>
+          <w:rFonts w:hint="eastAsia"/>
+        </w:rPr>
       </w:r>
       <w:r>
         <w:rPr>
@@ -1970,12 +1558,6 @@
           </wp:inline>
         </w:drawing>
       </w:r>
-      <w:r>
-        <w:rPr>
-          <w:rFonts w:hint="eastAsia"/>
-        </w:rPr>
-        <w:t>，打开设置页面，如下图，</w:t>
-      </w:r>
     </w:p>
     <w:p>
       <w:pPr>
@@ -1988,6 +1570,7 @@
         <w:rPr>
           <w:noProof/>
         </w:rPr>
+        <w:lastRenderedPageBreak/>
         <w:drawing>
           <wp:inline distT="0" distB="0" distL="0" distR="0" wp14:anchorId="5255E8AA" wp14:editId="4E1A1C0E">
             <wp:extent cx="5274310" cy="3457575"/>
@@ -2048,22 +1631,13 @@
         <w:rPr>
           <w:rFonts w:hint="eastAsia"/>
         </w:rPr>
-        <w:t>点击Edit按钮，</w:t>
-      </w:r>
-      <w:r>
-        <w:rPr>
-          <w:rFonts w:hint="eastAsia"/>
-        </w:rPr>
-        <w:t>如下图，你可以选择已列的模型，也可以点Add model增加模型，选好后在API Key输入你得到的Key 就行了，你可以在你计划连接的大模型网站了解怎么设置！</w:t>
-      </w:r>
-      <w:r>
-        <w:br/>
-      </w:r>
+        <w:t>点击 Edit（编辑）按钮，如下图所示。你可以从列出的模型中选择，也可以点击 Add model 添加一个。选择后，填入你获取的 API Key。具体设置方法可参考你所要接入的 LLM 官网。</w:t>
+      </w:r>
+      <w:r/>
       <w:r>
         <w:rPr>
           <w:noProof/>
         </w:rPr>
-        <w:lastRenderedPageBreak/>
         <w:drawing>
           <wp:inline distT="0" distB="0" distL="0" distR="0" wp14:anchorId="7AD44E72" wp14:editId="4164ABA8">
             <wp:extent cx="5274310" cy="4333875"/>
@@ -2124,19 +1698,17 @@
         <w:rPr>
           <w:rFonts w:hint="eastAsia"/>
         </w:rPr>
-        <w:t>设置好大模型的API Key后，你就可以使用DSH进行AI会话了，如下图：</w:t>
-      </w:r>
-      <w:r>
-        <w:br/>
-      </w:r>
+        <w:t>设置好 LLM 的 API Key 后，就可以使用 DSH 进行 AI 对话了，如下图所示。</w:t>
+      </w:r>
+      <w:r/>
       <w:r>
         <w:rPr>
           <w:noProof/>
         </w:rPr>
         <w:drawing>
-          <wp:inline distT="0" distB="0" distL="0" distR="0" wp14:anchorId="637077FD" wp14:editId="2843857C">
-            <wp:extent cx="5274310" cy="3797300"/>
-            <wp:effectExtent l="0" t="0" r="2540" b="0"/>
+          <wp:inline distT="0" distB="0" distL="0" distR="0" wp14:anchorId="637077FD" wp14:editId="39A94A03">
+            <wp:extent cx="4842134" cy="3486150"/>
+            <wp:effectExtent l="0" t="0" r="0" b="0"/>
             <wp:docPr id="2027276046" name="图片 13"/>
             <wp:cNvGraphicFramePr>
               <a:graphicFrameLocks xmlns:a="http://schemas.openxmlformats.org/drawingml/2006/main" noChangeAspect="1"/>
@@ -2166,7 +1738,7 @@
                   <pic:spPr bwMode="auto">
                     <a:xfrm>
                       <a:off x="0" y="0"/>
-                      <a:ext cx="5274310" cy="3797300"/>
+                      <a:ext cx="4850108" cy="3491891"/>
                     </a:xfrm>
                     <a:prstGeom prst="rect">
                       <a:avLst/>
@@ -2193,8 +1765,7 @@
         <w:rPr>
           <w:rFonts w:hint="eastAsia"/>
         </w:rPr>
-        <w:lastRenderedPageBreak/>
-        <w:t>4-2、文件管理器</w:t>
+        <w:t>4-2. 文件管理器</w:t>
       </w:r>
     </w:p>
     <w:p>
@@ -2209,13 +1780,7 @@
         <w:rPr>
           <w:rFonts w:hint="eastAsia"/>
         </w:rPr>
-        <w:t>工作台的左边栏第一个tab栏的是你的文件管理器，如下图，它显示的是你的工作区目录下的文件，你只能操作这个工作区目录下的文件，可以上传你要工作的文件到这个目录（可以多文件上传），也可以对文件进行打开，下载，移动，更名，删除等操作</w:t>
-      </w:r>
-      <w:r>
-        <w:rPr>
-          <w:rFonts w:hint="eastAsia"/>
-        </w:rPr>
-        <w:t>，</w:t>
+        <w:t>工作台左侧边栏的第一个标签页就是文件管理器，如下图所示。它显示你的工作区目录下的文件。你只能操作该工作区目录中的文件。你可以把要处理的文件上传到该目录（支持多选），并可以进行打开、下载、移动、重命名、删除等操作。也可以把选中文件的文件名拖拽到右侧 DSH 输入框中。</w:t>
       </w:r>
       <w:r>
         <w:rPr>
@@ -2223,23 +1788,6 @@
           <w:b/>
           <w:bCs/>
         </w:rPr>
-        <w:t>也可以把选中的文件的文件名拖入右边DSH的输入框</w:t>
-      </w:r>
-      <w:r>
-        <w:rPr>
-          <w:rFonts w:hint="eastAsia"/>
-          <w:b/>
-          <w:bCs/>
-        </w:rPr>
-        <w:t>中</w:t>
-      </w:r>
-      <w:r>
-        <w:rPr>
-          <w:rFonts w:hint="eastAsia"/>
-          <w:b/>
-          <w:bCs/>
-        </w:rPr>
-        <w:t>！</w:t>
       </w:r>
     </w:p>
     <w:p>
@@ -2253,10 +1801,10 @@
           <w:noProof/>
         </w:rPr>
         <w:drawing>
-          <wp:inline distT="0" distB="0" distL="0" distR="0" wp14:anchorId="4BEC833F" wp14:editId="15242F9E">
-            <wp:extent cx="5274310" cy="2895600"/>
-            <wp:effectExtent l="0" t="0" r="2540" b="0"/>
-            <wp:docPr id="432159445" name="图片 14"/>
+          <wp:inline distT="0" distB="0" distL="0" distR="0" wp14:anchorId="125C93FC" wp14:editId="5ABA5705">
+            <wp:extent cx="5274310" cy="2929890"/>
+            <wp:effectExtent l="0" t="0" r="2540" b="3810"/>
+            <wp:docPr id="1716285029" name="图片 1"/>
             <wp:cNvGraphicFramePr>
               <a:graphicFrameLocks xmlns:a="http://schemas.openxmlformats.org/drawingml/2006/main" noChangeAspect="1"/>
             </wp:cNvGraphicFramePr>
@@ -2264,7 +1812,7 @@
               <a:graphicData uri="http://schemas.openxmlformats.org/drawingml/2006/picture">
                 <pic:pic xmlns:pic="http://schemas.openxmlformats.org/drawingml/2006/picture">
                   <pic:nvPicPr>
-                    <pic:cNvPr id="0" name="Picture 14"/>
+                    <pic:cNvPr id="0" name="Picture 1"/>
                     <pic:cNvPicPr>
                       <a:picLocks noChangeAspect="1" noChangeArrowheads="1"/>
                     </pic:cNvPicPr>
@@ -2285,7 +1833,7 @@
                   <pic:spPr bwMode="auto">
                     <a:xfrm>
                       <a:off x="0" y="0"/>
-                      <a:ext cx="5277348" cy="2897268"/>
+                      <a:ext cx="5274310" cy="2929890"/>
                     </a:xfrm>
                     <a:prstGeom prst="rect">
                       <a:avLst/>
@@ -2312,76 +1860,7 @@
         <w:rPr>
           <w:rFonts w:hint="eastAsia"/>
         </w:rPr>
-        <w:t>4-3、</w:t>
-      </w:r>
-      <w:r>
-        <w:rPr>
-          <w:rFonts w:hint="eastAsia"/>
-        </w:rPr>
-        <w:t>任</w:t>
-      </w:r>
-      <w:r>
-        <w:rPr>
-          <w:rFonts w:hint="eastAsia"/>
-        </w:rPr>
-        <w:t>务管理</w:t>
-      </w:r>
-      <w:r>
-        <w:br/>
-      </w:r>
-      <w:r>
-        <w:rPr>
-          <w:rFonts w:hint="eastAsia"/>
-        </w:rPr>
-        <w:t>点击任务管理tab栏，</w:t>
-      </w:r>
-      <w:r>
-        <w:rPr>
-          <w:rFonts w:hint="eastAsia"/>
-        </w:rPr>
-        <w:t>如下图，</w:t>
-      </w:r>
-      <w:r>
-        <w:rPr>
-          <w:rFonts w:hint="eastAsia"/>
-        </w:rPr>
-        <w:t>这里会显示别的成员给你分派的任务列表</w:t>
-      </w:r>
-      <w:r>
-        <w:rPr>
-          <w:rFonts w:hint="eastAsia"/>
-        </w:rPr>
-        <w:t>，你可以点击任务名称，预览任务详细内容，也可以点击 feedback 按钮进行 反馈 你对任务的处理细节</w:t>
-      </w:r>
-      <w:r>
-        <w:rPr>
-          <w:rFonts w:hint="eastAsia"/>
-        </w:rPr>
-        <w:t>，</w:t>
-      </w:r>
-      <w:r>
-        <w:rPr>
-          <w:rFonts w:hint="eastAsia"/>
-          <w:b/>
-          <w:bCs/>
-        </w:rPr>
-        <w:t>也可以直接把任务名称拖入右边的DSH输入框</w:t>
-      </w:r>
-      <w:r>
-        <w:rPr>
-          <w:rFonts w:hint="eastAsia"/>
-          <w:b/>
-          <w:bCs/>
-        </w:rPr>
-        <w:t>中</w:t>
-      </w:r>
-      <w:r>
-        <w:rPr>
-          <w:rFonts w:hint="eastAsia"/>
-          <w:b/>
-          <w:bCs/>
-        </w:rPr>
-        <w:t>！</w:t>
+        <w:t>4-3. 我的任务。点击“我的任务”标签页，如下图所示。它显示分配给你的任务列表。打开该页面会自动把左窗格加宽到 70%，便于阅读。“No.” 列显示任务在层级中的编号（1、1-1、1-2-1……）。在这里你可以：点击任务名预览任务；把任务名拖入 AI 对话框开始处理；点击“继续分配”为其他成员创建后续（子）任务（子任务会添加到该成员的任务列表，保存后父任务自动展开）；点击子任务列中的 + 可内联展开该任务的子任务树（多级；没有子任务则不显示 +）；以及使用编辑 / 删除（仅当你创建该任务且该任务没有子任务时可用）。你还可以点击“反馈”填写反馈，粘贴图片或使用“附加文件”添加附件。</w:t>
       </w:r>
     </w:p>
     <w:p>
@@ -2416,17 +1895,17 @@
           <w:lang w:val="x-none" w:eastAsia="x-none" w:bidi="x-none"/>
           <w14:ligatures w14:val="none"/>
         </w:rPr>
-        <w:t xml:space="preserve"> </w:t>
+        <w:t xml:space="preserve">         </w:t>
       </w:r>
       <w:r>
         <w:rPr>
           <w:noProof/>
         </w:rPr>
         <w:drawing>
-          <wp:inline distT="0" distB="0" distL="0" distR="0" wp14:anchorId="7FC69BBC" wp14:editId="14AA981D">
-            <wp:extent cx="5274310" cy="2588895"/>
-            <wp:effectExtent l="0" t="0" r="2540" b="1905"/>
-            <wp:docPr id="1146144671" name="图片 15"/>
+          <wp:inline distT="0" distB="0" distL="0" distR="0" wp14:anchorId="28590844" wp14:editId="441452D4">
+            <wp:extent cx="4795838" cy="2654860"/>
+            <wp:effectExtent l="0" t="0" r="5080" b="0"/>
+            <wp:docPr id="882955985" name="图片 2"/>
             <wp:cNvGraphicFramePr>
               <a:graphicFrameLocks xmlns:a="http://schemas.openxmlformats.org/drawingml/2006/main" noChangeAspect="1"/>
             </wp:cNvGraphicFramePr>
@@ -2434,7 +1913,7 @@
               <a:graphicData uri="http://schemas.openxmlformats.org/drawingml/2006/picture">
                 <pic:pic xmlns:pic="http://schemas.openxmlformats.org/drawingml/2006/picture">
                   <pic:nvPicPr>
-                    <pic:cNvPr id="0" name="Picture 15"/>
+                    <pic:cNvPr id="0" name="Picture 3"/>
                     <pic:cNvPicPr>
                       <a:picLocks noChangeAspect="1" noChangeArrowheads="1"/>
                     </pic:cNvPicPr>
@@ -2455,7 +1934,7 @@
                   <pic:spPr bwMode="auto">
                     <a:xfrm>
                       <a:off x="0" y="0"/>
-                      <a:ext cx="5274310" cy="2588895"/>
+                      <a:ext cx="4798301" cy="2656223"/>
                     </a:xfrm>
                     <a:prstGeom prst="rect">
                       <a:avLst/>
@@ -2471,22 +1950,66 @@
           </wp:inline>
         </w:drawing>
       </w:r>
-      <w:r>
-        <w:rPr>
-          <w:rFonts w:asciiTheme="minorEastAsia" w:hAnsiTheme="minorEastAsia" w:cs="Times New Roman" w:hint="eastAsia"/>
-          <w:snapToGrid w:val="0"/>
-          <w:color w:val="000000"/>
-          <w:w w:val="0"/>
-          <w:kern w:val="0"/>
-          <w:sz w:val="0"/>
-          <w:szCs w:val="0"/>
-          <w:u w:color="000000"/>
-          <w:bdr w:val="none" w:sz="0" w:space="0" w:color="000000"/>
-          <w:shd w:val="clear" w:color="000000" w:fill="000000"/>
-          <w:lang w:val="x-none" w:bidi="x-none"/>
-          <w14:ligatures w14:val="none"/>
-        </w:rPr>
-        <w:t>k</w:t>
+    </w:p>
+    <w:p>
+      <w:pPr>
+        <w:rPr>
+          <w:rFonts w:hint="eastAsia"/>
+        </w:rPr>
+      </w:pPr>
+      <w:r>
+        <w:rPr>
+          <w:noProof/>
+        </w:rPr>
+        <w:drawing>
+          <wp:inline distT="0" distB="0" distL="0" distR="0" wp14:anchorId="1A369EE9" wp14:editId="21585489">
+            <wp:extent cx="4852988" cy="2666774"/>
+            <wp:effectExtent l="0" t="0" r="5080" b="635"/>
+            <wp:docPr id="2071996775" name="Picture 2071996775"/>
+            <wp:cNvGraphicFramePr>
+              <a:graphicFrameLocks xmlns:a="http://schemas.openxmlformats.org/drawingml/2006/main" noChangeAspect="1"/>
+            </wp:cNvGraphicFramePr>
+            <a:graphic xmlns:a="http://schemas.openxmlformats.org/drawingml/2006/main">
+              <a:graphicData uri="http://schemas.openxmlformats.org/drawingml/2006/picture">
+                <pic:pic xmlns:pic="http://schemas.openxmlformats.org/drawingml/2006/picture">
+                  <pic:nvPicPr>
+                    <pic:cNvPr id="0" name="MyTasksAssign.png"/>
+                    <pic:cNvPicPr/>
+                  </pic:nvPicPr>
+                  <pic:blipFill>
+                    <a:blip r:embed="rId27"/>
+                    <a:stretch>
+                      <a:fillRect/>
+                    </a:stretch>
+                  </pic:blipFill>
+                  <pic:spPr>
+                    <a:xfrm>
+                      <a:off x="0" y="0"/>
+                      <a:ext cx="4856448" cy="2668675"/>
+                    </a:xfrm>
+                    <a:prstGeom prst="rect">
+                      <a:avLst/>
+                    </a:prstGeom>
+                  </pic:spPr>
+                </pic:pic>
+              </a:graphicData>
+            </a:graphic>
+          </wp:inline>
+        </w:drawing>
+      </w:r>
+    </w:p>
+    <w:p>
+      <w:pPr>
+        <w:rPr>
+          <w:rFonts w:hint="eastAsia"/>
+        </w:rPr>
+      </w:pPr>
+      <w:r>
+        <w:rPr>
+          <w:i/>
+          <w:sz w:val="18"/>
+        </w:rPr>
+        <w:t>我的任务 —— 继续分配、子任务树以及编辑 / 删除。</w:t>
       </w:r>
     </w:p>
     <w:p>
@@ -2518,7 +2041,7 @@
                     </pic:cNvPicPr>
                   </pic:nvPicPr>
                   <pic:blipFill>
-                    <a:blip r:embed="rId27" cstate="print">
+                    <a:blip r:embed="rId28" cstate="print">
                       <a:extLst>
                         <a:ext uri="{28A0092B-C50C-407E-A947-70E740481C1C}">
                           <a14:useLocalDpi xmlns:a14="http://schemas.microsoft.com/office/drawing/2010/main" val="0"/>
@@ -2560,39 +2083,33 @@
         <w:rPr>
           <w:rFonts w:hint="eastAsia"/>
         </w:rPr>
-        <w:t>上面输入框可以输入文字，也可以粘贴图片，点下面的Attach file 按钮，可以上传附件！</w:t>
-      </w:r>
-    </w:p>
-    <w:p>
-      <w:pPr>
-        <w:rPr>
-          <w:rFonts w:hint="eastAsia"/>
-        </w:rPr>
-      </w:pPr>
-      <w:r>
-        <w:rPr>
-          <w:rFonts w:hint="eastAsia"/>
-        </w:rPr>
-        <w:t>4-4，任务</w:t>
-      </w:r>
-      <w:r>
-        <w:rPr>
-          <w:rFonts w:hint="eastAsia"/>
-        </w:rPr>
-        <w:t>分派</w:t>
-      </w:r>
-    </w:p>
-    <w:p>
-      <w:pPr>
-        <w:rPr>
-          <w:rFonts w:hint="eastAsia"/>
-        </w:rPr>
-      </w:pPr>
-      <w:r>
-        <w:rPr>
-          <w:rFonts w:hint="eastAsia"/>
-        </w:rPr>
-        <w:t xml:space="preserve">  点击页面右上角的 “任务分派” 按钮，打开任务分派页面，如下图，</w:t>
+        <w:t>上方输入框支持文本和粘贴的图片。点击下方的“附加文件”按钮可上传附件。</w:t>
+      </w:r>
+    </w:p>
+    <w:p>
+      <w:pPr>
+        <w:rPr>
+          <w:rFonts w:hint="eastAsia"/>
+        </w:rPr>
+      </w:pPr>
+      <w:r>
+        <w:rPr>
+          <w:rFonts w:hint="eastAsia"/>
+        </w:rPr>
+        <w:t>4-4. 任务分配。点击页面右上角的“任务分配”按钮打开任务分配页面，如下图所示。</w:t>
+      </w:r>
+    </w:p>
+    <w:p>
+      <w:pPr>
+        <w:rPr>
+          <w:rFonts w:hint="eastAsia"/>
+        </w:rPr>
+      </w:pPr>
+      <w:r>
+        <w:rPr>
+          <w:rFonts w:hint="eastAsia"/>
+        </w:rPr>
+        <w:t>它显示你创建的所有任务。左侧成员列表是可选的（用于筛选）。点击“添加任务”按钮打开对话框，从“受理人”下拉框中选择受理人。“类型”字段含一个文本框、一个下拉框和一个 + 按钮：可选择已有类型，或输入新类型后点击 + 添加（类型会被记忆）。编辑任务时也可以修改受理人；保存后任务会移动到新受理人的任务列表。每个任务行都有一个 + 列，可内联展开其子任务；每个子任务保存其父任务的唯一 ID（UID），“No.” 列显示层级编号（1、1-1、1-2-1……）。没有子任务的任务不显示 +。</w:t>
       </w:r>
     </w:p>
     <w:p>
@@ -2605,6 +2122,7 @@
         <w:rPr>
           <w:noProof/>
         </w:rPr>
+        <w:lastRenderedPageBreak/>
         <w:drawing>
           <wp:inline distT="0" distB="0" distL="0" distR="0" wp14:anchorId="087D58B5" wp14:editId="18B2B305">
             <wp:extent cx="5274310" cy="2854325"/>
@@ -2623,7 +2141,7 @@
                     </pic:cNvPicPr>
                   </pic:nvPicPr>
                   <pic:blipFill>
-                    <a:blip r:embed="rId28" cstate="print">
+                    <a:blip r:embed="rId29" cstate="print">
                       <a:extLst>
                         <a:ext uri="{28A0092B-C50C-407E-A947-70E740481C1C}">
                           <a14:useLocalDpi xmlns:a14="http://schemas.microsoft.com/office/drawing/2010/main" val="0"/>
@@ -2665,7 +2183,6 @@
         <w:rPr>
           <w:noProof/>
         </w:rPr>
-        <w:lastRenderedPageBreak/>
         <w:drawing>
           <wp:inline distT="0" distB="0" distL="0" distR="0" wp14:anchorId="3A1C62D6" wp14:editId="6A71540F">
             <wp:extent cx="5274310" cy="1266825"/>
@@ -2684,7 +2201,7 @@
                     </pic:cNvPicPr>
                   </pic:nvPicPr>
                   <pic:blipFill>
-                    <a:blip r:embed="rId29" cstate="print">
+                    <a:blip r:embed="rId30" cstate="print">
                       <a:extLst>
                         <a:ext uri="{28A0092B-C50C-407E-A947-70E740481C1C}">
                           <a14:useLocalDpi xmlns:a14="http://schemas.microsoft.com/office/drawing/2010/main" val="0"/>
@@ -2724,33 +2241,83 @@
       </w:pPr>
       <w:r>
         <w:rPr>
-          <w:rFonts w:hint="eastAsia"/>
-        </w:rPr>
-        <w:t>它会显示所有你建立的任务，在左边成员列表选择你要分派任务的成员，点</w:t>
-      </w:r>
-      <w:r>
-        <w:rPr>
-          <w:rFonts w:hint="eastAsia"/>
-        </w:rPr>
-        <w:t>击</w:t>
-      </w:r>
-      <w:r>
-        <w:rPr>
-          <w:rFonts w:hint="eastAsia"/>
-        </w:rPr>
-        <w:t>Add Task 按钮，你就可以给这个成员分配任务了，</w:t>
-      </w:r>
-    </w:p>
-    <w:p>
-      <w:pPr>
-        <w:rPr>
-          <w:rFonts w:hint="eastAsia"/>
-        </w:rPr>
-      </w:pPr>
-      <w:r>
-        <w:rPr>
           <w:noProof/>
         </w:rPr>
+        <w:drawing>
+          <wp:inline distT="0" distB="0" distL="0" distR="0" wp14:anchorId="571A8245" wp14:editId="2F0462E4">
+            <wp:extent cx="5486400" cy="3014842"/>
+            <wp:effectExtent l="0" t="0" r="0" b="0"/>
+            <wp:docPr id="2071996776" name="Picture 2071996776"/>
+            <wp:cNvGraphicFramePr>
+              <a:graphicFrameLocks xmlns:a="http://schemas.openxmlformats.org/drawingml/2006/main" noChangeAspect="1"/>
+            </wp:cNvGraphicFramePr>
+            <a:graphic xmlns:a="http://schemas.openxmlformats.org/drawingml/2006/main">
+              <a:graphicData uri="http://schemas.openxmlformats.org/drawingml/2006/picture">
+                <pic:pic xmlns:pic="http://schemas.openxmlformats.org/drawingml/2006/picture">
+                  <pic:nvPicPr>
+                    <pic:cNvPr id="0" name="MyTasksAssign.png"/>
+                    <pic:cNvPicPr/>
+                  </pic:nvPicPr>
+                  <pic:blipFill>
+                    <a:blip r:embed="rId27"/>
+                    <a:stretch>
+                      <a:fillRect/>
+                    </a:stretch>
+                  </pic:blipFill>
+                  <pic:spPr>
+                    <a:xfrm>
+                      <a:off x="0" y="0"/>
+                      <a:ext cx="5486400" cy="3014842"/>
+                    </a:xfrm>
+                    <a:prstGeom prst="rect">
+                      <a:avLst/>
+                    </a:prstGeom>
+                  </pic:spPr>
+                </pic:pic>
+              </a:graphicData>
+            </a:graphic>
+          </wp:inline>
+        </w:drawing>
+      </w:r>
+    </w:p>
+    <w:p>
+      <w:pPr>
+        <w:rPr>
+          <w:rFonts w:hint="eastAsia"/>
+        </w:rPr>
+      </w:pPr>
+      <w:r>
+        <w:rPr>
+          <w:i/>
+          <w:sz w:val="18"/>
+        </w:rPr>
+        <w:t>任务分配 —— 用“+”列内联展开任务的子任务。</w:t>
+      </w:r>
+    </w:p>
+    <w:p>
+      <w:pPr>
+        <w:rPr>
+          <w:rFonts w:hint="eastAsia"/>
+        </w:rPr>
+      </w:pPr>
+      <w:r>
+        <w:rPr>
+          <w:rFonts w:hint="eastAsia"/>
+        </w:rPr>
+        <w:t>你也可以点击任务列表中的“反馈”按钮，评价该成员完成任务的情况，填写你的要求和意见，如下图所示。操作方式同上。</w:t>
+      </w:r>
+    </w:p>
+    <w:p>
+      <w:pPr>
+        <w:rPr>
+          <w:rFonts w:hint="eastAsia"/>
+        </w:rPr>
+      </w:pPr>
+      <w:r>
+        <w:rPr>
+          <w:noProof/>
+        </w:rPr>
+        <w:lastRenderedPageBreak/>
         <w:drawing>
           <wp:inline distT="0" distB="0" distL="0" distR="0" wp14:anchorId="0AA394D6" wp14:editId="45CB7509">
             <wp:extent cx="5274310" cy="2892425"/>
@@ -2769,7 +2336,7 @@
                     </pic:cNvPicPr>
                   </pic:nvPicPr>
                   <pic:blipFill>
-                    <a:blip r:embed="rId30" cstate="print">
+                    <a:blip r:embed="rId31" cstate="print">
                       <a:extLst>
                         <a:ext uri="{28A0092B-C50C-407E-A947-70E740481C1C}">
                           <a14:useLocalDpi xmlns:a14="http://schemas.microsoft.com/office/drawing/2010/main" val="0"/>
@@ -2811,13 +2378,19 @@
         <w:rPr>
           <w:rFonts w:hint="eastAsia"/>
         </w:rPr>
-        <w:t>你也可以点击任务列表中的Feedback 按钮对这个成员完成任务的情况进行评核，输入你的要求和意见，如下图，操作和上面一样！</w:t>
-      </w:r>
+        <w:t>5. 其他成员操作</w:t>
+      </w:r>
+    </w:p>
+    <w:p>
+      <w:pPr>
+        <w:rPr>
+          <w:rFonts w:hint="eastAsia"/>
+        </w:rPr>
+      </w:pPr>
       <w:r>
         <w:rPr>
           <w:noProof/>
         </w:rPr>
-        <w:lastRenderedPageBreak/>
         <w:drawing>
           <wp:inline distT="0" distB="0" distL="0" distR="0" wp14:anchorId="07ADBCC3" wp14:editId="4442B2CF">
             <wp:extent cx="5274310" cy="3773170"/>
@@ -2836,7 +2409,7 @@
                     </pic:cNvPicPr>
                   </pic:nvPicPr>
                   <pic:blipFill>
-                    <a:blip r:embed="rId27" cstate="print">
+                    <a:blip r:embed="rId28" cstate="print">
                       <a:extLst>
                         <a:ext uri="{28A0092B-C50C-407E-A947-70E740481C1C}">
                           <a14:useLocalDpi xmlns:a14="http://schemas.microsoft.com/office/drawing/2010/main" val="0"/>
@@ -2878,20 +2451,25 @@
         <w:rPr>
           <w:rFonts w:hint="eastAsia"/>
         </w:rPr>
-        <w:t>五，其它成员操作</w:t>
-      </w:r>
-    </w:p>
-    <w:p>
-      <w:pPr>
-        <w:rPr>
-          <w:rFonts w:hint="eastAsia"/>
-        </w:rPr>
-      </w:pPr>
-      <w:r>
-        <w:rPr>
-          <w:rFonts w:hint="eastAsia"/>
-        </w:rPr>
-        <w:t>管理员admin在管理页面添加的成员，比如刚才添加的ericliu，也可以在登录页面进行登录，登录进成员的管理页面，如下图，它比管理员 admin用户的管理页面简单，</w:t>
+        <w:t>管理员在管理页面添加的成员（例如前面添加的 ericliu），也可以从登录页登录，进入该成员的管理页面，如下图所示。它比管理员（admin）的页面更简单。</w:t>
+      </w:r>
+    </w:p>
+    <w:p>
+      <w:pPr>
+        <w:rPr>
+          <w:rFonts w:hint="eastAsia"/>
+        </w:rPr>
+      </w:pPr>
+      <w:r>
+        <w:rPr>
+          <w:rFonts w:hint="eastAsia"/>
+        </w:rPr>
+        <w:t>在该页面中，你可以点击“启动”按钮启动 DSH 服务。首次启动可能较慢；启动后即可打开该成员的 DSH 页面，如下图所示。操作与管理员相同，但请注意：成员只能在自己的文件工作区中操作，无法看到其他工作区的文件。</w:t>
+      </w:r>
+      <w:r>
+        <w:rPr>
+          <w:rFonts w:hint="eastAsia"/>
+        </w:rPr>
       </w:r>
     </w:p>
     <w:p>
@@ -2922,7 +2500,7 @@
                     </pic:cNvPicPr>
                   </pic:nvPicPr>
                   <pic:blipFill>
-                    <a:blip r:embed="rId31" cstate="print">
+                    <a:blip r:embed="rId32" cstate="print">
                       <a:extLst>
                         <a:ext uri="{28A0092B-C50C-407E-A947-70E740481C1C}">
                           <a14:useLocalDpi xmlns:a14="http://schemas.microsoft.com/office/drawing/2010/main" val="0"/>
@@ -2964,126 +2542,21 @@
         <w:rPr>
           <w:rFonts w:hint="eastAsia"/>
         </w:rPr>
-        <w:t>在这个管理页面，你可以点击Start 按钮启动 DSH 服务，第一次启动会慢点，启动之后，就可以打</w:t>
-      </w:r>
-      <w:r>
-        <w:rPr>
-          <w:rFonts w:hint="eastAsia"/>
-        </w:rPr>
-        <w:t>开</w:t>
-      </w:r>
-      <w:r>
-        <w:rPr>
-          <w:rFonts w:hint="eastAsia"/>
-        </w:rPr>
-        <w:t>成员的DSH页面了，如下图，操作方式就和管理员admin的一样了，</w:t>
-      </w:r>
-      <w:r>
-        <w:rPr>
-          <w:rFonts w:hint="eastAsia"/>
-        </w:rPr>
-        <w:lastRenderedPageBreak/>
-        <w:t>但要注意的是成员只能在他自己的文件工作区</w:t>
-      </w:r>
-      <w:r>
-        <w:rPr>
-          <w:rFonts w:hint="eastAsia"/>
-        </w:rPr>
-        <w:t>目录</w:t>
-      </w:r>
-      <w:r>
-        <w:rPr>
-          <w:rFonts w:hint="eastAsia"/>
-        </w:rPr>
-        <w:t>工作，看不到</w:t>
-      </w:r>
-      <w:r>
-        <w:rPr>
-          <w:rFonts w:hint="eastAsia"/>
-        </w:rPr>
-        <w:t>别</w:t>
-      </w:r>
-      <w:r>
-        <w:rPr>
-          <w:rFonts w:hint="eastAsia"/>
-        </w:rPr>
-        <w:t>的工作区</w:t>
-      </w:r>
-      <w:r>
-        <w:rPr>
-          <w:rFonts w:hint="eastAsia"/>
-        </w:rPr>
-        <w:t>目录</w:t>
-      </w:r>
-      <w:r>
-        <w:rPr>
-          <w:rFonts w:hint="eastAsia"/>
-        </w:rPr>
-        <w:t>的文件数据！</w:t>
-      </w:r>
-    </w:p>
-    <w:p>
-      <w:pPr>
-        <w:rPr>
-          <w:rFonts w:hint="eastAsia"/>
-        </w:rPr>
-      </w:pPr>
-      <w:r>
-        <w:rPr>
-          <w:rFonts w:hint="eastAsia"/>
-        </w:rPr>
-        <w:t>六、DSH操作</w:t>
-      </w:r>
-      <w:r>
-        <w:br/>
-      </w:r>
-      <w:r>
-        <w:rPr>
-          <w:rFonts w:hint="eastAsia"/>
-        </w:rPr>
-        <w:t xml:space="preserve">  </w:t>
-      </w:r>
-      <w:r>
-        <w:rPr>
-          <w:rFonts w:hint="eastAsia"/>
-        </w:rPr>
-        <w:t xml:space="preserve">  </w:t>
-      </w:r>
-      <w:r>
-        <w:rPr>
-          <w:rFonts w:hint="eastAsia"/>
-        </w:rPr>
-        <w:t>上面各个页面的各个功能都熟悉之后，那么用户就可以</w:t>
-      </w:r>
-      <w:r>
-        <w:rPr>
-          <w:rFonts w:hint="eastAsia"/>
-        </w:rPr>
-        <w:t>用</w:t>
-      </w:r>
-      <w:r>
-        <w:rPr>
-          <w:rFonts w:hint="eastAsia"/>
-        </w:rPr>
-        <w:t>这个AI Harness进行工作了，例如，你要对工作区目录一个代码文件进行修改，你就可以直接在Harness输入框输入你想要进行的修改指令，如下图</w:t>
-      </w:r>
-      <w:r>
-        <w:rPr>
-          <w:rFonts w:hint="eastAsia"/>
-        </w:rPr>
-        <w:t>，然后点</w:t>
-      </w:r>
-      <w:r>
-        <w:rPr>
-          <w:rFonts w:hint="eastAsia"/>
-        </w:rPr>
-        <w:t>箭头</w:t>
-      </w:r>
-      <w:r>
-        <w:rPr>
-          <w:rFonts w:hint="eastAsia"/>
-        </w:rPr>
-        <w:t>提交按钮，它就会调用关联的大模型进行工作！</w:t>
+        <w:t>6. DSH 操作</w:t>
+      </w:r>
+    </w:p>
+    <w:p>
+      <w:pPr>
+        <w:ind w:firstLineChars="200" w:firstLine="440"/>
+        <w:rPr>
+          <w:rFonts w:hint="eastAsia"/>
+        </w:rPr>
+      </w:pPr>
+      <w:r>
+        <w:rPr>
+          <w:rFonts w:hint="eastAsia"/>
+        </w:rPr>
+        <w:t>熟悉以上页面的功能后，就可以使用这个 AI Harness 来工作了。例如，要修改工作区目录中的某个代码文件，可以直接在 Harness 输入框中输入你想要的修改指令，如下图所示，然后点击提交箭头按钮；它会调用已连接的 LLM 来完成工作。</w:t>
       </w:r>
     </w:p>
     <w:p>
@@ -3114,7 +2587,7 @@
                     </pic:cNvPicPr>
                   </pic:nvPicPr>
                   <pic:blipFill>
-                    <a:blip r:embed="rId32" cstate="print">
+                    <a:blip r:embed="rId33" cstate="print">
                       <a:extLst>
                         <a:ext uri="{28A0092B-C50C-407E-A947-70E740481C1C}">
                           <a14:useLocalDpi xmlns:a14="http://schemas.microsoft.com/office/drawing/2010/main" val="0"/>
@@ -3157,23 +2630,245 @@
         <w:rPr>
           <w:rFonts w:hint="eastAsia"/>
         </w:rPr>
-        <w:t>当然，除了可以进行软件开发外，你也可以进行其它的</w:t>
-      </w:r>
-      <w:r>
-        <w:rPr>
-          <w:rFonts w:hint="eastAsia"/>
-        </w:rPr>
-        <w:t>工作</w:t>
-      </w:r>
-      <w:r>
-        <w:rPr>
-          <w:rFonts w:hint="eastAsia"/>
-        </w:rPr>
-        <w:t>，比如把某份PPT文件进行修改，或新建一个合同文件等等，也可以在这里完成别人给你分派的任务工作！</w:t>
+        <w:t>当然，除了软件开发，你还可以做其他工作，例如修改 PPT 文件、拟制合同文件等，也可以在这里完成他人分配给你的任务。</w:t>
+      </w:r>
+    </w:p>
+    <w:p>
+      <w:pPr>
+        <w:rPr>
+          <w:rFonts w:hint="eastAsia"/>
+        </w:rPr>
+      </w:pPr>
+      <w:r>
+        <w:rPr>
+          <w:b/>
+          <w:sz w:val="28"/>
+        </w:rPr>
+        <w:t>7. 语言</w:t>
+      </w:r>
+    </w:p>
+    <w:p>
+      <w:pPr>
+        <w:rPr>
+          <w:rFonts w:hint="eastAsia"/>
+        </w:rPr>
+      </w:pPr>
+      <w:r>
+        <w:t>控制台、工作台、文件管理器、任务分配和任务表单均支持完整的英文 / 中文切换。登录页优先使用所配置的默认语言，可随时切换。</w:t>
+      </w:r>
+    </w:p>
+    <w:p>
+      <w:pPr>
+        <w:rPr>
+          <w:rFonts w:hint="eastAsia"/>
+        </w:rPr>
+      </w:pPr>
+      <w:r>
+        <w:rPr>
+          <w:b/>
+          <w:sz w:val="28"/>
+        </w:rPr>
+        <w:t>8. 平台支持</w:t>
+      </w:r>
+    </w:p>
+    <w:p>
+      <w:pPr>
+        <w:rPr>
+          <w:rFonts w:hint="eastAsia"/>
+        </w:rPr>
+      </w:pPr>
+      <w:r>
+        <w:t>TakeTopDSHTeam 跨平台：一个安装包同时覆盖 Windows、macOS 和 Linux，且完全离线安装 —— 无需编译，目标机器上无需额外下载。</w:t>
+      </w:r>
+    </w:p>
+    <w:tbl>
+      <w:tblPr>
+        <w:tblW w:w="0" w:type="auto"/>
+        <w:tblBorders>
+          <w:top w:val="single" w:sz="4" w:space="0" w:color="999999"/>
+          <w:left w:val="single" w:sz="4" w:space="0" w:color="999999"/>
+          <w:bottom w:val="single" w:sz="4" w:space="0" w:color="999999"/>
+          <w:right w:val="single" w:sz="4" w:space="0" w:color="999999"/>
+          <w:insideH w:val="single" w:sz="4" w:space="0" w:color="999999"/>
+          <w:insideV w:val="single" w:sz="4" w:space="0" w:color="999999"/>
+        </w:tblBorders>
+        <w:tblLook w:val="04A0" w:firstRow="1" w:lastRow="0" w:firstColumn="1" w:lastColumn="0" w:noHBand="0" w:noVBand="1"/>
+      </w:tblPr>
+      <w:tblGrid>
+        <w:gridCol w:w="2765"/>
+        <w:gridCol w:w="2765"/>
+        <w:gridCol w:w="2766"/>
+      </w:tblGrid>
+      <w:tr>
+        <w:tc>
+          <w:tcPr>
+            <w:tcW w:w="2769" w:type="dxa"/>
+          </w:tcPr>
+          <w:p>
+            <w:r>
+              <w:t>平台</w:t>
+            </w:r>
+          </w:p>
+        </w:tc>
+        <w:tc>
+          <w:tcPr>
+            <w:tcW w:w="2769" w:type="dxa"/>
+          </w:tcPr>
+          <w:p>
+            <w:r>
+              <w:t>Node</w:t>
+            </w:r>
+          </w:p>
+        </w:tc>
+        <w:tc>
+          <w:tcPr>
+            <w:tcW w:w="2769" w:type="dxa"/>
+          </w:tcPr>
+          <w:p>
+            <w:r>
+              <w:t>@deepseek-ai/dsh 依赖</w:t>
+            </w:r>
+          </w:p>
+        </w:tc>
+      </w:tr>
+      <w:tr>
+        <w:tc>
+          <w:tcPr>
+            <w:tcW w:w="2769" w:type="dxa"/>
+          </w:tcPr>
+          <w:p>
+            <w:r>
+              <w:t>Windows x64</w:t>
+            </w:r>
+          </w:p>
+        </w:tc>
+        <w:tc>
+          <w:tcPr>
+            <w:tcW w:w="2769" w:type="dxa"/>
+          </w:tcPr>
+          <w:p>
+            <w:r>
+              <w:t>内置，离线</w:t>
+            </w:r>
+          </w:p>
+        </w:tc>
+        <w:tc>
+          <w:tcPr>
+            <w:tcW w:w="2769" w:type="dxa"/>
+          </w:tcPr>
+          <w:p>
+            <w:r>
+              <w:t>内置，离线</w:t>
+            </w:r>
+          </w:p>
+        </w:tc>
+      </w:tr>
+      <w:tr>
+        <w:tc>
+          <w:tcPr>
+            <w:tcW w:w="2769" w:type="dxa"/>
+          </w:tcPr>
+          <w:p>
+            <w:r>
+              <w:t>macOS / Linux（x64 和 arm64）</w:t>
+            </w:r>
+          </w:p>
+        </w:tc>
+        <w:tc>
+          <w:tcPr>
+            <w:tcW w:w="2769" w:type="dxa"/>
+          </w:tcPr>
+          <w:p>
+            <w:r>
+              <w:t>内置（tar，离线）</w:t>
+            </w:r>
+          </w:p>
+        </w:tc>
+        <w:tc>
+          <w:tcPr>
+            <w:tcW w:w="2769" w:type="dxa"/>
+          </w:tcPr>
+          <w:p>
+            <w:r>
+              <w:t>内置（离线 tarball）；仅当缺少内置包时才回退到 npm install</w:t>
+            </w:r>
+          </w:p>
+        </w:tc>
+      </w:tr>
+    </w:tbl>
+    <w:p>
+      <w:pPr>
+        <w:rPr>
+          <w:rFonts w:hint="eastAsia"/>
+        </w:rPr>
+      </w:pPr>
+    </w:p>
+    <w:p>
+      <w:pPr>
+        <w:rPr>
+          <w:rFonts w:hint="eastAsia"/>
+        </w:rPr>
+      </w:pPr>
+      <w:r>
+        <w:rPr>
+          <w:b/>
+          <w:sz w:val="28"/>
+        </w:rPr>
+        <w:t>9. 许可证</w:t>
+      </w:r>
+    </w:p>
+    <w:p>
+      <w:pPr>
+        <w:rPr>
+          <w:rFonts w:hint="eastAsia"/>
+        </w:rPr>
+      </w:pPr>
+      <w:r>
+        <w:t>本项目采用 Business Source License 1.1（BSL 1.1）许可 —— 属于源代码可见（source-available）许可，并非 OSI 开源许可。参见 LICENSE / COPYING。</w:t>
+      </w:r>
+    </w:p>
+    <w:p>
+      <w:pPr>
+        <w:rPr>
+          <w:rFonts w:hint="eastAsia"/>
+        </w:rPr>
+      </w:pPr>
+      <w:r>
+        <w:t>• 你可以复制、修改、创建衍生作品、再分发，并将本软件用于非生产用途。</w:t>
+      </w:r>
+    </w:p>
+    <w:p>
+      <w:pPr>
+        <w:rPr>
+          <w:rFonts w:hint="eastAsia"/>
+        </w:rPr>
+      </w:pPr>
+      <w:r>
+        <w:t>• 附加使用授权：用户数不超过 10 人的组织可免费用于生产用途；超过 10 人则需商业许可，价格为每额外用户每月 10 美元（例如 11 人 = 每月 10 美元；15 人 = 每月 50 美元；20 人 = 每月 100 美元）—— 请联系 service@taketopits.com。</w:t>
+      </w:r>
+    </w:p>
+    <w:p>
+      <w:pPr>
+        <w:rPr>
+          <w:rFonts w:hint="eastAsia"/>
+        </w:rPr>
+      </w:pPr>
+      <w:r>
+        <w:t>• 自动转换：在变更日期（2030-09-11）—— 或某版本首次公开发布满四周年之日（以较早者为准）—— 该版本将转换为 Apache License 2.0（完全开源），按版本分别适用。</w:t>
+      </w:r>
+    </w:p>
+    <w:p>
+      <w:pPr>
+        <w:rPr>
+          <w:rFonts w:hint="eastAsia"/>
+        </w:rPr>
+      </w:pPr>
+      <w:r>
+        <w:t>本软件的知识产权归 泰顶拓鼎信息科技（上海）有限公司（TakeTop Information Technology (Shanghai) Co., Ltd.）所有，邮箱：service@taketopits.com。保留所有权利。</w:t>
       </w:r>
     </w:p>
     <w:sectPr>
-      <w:footerReference w:type="default" r:id="rId33"/>
+      <w:footerReference w:type="default" r:id="rId34"/>
       <w:pgSz w:w="11906" w:h="16838"/>
       <w:pgMar w:top="1440" w:right="1800" w:bottom="1440" w:left="1800" w:header="851" w:footer="992" w:gutter="0"/>
       <w:cols w:space="425"/>
@@ -3343,14 +3038,6 @@
       </w:sdt>
     </w:sdtContent>
   </w:sdt>
-  <w:p>
-    <w:pPr>
-      <w:pStyle w:val="af0"/>
-      <w:rPr>
-        <w:rFonts w:hint="eastAsia"/>
-      </w:rPr>
-    </w:pPr>
-  </w:p>
 </w:ftr>
 </file>
 
@@ -3388,16 +3075,129 @@
 <file path=word/numbering.xml><?xml version="1.0" encoding="utf-8"?>
 <w:numbering xmlns:wpc="http://schemas.microsoft.com/office/word/2010/wordprocessingCanvas" xmlns:cx="http://schemas.microsoft.com/office/drawing/2014/chartex" xmlns:cx1="http://schemas.microsoft.com/office/drawing/2015/9/8/chartex" xmlns:cx2="http://schemas.microsoft.com/office/drawing/2015/10/21/chartex" xmlns:cx3="http://schemas.microsoft.com/office/drawing/2016/5/9/chartex" xmlns:cx4="http://schemas.microsoft.com/office/drawing/2016/5/10/chartex" xmlns:cx5="http://schemas.microsoft.com/office/drawing/2016/5/11/chartex" xmlns:cx6="http://schemas.microsoft.com/office/drawing/2016/5/12/chartex" xmlns:cx7="http://schemas.microsoft.com/office/drawing/2016/5/13/chartex" xmlns:cx8="http://schemas.microsoft.com/office/drawing/2016/5/14/chartex" xmlns:mc="http://schemas.openxmlformats.org/markup-compatibility/2006" xmlns:aink="http://schemas.microsoft.com/office/drawing/2016/ink" xmlns:am3d="http://schemas.microsoft.com/office/drawing/2017/model3d" xmlns:o="urn:schemas-microsoft-com:office:office" xmlns:oel="http://schemas.microsoft.com/office/2019/extlst" xmlns:r="http://schemas.openxmlformats.org/officeDocument/2006/relationships" xmlns:m="http://schemas.openxmlformats.org/officeDocument/2006/math" xmlns:v="urn:schemas-microsoft-com:vml" xmlns:wp14="http://schemas.microsoft.com/office/word/2010/wordprocessingDrawing" xmlns:wp="http://schemas.openxmlformats.org/drawingml/2006/wordprocessingDrawing" xmlns:w10="urn:schemas-microsoft-com:office:word" xmlns:w="http://schemas.openxmlformats.org/wordprocessingml/2006/main" xmlns:w14="http://schemas.microsoft.com/office/word/2010/wordml" xmlns:w15="http://schemas.microsoft.com/office/word/2012/wordml" xmlns:w16cex="http://schemas.microsoft.com/office/word/2018/wordml/cex" xmlns:w16cid="http://schemas.microsoft.com/office/word/2016/wordml/cid" xmlns:w16="http://schemas.microsoft.com/office/word/2018/wordml" xmlns:w16du="http://schemas.microsoft.com/office/word/2023/wordml/word16du" xmlns:w16sdtdh="http://schemas.microsoft.com/office/word/2020/wordml/sdtdatahash" xmlns:w16sdtfl="http://schemas.microsoft.com/office/word/2024/wordml/sdtformatlock" xmlns:w16se="http://schemas.microsoft.com/office/word/2015/wordml/symex" xmlns:wpg="http://schemas.microsoft.com/office/word/2010/wordprocessingGroup" xmlns:wpi="http://schemas.microsoft.com/office/word/2010/wordprocessingInk" xmlns:wne="http://schemas.microsoft.com/office/word/2006/wordml" xmlns:wps="http://schemas.microsoft.com/office/word/2010/wordprocessingShape" mc:Ignorable="w14 w15 w16se w16cid w16 w16cex w16sdtdh w16sdtfl w16du wp14">
   <w:abstractNum w:abstractNumId="0" w15:restartNumberingAfterBreak="0">
-    <w:nsid w:val="24354EB0"/>
+    <w:nsid w:val="26F1161F"/>
+    <w:multiLevelType w:val="multilevel"/>
+    <w:tmpl w:val="905232E2"/>
+    <w:lvl w:ilvl="0">
+      <w:start w:val="3"/>
+      <w:numFmt w:val="decimal"/>
+      <w:lvlText w:val="%1-"/>
+      <w:lvlJc w:val="left"/>
+      <w:pPr>
+        <w:ind w:left="555" w:hanging="555"/>
+      </w:pPr>
+      <w:rPr>
+        <w:rFonts w:hint="default"/>
+      </w:rPr>
+    </w:lvl>
+    <w:lvl w:ilvl="1">
+      <w:start w:val="1"/>
+      <w:numFmt w:val="decimal"/>
+      <w:lvlText w:val="%1-%2、"/>
+      <w:lvlJc w:val="left"/>
+      <w:pPr>
+        <w:ind w:left="720" w:hanging="720"/>
+      </w:pPr>
+      <w:rPr>
+        <w:rFonts w:hint="default"/>
+      </w:rPr>
+    </w:lvl>
+    <w:lvl w:ilvl="2">
+      <w:start w:val="1"/>
+      <w:numFmt w:val="decimal"/>
+      <w:lvlText w:val="%1-%2、%3."/>
+      <w:lvlJc w:val="left"/>
+      <w:pPr>
+        <w:ind w:left="1080" w:hanging="1080"/>
+      </w:pPr>
+      <w:rPr>
+        <w:rFonts w:hint="default"/>
+      </w:rPr>
+    </w:lvl>
+    <w:lvl w:ilvl="3">
+      <w:start w:val="1"/>
+      <w:numFmt w:val="decimal"/>
+      <w:lvlText w:val="%1-%2、%3.%4."/>
+      <w:lvlJc w:val="left"/>
+      <w:pPr>
+        <w:ind w:left="1080" w:hanging="1080"/>
+      </w:pPr>
+      <w:rPr>
+        <w:rFonts w:hint="default"/>
+      </w:rPr>
+    </w:lvl>
+    <w:lvl w:ilvl="4">
+      <w:start w:val="1"/>
+      <w:numFmt w:val="decimal"/>
+      <w:lvlText w:val="%1-%2、%3.%4.%5."/>
+      <w:lvlJc w:val="left"/>
+      <w:pPr>
+        <w:ind w:left="1440" w:hanging="1440"/>
+      </w:pPr>
+      <w:rPr>
+        <w:rFonts w:hint="default"/>
+      </w:rPr>
+    </w:lvl>
+    <w:lvl w:ilvl="5">
+      <w:start w:val="1"/>
+      <w:numFmt w:val="decimal"/>
+      <w:lvlText w:val="%1-%2、%3.%4.%5.%6."/>
+      <w:lvlJc w:val="left"/>
+      <w:pPr>
+        <w:ind w:left="1440" w:hanging="1440"/>
+      </w:pPr>
+      <w:rPr>
+        <w:rFonts w:hint="default"/>
+      </w:rPr>
+    </w:lvl>
+    <w:lvl w:ilvl="6">
+      <w:start w:val="1"/>
+      <w:numFmt w:val="decimal"/>
+      <w:lvlText w:val="%1-%2、%3.%4.%5.%6.%7."/>
+      <w:lvlJc w:val="left"/>
+      <w:pPr>
+        <w:ind w:left="1800" w:hanging="1800"/>
+      </w:pPr>
+      <w:rPr>
+        <w:rFonts w:hint="default"/>
+      </w:rPr>
+    </w:lvl>
+    <w:lvl w:ilvl="7">
+      <w:start w:val="1"/>
+      <w:numFmt w:val="decimal"/>
+      <w:lvlText w:val="%1-%2、%3.%4.%5.%6.%7.%8."/>
+      <w:lvlJc w:val="left"/>
+      <w:pPr>
+        <w:ind w:left="1800" w:hanging="1800"/>
+      </w:pPr>
+      <w:rPr>
+        <w:rFonts w:hint="default"/>
+      </w:rPr>
+    </w:lvl>
+    <w:lvl w:ilvl="8">
+      <w:start w:val="1"/>
+      <w:numFmt w:val="decimal"/>
+      <w:lvlText w:val="%1-%2、%3.%4.%5.%6.%7.%8.%9."/>
+      <w:lvlJc w:val="left"/>
+      <w:pPr>
+        <w:ind w:left="2160" w:hanging="2160"/>
+      </w:pPr>
+      <w:rPr>
+        <w:rFonts w:hint="default"/>
+      </w:rPr>
+    </w:lvl>
+  </w:abstractNum>
+  <w:abstractNum w:abstractNumId="1" w15:restartNumberingAfterBreak="0">
+    <w:nsid w:val="3DE243BC"/>
     <w:multiLevelType w:val="hybridMultilevel"/>
-    <w:tmpl w:val="DE7A91B0"/>
-    <w:lvl w:ilvl="0" w:tplc="6C9C14A8">
+    <w:tmpl w:val="99E08B82"/>
+    <w:lvl w:ilvl="0" w:tplc="E6CEED64">
       <w:start w:val="1"/>
-      <w:numFmt w:val="japaneseCounting"/>
-      <w:lvlText w:val="%1、"/>
+      <w:numFmt w:val="decimal"/>
+      <w:lvlText w:val="%1."/>
       <w:lvlJc w:val="left"/>
       <w:pPr>
-        <w:ind w:left="435" w:hanging="435"/>
+        <w:ind w:left="360" w:hanging="360"/>
       </w:pPr>
       <w:rPr>
         <w:rFonts w:hint="default"/>
@@ -3474,119 +3274,6 @@
       <w:pPr>
         <w:ind w:left="3960" w:hanging="440"/>
       </w:pPr>
-    </w:lvl>
-  </w:abstractNum>
-  <w:abstractNum w:abstractNumId="1" w15:restartNumberingAfterBreak="0">
-    <w:nsid w:val="26F1161F"/>
-    <w:multiLevelType w:val="multilevel"/>
-    <w:tmpl w:val="905232E2"/>
-    <w:lvl w:ilvl="0">
-      <w:start w:val="3"/>
-      <w:numFmt w:val="decimal"/>
-      <w:lvlText w:val="%1-"/>
-      <w:lvlJc w:val="left"/>
-      <w:pPr>
-        <w:ind w:left="555" w:hanging="555"/>
-      </w:pPr>
-      <w:rPr>
-        <w:rFonts w:hint="default"/>
-      </w:rPr>
-    </w:lvl>
-    <w:lvl w:ilvl="1">
-      <w:start w:val="1"/>
-      <w:numFmt w:val="decimal"/>
-      <w:lvlText w:val="%1-%2、"/>
-      <w:lvlJc w:val="left"/>
-      <w:pPr>
-        <w:ind w:left="720" w:hanging="720"/>
-      </w:pPr>
-      <w:rPr>
-        <w:rFonts w:hint="default"/>
-      </w:rPr>
-    </w:lvl>
-    <w:lvl w:ilvl="2">
-      <w:start w:val="1"/>
-      <w:numFmt w:val="decimal"/>
-      <w:lvlText w:val="%1-%2、%3."/>
-      <w:lvlJc w:val="left"/>
-      <w:pPr>
-        <w:ind w:left="1080" w:hanging="1080"/>
-      </w:pPr>
-      <w:rPr>
-        <w:rFonts w:hint="default"/>
-      </w:rPr>
-    </w:lvl>
-    <w:lvl w:ilvl="3">
-      <w:start w:val="1"/>
-      <w:numFmt w:val="decimal"/>
-      <w:lvlText w:val="%1-%2、%3.%4."/>
-      <w:lvlJc w:val="left"/>
-      <w:pPr>
-        <w:ind w:left="1080" w:hanging="1080"/>
-      </w:pPr>
-      <w:rPr>
-        <w:rFonts w:hint="default"/>
-      </w:rPr>
-    </w:lvl>
-    <w:lvl w:ilvl="4">
-      <w:start w:val="1"/>
-      <w:numFmt w:val="decimal"/>
-      <w:lvlText w:val="%1-%2、%3.%4.%5."/>
-      <w:lvlJc w:val="left"/>
-      <w:pPr>
-        <w:ind w:left="1440" w:hanging="1440"/>
-      </w:pPr>
-      <w:rPr>
-        <w:rFonts w:hint="default"/>
-      </w:rPr>
-    </w:lvl>
-    <w:lvl w:ilvl="5">
-      <w:start w:val="1"/>
-      <w:numFmt w:val="decimal"/>
-      <w:lvlText w:val="%1-%2、%3.%4.%5.%6."/>
-      <w:lvlJc w:val="left"/>
-      <w:pPr>
-        <w:ind w:left="1440" w:hanging="1440"/>
-      </w:pPr>
-      <w:rPr>
-        <w:rFonts w:hint="default"/>
-      </w:rPr>
-    </w:lvl>
-    <w:lvl w:ilvl="6">
-      <w:start w:val="1"/>
-      <w:numFmt w:val="decimal"/>
-      <w:lvlText w:val="%1-%2、%3.%4.%5.%6.%7."/>
-      <w:lvlJc w:val="left"/>
-      <w:pPr>
-        <w:ind w:left="1800" w:hanging="1800"/>
-      </w:pPr>
-      <w:rPr>
-        <w:rFonts w:hint="default"/>
-      </w:rPr>
-    </w:lvl>
-    <w:lvl w:ilvl="7">
-      <w:start w:val="1"/>
-      <w:numFmt w:val="decimal"/>
-      <w:lvlText w:val="%1-%2、%3.%4.%5.%6.%7.%8."/>
-      <w:lvlJc w:val="left"/>
-      <w:pPr>
-        <w:ind w:left="1800" w:hanging="1800"/>
-      </w:pPr>
-      <w:rPr>
-        <w:rFonts w:hint="default"/>
-      </w:rPr>
-    </w:lvl>
-    <w:lvl w:ilvl="8">
-      <w:start w:val="1"/>
-      <w:numFmt w:val="decimal"/>
-      <w:lvlText w:val="%1-%2、%3.%4.%5.%6.%7.%8.%9."/>
-      <w:lvlJc w:val="left"/>
-      <w:pPr>
-        <w:ind w:left="2160" w:hanging="2160"/>
-      </w:pPr>
-      <w:rPr>
-        <w:rFonts w:hint="default"/>
-      </w:rPr>
     </w:lvl>
   </w:abstractNum>
   <w:abstractNum w:abstractNumId="2" w15:restartNumberingAfterBreak="0">
@@ -3682,10 +3369,10 @@
     <w:abstractNumId w:val="2"/>
   </w:num>
   <w:num w:numId="2" w16cid:durableId="699866712">
+    <w:abstractNumId w:val="0"/>
+  </w:num>
+  <w:num w:numId="3" w16cid:durableId="690690415">
     <w:abstractNumId w:val="1"/>
-  </w:num>
-  <w:num w:numId="3" w16cid:durableId="1480415152">
-    <w:abstractNumId w:val="0"/>
   </w:num>
 </w:numbering>
 </file>

--- a/Guide/USER_GUIDE_Chinese.docx
+++ b/Guide/USER_GUIDE_Chinese.docx
@@ -13,6 +13,7 @@
           <w:szCs w:val="36"/>
         </w:rPr>
       </w:pPr>
+      <w:proofErr w:type="spellStart"/>
       <w:r>
         <w:rPr>
           <w:rFonts w:hint="eastAsia"/>
@@ -21,7 +22,18 @@
           <w:sz w:val="36"/>
           <w:szCs w:val="36"/>
         </w:rPr>
-        <w:t>TakeTopDSH Team</w:t>
+        <w:t>TakeTopDSH</w:t>
+      </w:r>
+      <w:proofErr w:type="spellEnd"/>
+      <w:r>
+        <w:rPr>
+          <w:rFonts w:hint="eastAsia"/>
+          <w:b/>
+          <w:bCs/>
+          <w:sz w:val="36"/>
+          <w:szCs w:val="36"/>
+        </w:rPr>
+        <w:t xml:space="preserve"> Team</w:t>
       </w:r>
     </w:p>
     <w:p>
@@ -56,115 +68,171 @@
         <w:rPr>
           <w:rFonts w:hint="eastAsia"/>
         </w:rPr>
-        <w:t>## 目录</w:t>
-      </w:r>
-    </w:p>
-    <w:p>
-      <w:pPr>
-        <w:rPr>
-          <w:rFonts w:hint="eastAsia"/>
-        </w:rPr>
-      </w:pPr>
-      <w:r>
-        <w:rPr>
-          <w:rFonts w:hint="eastAsia"/>
-        </w:rPr>
-        <w:t>- 1. 概述</w:t>
-      </w:r>
-    </w:p>
-    <w:p>
-      <w:pPr>
-        <w:rPr>
-          <w:rFonts w:hint="eastAsia"/>
-        </w:rPr>
-      </w:pPr>
-      <w:r>
-        <w:rPr>
-          <w:rFonts w:hint="eastAsia"/>
-        </w:rPr>
-        <w:t>- 2. 平台登录</w:t>
-      </w:r>
-    </w:p>
-    <w:p>
-      <w:pPr>
-        <w:rPr>
-          <w:rFonts w:hint="eastAsia"/>
-        </w:rPr>
-      </w:pPr>
-      <w:r>
-        <w:rPr>
-          <w:rFonts w:hint="eastAsia"/>
-        </w:rPr>
-        <w:t>- 3. 管理页面</w:t>
-      </w:r>
-    </w:p>
-    <w:p>
-      <w:pPr>
-        <w:rPr>
-          <w:rFonts w:hint="eastAsia"/>
-        </w:rPr>
-      </w:pPr>
-      <w:r>
-        <w:rPr>
-          <w:rFonts w:hint="eastAsia"/>
-        </w:rPr>
-        <w:t>- 4. DSH 工作台</w:t>
-      </w:r>
-    </w:p>
-    <w:p>
-      <w:pPr>
-        <w:rPr>
-          <w:rFonts w:hint="eastAsia"/>
-        </w:rPr>
-      </w:pPr>
-      <w:r>
-        <w:rPr>
-          <w:rFonts w:hint="eastAsia"/>
-        </w:rPr>
-        <w:t>- 5. 其他成员操作</w:t>
-      </w:r>
-    </w:p>
-    <w:p>
-      <w:pPr>
-        <w:rPr>
-          <w:rFonts w:hint="eastAsia"/>
-        </w:rPr>
-      </w:pPr>
-      <w:r>
-        <w:rPr>
-          <w:rFonts w:hint="eastAsia"/>
-        </w:rPr>
-        <w:t>- 6. DSH 操作</w:t>
-      </w:r>
-    </w:p>
-    <w:p>
-      <w:pPr>
-        <w:rPr>
-          <w:rFonts w:hint="eastAsia"/>
-        </w:rPr>
-      </w:pPr>
-      <w:r>
-        <w:t>- 7. 语言</w:t>
-      </w:r>
-    </w:p>
-    <w:p>
-      <w:pPr>
-        <w:rPr>
-          <w:rFonts w:hint="eastAsia"/>
-        </w:rPr>
-      </w:pPr>
-      <w:r>
-        <w:t>- 8. 平台支持</w:t>
-      </w:r>
-    </w:p>
-    <w:p>
-      <w:pPr>
-        <w:rPr>
-          <w:rFonts w:hint="eastAsia"/>
-        </w:rPr>
-      </w:pPr>
-      <w:r>
-        <w:t>- 9. 许可证</w:t>
+        <w:t>#</w:t>
+      </w:r>
+      <w:proofErr w:type="gramStart"/>
+      <w:r>
+        <w:rPr>
+          <w:rFonts w:hint="eastAsia"/>
+        </w:rPr>
+        <w:t># 目录</w:t>
+      </w:r>
+      <w:proofErr w:type="gramEnd"/>
+    </w:p>
+    <w:p>
+      <w:pPr>
+        <w:rPr>
+          <w:rFonts w:hint="eastAsia"/>
+        </w:rPr>
+      </w:pPr>
+      <w:proofErr w:type="gramStart"/>
+      <w:r>
+        <w:rPr>
+          <w:rFonts w:hint="eastAsia"/>
+        </w:rPr>
+        <w:t>- 1</w:t>
+      </w:r>
+      <w:proofErr w:type="gramEnd"/>
+      <w:r>
+        <w:rPr>
+          <w:rFonts w:hint="eastAsia"/>
+        </w:rPr>
+        <w:t>. 概述</w:t>
+      </w:r>
+    </w:p>
+    <w:p>
+      <w:pPr>
+        <w:rPr>
+          <w:rFonts w:hint="eastAsia"/>
+        </w:rPr>
+      </w:pPr>
+      <w:proofErr w:type="gramStart"/>
+      <w:r>
+        <w:rPr>
+          <w:rFonts w:hint="eastAsia"/>
+        </w:rPr>
+        <w:t>- 2</w:t>
+      </w:r>
+      <w:proofErr w:type="gramEnd"/>
+      <w:r>
+        <w:rPr>
+          <w:rFonts w:hint="eastAsia"/>
+        </w:rPr>
+        <w:t>. 平台登录</w:t>
+      </w:r>
+    </w:p>
+    <w:p>
+      <w:pPr>
+        <w:rPr>
+          <w:rFonts w:hint="eastAsia"/>
+        </w:rPr>
+      </w:pPr>
+      <w:proofErr w:type="gramStart"/>
+      <w:r>
+        <w:rPr>
+          <w:rFonts w:hint="eastAsia"/>
+        </w:rPr>
+        <w:t>- 3</w:t>
+      </w:r>
+      <w:proofErr w:type="gramEnd"/>
+      <w:r>
+        <w:rPr>
+          <w:rFonts w:hint="eastAsia"/>
+        </w:rPr>
+        <w:t>. 管理页面</w:t>
+      </w:r>
+    </w:p>
+    <w:p>
+      <w:pPr>
+        <w:rPr>
+          <w:rFonts w:hint="eastAsia"/>
+        </w:rPr>
+      </w:pPr>
+      <w:proofErr w:type="gramStart"/>
+      <w:r>
+        <w:rPr>
+          <w:rFonts w:hint="eastAsia"/>
+        </w:rPr>
+        <w:t>- 4</w:t>
+      </w:r>
+      <w:proofErr w:type="gramEnd"/>
+      <w:r>
+        <w:rPr>
+          <w:rFonts w:hint="eastAsia"/>
+        </w:rPr>
+        <w:t>. DSH 工作台</w:t>
+      </w:r>
+    </w:p>
+    <w:p>
+      <w:pPr>
+        <w:rPr>
+          <w:rFonts w:hint="eastAsia"/>
+        </w:rPr>
+      </w:pPr>
+      <w:proofErr w:type="gramStart"/>
+      <w:r>
+        <w:rPr>
+          <w:rFonts w:hint="eastAsia"/>
+        </w:rPr>
+        <w:t>- 5</w:t>
+      </w:r>
+      <w:proofErr w:type="gramEnd"/>
+      <w:r>
+        <w:rPr>
+          <w:rFonts w:hint="eastAsia"/>
+        </w:rPr>
+        <w:t>. 其他成员操作</w:t>
+      </w:r>
+    </w:p>
+    <w:p>
+      <w:pPr>
+        <w:rPr>
+          <w:rFonts w:hint="eastAsia"/>
+        </w:rPr>
+      </w:pPr>
+      <w:proofErr w:type="gramStart"/>
+      <w:r>
+        <w:rPr>
+          <w:rFonts w:hint="eastAsia"/>
+        </w:rPr>
+        <w:t>- 6</w:t>
+      </w:r>
+      <w:proofErr w:type="gramEnd"/>
+      <w:r>
+        <w:rPr>
+          <w:rFonts w:hint="eastAsia"/>
+        </w:rPr>
+        <w:t>. DSH 操作</w:t>
+      </w:r>
+    </w:p>
+    <w:p>
+      <w:pPr>
+        <w:rPr>
+          <w:rFonts w:hint="eastAsia"/>
+        </w:rPr>
+      </w:pPr>
+      <w:proofErr w:type="gramStart"/>
+      <w:r>
+        <w:t>- 7</w:t>
+      </w:r>
+      <w:proofErr w:type="gramEnd"/>
+      <w:r>
+        <w:t>. 语言</w:t>
+      </w:r>
+    </w:p>
+    <w:p>
+      <w:pPr>
+        <w:rPr>
+          <w:rFonts w:hint="eastAsia"/>
+        </w:rPr>
+      </w:pPr>
+      <w:proofErr w:type="gramStart"/>
+      <w:r>
+        <w:t>- 8</w:t>
+      </w:r>
+      <w:proofErr w:type="gramEnd"/>
+      <w:r>
+        <w:t>. 平台支持</w:t>
       </w:r>
     </w:p>
     <w:p>
@@ -178,7 +246,89 @@
         <w:rPr>
           <w:rFonts w:hint="eastAsia"/>
         </w:rPr>
-        <w:t>本指南面向用户，内容包括：安装 → 登录 → 打开工作台 → 文件管理 / 我的任务 → 管理员任务分配、实例管理、语言切换 → 成员 DSH 使用！</w:t>
+        <w:t>本指南面向用户，内容包括：</w:t>
+      </w:r>
+      <w:proofErr w:type="gramStart"/>
+      <w:r>
+        <w:rPr>
+          <w:rFonts w:hint="eastAsia"/>
+        </w:rPr>
+        <w:t xml:space="preserve">安装 → 登录 → </w:t>
+      </w:r>
+      <w:proofErr w:type="gramEnd"/>
+      <w:r>
+        <w:rPr>
+          <w:rFonts w:hint="eastAsia"/>
+        </w:rPr>
+        <w:t>管理参数设置</w:t>
+      </w:r>
+      <w:r>
+        <w:rPr>
+          <w:rFonts w:hint="eastAsia"/>
+        </w:rPr>
+        <w:t>→</w:t>
+      </w:r>
+      <w:r>
+        <w:rPr>
+          <w:rFonts w:hint="eastAsia"/>
+        </w:rPr>
+        <w:t>打开</w:t>
+      </w:r>
+      <w:proofErr w:type="gramStart"/>
+      <w:r>
+        <w:rPr>
+          <w:rFonts w:hint="eastAsia"/>
+        </w:rPr>
+        <w:t xml:space="preserve">工作台 → </w:t>
+      </w:r>
+      <w:proofErr w:type="gramEnd"/>
+      <w:r>
+        <w:rPr>
+          <w:rFonts w:hint="eastAsia"/>
+        </w:rPr>
+        <w:t>文件</w:t>
+      </w:r>
+      <w:proofErr w:type="gramStart"/>
+      <w:r>
+        <w:rPr>
+          <w:rFonts w:hint="eastAsia"/>
+        </w:rPr>
+        <w:t xml:space="preserve">管理 / </w:t>
+      </w:r>
+      <w:proofErr w:type="gramEnd"/>
+      <w:r>
+        <w:rPr>
+          <w:rFonts w:hint="eastAsia"/>
+        </w:rPr>
+        <w:t>我的</w:t>
+      </w:r>
+      <w:proofErr w:type="gramStart"/>
+      <w:r>
+        <w:rPr>
+          <w:rFonts w:hint="eastAsia"/>
+        </w:rPr>
+        <w:t xml:space="preserve">任务 → </w:t>
+      </w:r>
+      <w:proofErr w:type="gramEnd"/>
+      <w:r>
+        <w:rPr>
+          <w:rFonts w:hint="eastAsia"/>
+        </w:rPr>
+        <w:t>任务分配</w:t>
+      </w:r>
+      <w:proofErr w:type="gramStart"/>
+      <w:r>
+        <w:rPr>
+          <w:rFonts w:hint="eastAsia"/>
+        </w:rPr>
+        <w:t xml:space="preserve">→ 成员 </w:t>
+      </w:r>
+      <w:proofErr w:type="gramEnd"/>
+      <w:r>
+        <w:rPr>
+          <w:rFonts w:hint="eastAsia"/>
+        </w:rPr>
+        <w:t>DSH 使用！</w:t>
       </w:r>
     </w:p>
     <w:p>
@@ -220,21 +370,27 @@
         </w:rPr>
         <w:t>下载安装文件：打开站点 https://github.com/TakeTopITS/TakeTopDSHTeam ，点击下图所示的下载按钮，然后解压安装包。</w:t>
       </w:r>
-      <w:r/>
-      <w:hyperlink r:id="rId8" w:tgtFrame="_blank" w:history="1">
-        <w:r>
-          <w:rPr>
-            <w:rStyle w:val="af2"/>
-          </w:rPr>
-          <w:t>https://github.com/TakeTopITS/TakeTopDSHTeam</w:t>
-        </w:r>
-      </w:hyperlink>
-      <w:r>
-        <w:rPr>
-          <w:rFonts w:hint="eastAsia"/>
-        </w:rPr>
-      </w:r>
-      <w:r/>
+      <w:r>
+        <w:fldChar w:fldCharType="begin"/>
+      </w:r>
+      <w:r>
+        <w:instrText>HYPERLINK "https://github.com/TakeTopITS/TakeTopDSHTeam" \t "_blank"</w:instrText>
+      </w:r>
+      <w:r>
+        <w:rPr>
+          <w:rFonts w:hint="eastAsia"/>
+        </w:rPr>
+        <w:fldChar w:fldCharType="separate"/>
+      </w:r>
+      <w:r>
+        <w:rPr>
+          <w:rStyle w:val="af2"/>
+        </w:rPr>
+        <w:t>https://github.com/TakeTopITS/TakeTopDSHTeam</w:t>
+      </w:r>
+      <w:r>
+        <w:fldChar w:fldCharType="end"/>
+      </w:r>
     </w:p>
     <w:p>
       <w:pPr>
@@ -248,7 +404,6 @@
         <w:rPr>
           <w:noProof/>
         </w:rPr>
-        <w:lastRenderedPageBreak/>
         <w:drawing>
           <wp:inline distT="0" distB="0" distL="0" distR="0" wp14:anchorId="0647FF98" wp14:editId="13250F3D">
             <wp:extent cx="4872038" cy="2258875"/>
@@ -267,7 +422,7 @@
                     </pic:cNvPicPr>
                   </pic:nvPicPr>
                   <pic:blipFill>
-                    <a:blip r:embed="rId9" cstate="print">
+                    <a:blip r:embed="rId8" cstate="print">
                       <a:extLst>
                         <a:ext uri="{28A0092B-C50C-407E-A947-70E740481C1C}">
                           <a14:useLocalDpi xmlns:a14="http://schemas.microsoft.com/office/drawing/2010/main" val="0"/>
@@ -306,11 +461,140 @@
           <w:rFonts w:hint="eastAsia"/>
         </w:rPr>
       </w:pPr>
-      <w:r>
-        <w:rPr>
-          <w:rFonts w:hint="eastAsia"/>
-        </w:rPr>
-        <w:t>TakeTopDSH Team 是一款免安装、拷贝即用的软件。操作步骤：将 `TakeTopDshTeam` 文件夹拷贝到目标机器 → Windows 双击 `start.bat`，macOS/Linux 运行 `bash start.sh` → 在浏览器中打开 `http://127.0.0.1:46001` → 点击 **“打开 DSH”** 即可使用。详细说明见下文：</w:t>
+      <w:proofErr w:type="spellStart"/>
+      <w:r>
+        <w:rPr>
+          <w:rFonts w:hint="eastAsia"/>
+        </w:rPr>
+        <w:t>TakeTopDSH</w:t>
+      </w:r>
+      <w:proofErr w:type="spellEnd"/>
+      <w:r>
+        <w:rPr>
+          <w:rFonts w:hint="eastAsia"/>
+        </w:rPr>
+        <w:t xml:space="preserve"> Team 是一款免安装、拷贝即用的软件。操作步骤：</w:t>
+      </w:r>
+      <w:proofErr w:type="gramStart"/>
+      <w:r>
+        <w:rPr>
+          <w:rFonts w:hint="eastAsia"/>
+        </w:rPr>
+        <w:t xml:space="preserve">将 </w:t>
+      </w:r>
+      <w:r>
+        <w:rPr>
+          <w:rFonts w:hint="eastAsia"/>
+        </w:rPr>
+        <w:lastRenderedPageBreak/>
+        <w:t>`</w:t>
+      </w:r>
+      <w:proofErr w:type="spellStart"/>
+      <w:proofErr w:type="gramEnd"/>
+      <w:r>
+        <w:rPr>
+          <w:rFonts w:hint="eastAsia"/>
+        </w:rPr>
+        <w:t>TakeTopDshTeam</w:t>
+      </w:r>
+      <w:proofErr w:type="spellEnd"/>
+      <w:proofErr w:type="gramStart"/>
+      <w:r>
+        <w:rPr>
+          <w:rFonts w:hint="eastAsia"/>
+        </w:rPr>
+        <w:t>` 文件夹</w:t>
+      </w:r>
+      <w:proofErr w:type="gramEnd"/>
+      <w:r>
+        <w:rPr>
+          <w:rFonts w:hint="eastAsia"/>
+        </w:rPr>
+        <w:t>拷贝到目标</w:t>
+      </w:r>
+      <w:proofErr w:type="gramStart"/>
+      <w:r>
+        <w:rPr>
+          <w:rFonts w:hint="eastAsia"/>
+        </w:rPr>
+        <w:t xml:space="preserve">机器 → </w:t>
+      </w:r>
+      <w:proofErr w:type="gramEnd"/>
+      <w:r>
+        <w:rPr>
+          <w:rFonts w:hint="eastAsia"/>
+        </w:rPr>
+        <w:t xml:space="preserve">Windows </w:t>
+      </w:r>
+      <w:proofErr w:type="gramStart"/>
+      <w:r>
+        <w:rPr>
+          <w:rFonts w:hint="eastAsia"/>
+        </w:rPr>
+        <w:t>双击 `</w:t>
+      </w:r>
+      <w:proofErr w:type="gramEnd"/>
+      <w:r>
+        <w:rPr>
+          <w:rFonts w:hint="eastAsia"/>
+        </w:rPr>
+        <w:t xml:space="preserve">start.bat`，macOS/Linux </w:t>
+      </w:r>
+      <w:proofErr w:type="gramStart"/>
+      <w:r>
+        <w:rPr>
+          <w:rFonts w:hint="eastAsia"/>
+        </w:rPr>
+        <w:t>运行 `</w:t>
+      </w:r>
+      <w:proofErr w:type="gramEnd"/>
+      <w:r>
+        <w:rPr>
+          <w:rFonts w:hint="eastAsia"/>
+        </w:rPr>
+        <w:t>bash start.sh</w:t>
+      </w:r>
+      <w:proofErr w:type="gramStart"/>
+      <w:r>
+        <w:rPr>
+          <w:rFonts w:hint="eastAsia"/>
+        </w:rPr>
+        <w:t xml:space="preserve">` → </w:t>
+      </w:r>
+      <w:proofErr w:type="gramEnd"/>
+      <w:r>
+        <w:rPr>
+          <w:rFonts w:hint="eastAsia"/>
+        </w:rPr>
+        <w:t>在浏览器中</w:t>
+      </w:r>
+      <w:proofErr w:type="gramStart"/>
+      <w:r>
+        <w:rPr>
+          <w:rFonts w:hint="eastAsia"/>
+        </w:rPr>
+        <w:t>打开 `http://127.0.0.1:46001` → 点击 *</w:t>
+      </w:r>
+      <w:proofErr w:type="gramEnd"/>
+      <w:r>
+        <w:rPr>
+          <w:rFonts w:hint="eastAsia"/>
+        </w:rPr>
+        <w:t>*“打开 DSH”*</w:t>
+      </w:r>
+      <w:proofErr w:type="gramStart"/>
+      <w:r>
+        <w:rPr>
+          <w:rFonts w:hint="eastAsia"/>
+        </w:rPr>
+        <w:t>* 即可</w:t>
+      </w:r>
+      <w:proofErr w:type="gramEnd"/>
+      <w:r>
+        <w:rPr>
+          <w:rFonts w:hint="eastAsia"/>
+        </w:rPr>
+        <w:t>使用。详细说明见下文：</w:t>
       </w:r>
     </w:p>
     <w:p>
@@ -326,7 +610,6 @@
         </w:rPr>
         <w:t>1-1. Windows</w:t>
       </w:r>
-      <w:r/>
     </w:p>
     <w:p>
       <w:pPr>
@@ -339,7 +622,37 @@
         <w:rPr>
           <w:rFonts w:hint="eastAsia"/>
         </w:rPr>
-        <w:t>1-1-1. 将整个 `TakeTopDshTeam` 文件夹拷贝到目标电脑。</w:t>
+        <w:t>1-1-1. 将</w:t>
+      </w:r>
+      <w:proofErr w:type="gramStart"/>
+      <w:r>
+        <w:rPr>
+          <w:rFonts w:hint="eastAsia"/>
+        </w:rPr>
+        <w:t>整个 `</w:t>
+      </w:r>
+      <w:proofErr w:type="spellStart"/>
+      <w:proofErr w:type="gramEnd"/>
+      <w:r>
+        <w:rPr>
+          <w:rFonts w:hint="eastAsia"/>
+        </w:rPr>
+        <w:t>TakeTopDshTeam</w:t>
+      </w:r>
+      <w:proofErr w:type="spellEnd"/>
+      <w:proofErr w:type="gramStart"/>
+      <w:r>
+        <w:rPr>
+          <w:rFonts w:hint="eastAsia"/>
+        </w:rPr>
+        <w:t>` 文件夹</w:t>
+      </w:r>
+      <w:proofErr w:type="gramEnd"/>
+      <w:r>
+        <w:rPr>
+          <w:rFonts w:hint="eastAsia"/>
+        </w:rPr>
+        <w:t>拷贝到目标电脑。</w:t>
       </w:r>
     </w:p>
     <w:p>
@@ -353,9 +666,36 @@
         <w:rPr>
           <w:rFonts w:hint="eastAsia"/>
         </w:rPr>
-        <w:t>1-1-2. 双击 **`start.bat`**（若端口被占用，可右键 → 以管理员身份运行）。</w:t>
-      </w:r>
-      <w:r/>
+        <w:t xml:space="preserve">1-1-2. </w:t>
+      </w:r>
+      <w:proofErr w:type="gramStart"/>
+      <w:r>
+        <w:rPr>
+          <w:rFonts w:hint="eastAsia"/>
+        </w:rPr>
+        <w:t>双击 *</w:t>
+      </w:r>
+      <w:proofErr w:type="gramEnd"/>
+      <w:r>
+        <w:rPr>
+          <w:rFonts w:hint="eastAsia"/>
+        </w:rPr>
+        <w:t>*`start.bat`**（若端口被占用，可右</w:t>
+      </w:r>
+      <w:proofErr w:type="gramStart"/>
+      <w:r>
+        <w:rPr>
+          <w:rFonts w:hint="eastAsia"/>
+        </w:rPr>
+        <w:t xml:space="preserve">键 → </w:t>
+      </w:r>
+      <w:proofErr w:type="gramEnd"/>
+      <w:r>
+        <w:rPr>
+          <w:rFonts w:hint="eastAsia"/>
+        </w:rPr>
+        <w:t>以管理员身份运行）。</w:t>
+      </w:r>
     </w:p>
     <w:p>
       <w:pPr>
@@ -368,9 +708,22 @@
         <w:rPr>
           <w:rFonts w:hint="eastAsia"/>
         </w:rPr>
-        <w:t>1-1-3. 浏览器会自动打开登录页 `http://127.0.0.1:46001`。</w:t>
-      </w:r>
-      <w:r/>
+        <w:t>1-1-3. 浏览器会自动打开登录</w:t>
+      </w:r>
+      <w:proofErr w:type="gramStart"/>
+      <w:r>
+        <w:rPr>
+          <w:rFonts w:hint="eastAsia"/>
+        </w:rPr>
+        <w:t>页 `</w:t>
+      </w:r>
+      <w:proofErr w:type="gramEnd"/>
+      <w:r>
+        <w:rPr>
+          <w:rFonts w:hint="eastAsia"/>
+        </w:rPr>
+        <w:t>http://127.0.0.1:46001`。</w:t>
+      </w:r>
     </w:p>
     <w:p>
       <w:pPr>
@@ -393,7 +746,6 @@
         </w:rPr>
         <w:t>1-2. macOS（Apple Silicon，arm64）</w:t>
       </w:r>
-      <w:r/>
     </w:p>
     <w:p>
       <w:pPr>
@@ -406,7 +758,37 @@
         <w:rPr>
           <w:rFonts w:hint="eastAsia"/>
         </w:rPr>
-        <w:t>1-2-1. 将整个 `TakeTopDshTeam` 文件夹拷贝到目标 Mac。</w:t>
+        <w:t>1-2-1. 将</w:t>
+      </w:r>
+      <w:proofErr w:type="gramStart"/>
+      <w:r>
+        <w:rPr>
+          <w:rFonts w:hint="eastAsia"/>
+        </w:rPr>
+        <w:t>整个 `</w:t>
+      </w:r>
+      <w:proofErr w:type="spellStart"/>
+      <w:proofErr w:type="gramEnd"/>
+      <w:r>
+        <w:rPr>
+          <w:rFonts w:hint="eastAsia"/>
+        </w:rPr>
+        <w:t>TakeTopDshTeam</w:t>
+      </w:r>
+      <w:proofErr w:type="spellEnd"/>
+      <w:proofErr w:type="gramStart"/>
+      <w:r>
+        <w:rPr>
+          <w:rFonts w:hint="eastAsia"/>
+        </w:rPr>
+        <w:t>` 文件夹</w:t>
+      </w:r>
+      <w:proofErr w:type="gramEnd"/>
+      <w:r>
+        <w:rPr>
+          <w:rFonts w:hint="eastAsia"/>
+        </w:rPr>
+        <w:t>拷贝到目标 Mac。</w:t>
       </w:r>
     </w:p>
     <w:p>
@@ -431,7 +813,15 @@
         </w:rPr>
       </w:pPr>
       <w:r>
-        <w:t>bash cd /path/to/TakeTopDshTeam bash start.sh</w:t>
+        <w:t>bash cd /path/to/</w:t>
+      </w:r>
+      <w:proofErr w:type="spellStart"/>
+      <w:r>
+        <w:t>TakeTopDshTeam</w:t>
+      </w:r>
+      <w:proofErr w:type="spellEnd"/>
+      <w:r>
+        <w:t xml:space="preserve"> bash start.sh</w:t>
       </w:r>
     </w:p>
     <w:p>
@@ -453,7 +843,35 @@
         <w:rPr>
           <w:rFonts w:hint="eastAsia"/>
         </w:rPr>
-        <w:t>1-2-3. 首次运行会自动解包内置的 Node.js 与内置的 `@deepseek-ai/dsh` 依赖包 —— **完全离线**，无需额外下载，也无需编译。</w:t>
+        <w:t>1-2-3. 首次运行会自动解包内置的 Node.js 与内置</w:t>
+      </w:r>
+      <w:proofErr w:type="gramStart"/>
+      <w:r>
+        <w:rPr>
+          <w:rFonts w:hint="eastAsia"/>
+        </w:rPr>
+        <w:t>的 `</w:t>
+      </w:r>
+      <w:proofErr w:type="gramEnd"/>
+      <w:r>
+        <w:rPr>
+          <w:rFonts w:hint="eastAsia"/>
+        </w:rPr>
+        <w:t>@deepseek-ai/dsh</w:t>
+      </w:r>
+      <w:proofErr w:type="gramStart"/>
+      <w:r>
+        <w:rPr>
+          <w:rFonts w:hint="eastAsia"/>
+        </w:rPr>
+        <w:t>` 依赖包 —— *</w:t>
+      </w:r>
+      <w:proofErr w:type="gramEnd"/>
+      <w:r>
+        <w:rPr>
+          <w:rFonts w:hint="eastAsia"/>
+        </w:rPr>
+        <w:t>*完全离线**，无需额外下载，也无需编译。</w:t>
       </w:r>
     </w:p>
     <w:p>
@@ -467,9 +885,22 @@
         <w:rPr>
           <w:rFonts w:hint="eastAsia"/>
         </w:rPr>
-        <w:t>1-2-4. 浏览器会自动打开登录页 `http://127.0.0.1:46001`。</w:t>
-      </w:r>
-      <w:r/>
+        <w:t>1-2-4. 浏览器会自动打开登录</w:t>
+      </w:r>
+      <w:proofErr w:type="gramStart"/>
+      <w:r>
+        <w:rPr>
+          <w:rFonts w:hint="eastAsia"/>
+        </w:rPr>
+        <w:t>页 `</w:t>
+      </w:r>
+      <w:proofErr w:type="gramEnd"/>
+      <w:r>
+        <w:rPr>
+          <w:rFonts w:hint="eastAsia"/>
+        </w:rPr>
+        <w:t>http://127.0.0.1:46001`。</w:t>
+      </w:r>
     </w:p>
     <w:p>
       <w:pPr>
@@ -490,9 +921,22 @@
         <w:rPr>
           <w:rFonts w:hint="eastAsia"/>
         </w:rPr>
-        <w:t>1-3. Linux（x64 / arm64）</w:t>
-      </w:r>
-      <w:r/>
+        <w:t xml:space="preserve">1-3. Linux（x64 </w:t>
+      </w:r>
+      <w:proofErr w:type="gramStart"/>
+      <w:r>
+        <w:rPr>
+          <w:rFonts w:hint="eastAsia"/>
+        </w:rPr>
+        <w:t>/ arm64</w:t>
+      </w:r>
+      <w:proofErr w:type="gramEnd"/>
+      <w:r>
+        <w:rPr>
+          <w:rFonts w:hint="eastAsia"/>
+        </w:rPr>
+        <w:t>）</w:t>
+      </w:r>
     </w:p>
     <w:p>
       <w:pPr>
@@ -505,7 +949,37 @@
         <w:rPr>
           <w:rFonts w:hint="eastAsia"/>
         </w:rPr>
-        <w:t>1-3-1. 将整个 `TakeTopDshTeam` 文件夹拷贝到目标机器。</w:t>
+        <w:t>1-3-1. 将</w:t>
+      </w:r>
+      <w:proofErr w:type="gramStart"/>
+      <w:r>
+        <w:rPr>
+          <w:rFonts w:hint="eastAsia"/>
+        </w:rPr>
+        <w:t>整个 `</w:t>
+      </w:r>
+      <w:proofErr w:type="spellStart"/>
+      <w:proofErr w:type="gramEnd"/>
+      <w:r>
+        <w:rPr>
+          <w:rFonts w:hint="eastAsia"/>
+        </w:rPr>
+        <w:t>TakeTopDshTeam</w:t>
+      </w:r>
+      <w:proofErr w:type="spellEnd"/>
+      <w:proofErr w:type="gramStart"/>
+      <w:r>
+        <w:rPr>
+          <w:rFonts w:hint="eastAsia"/>
+        </w:rPr>
+        <w:t>` 文件夹</w:t>
+      </w:r>
+      <w:proofErr w:type="gramEnd"/>
+      <w:r>
+        <w:rPr>
+          <w:rFonts w:hint="eastAsia"/>
+        </w:rPr>
+        <w:t>拷贝到目标机器。</w:t>
       </w:r>
     </w:p>
     <w:p>
@@ -530,7 +1004,15 @@
         </w:rPr>
       </w:pPr>
       <w:r>
-        <w:t>bash cd /path/to/TakeTopDshTeam bash start.sh</w:t>
+        <w:t>bash cd /path/to/</w:t>
+      </w:r>
+      <w:proofErr w:type="spellStart"/>
+      <w:r>
+        <w:t>TakeTopDshTeam</w:t>
+      </w:r>
+      <w:proofErr w:type="spellEnd"/>
+      <w:r>
+        <w:t xml:space="preserve"> bash start.sh</w:t>
       </w:r>
     </w:p>
     <w:p>
@@ -544,7 +1026,35 @@
         <w:rPr>
           <w:rFonts w:hint="eastAsia"/>
         </w:rPr>
-        <w:t>1-3-3. 首次运行会自动解包内置的 Node.js 与内置的 `@deepseek-ai/dsh` 依赖包 —— **完全离线**，无需额外下载，也无需编译。</w:t>
+        <w:t>1-3-3. 首次运行会自动解包内置的 Node.js 与内置</w:t>
+      </w:r>
+      <w:proofErr w:type="gramStart"/>
+      <w:r>
+        <w:rPr>
+          <w:rFonts w:hint="eastAsia"/>
+        </w:rPr>
+        <w:t>的 `</w:t>
+      </w:r>
+      <w:proofErr w:type="gramEnd"/>
+      <w:r>
+        <w:rPr>
+          <w:rFonts w:hint="eastAsia"/>
+        </w:rPr>
+        <w:t>@deepseek-ai/dsh</w:t>
+      </w:r>
+      <w:proofErr w:type="gramStart"/>
+      <w:r>
+        <w:rPr>
+          <w:rFonts w:hint="eastAsia"/>
+        </w:rPr>
+        <w:t>` 依赖包 —— *</w:t>
+      </w:r>
+      <w:proofErr w:type="gramEnd"/>
+      <w:r>
+        <w:rPr>
+          <w:rFonts w:hint="eastAsia"/>
+        </w:rPr>
+        <w:t>*完全离线**，无需额外下载，也无需编译。</w:t>
       </w:r>
     </w:p>
     <w:p>
@@ -558,28 +1068,55 @@
         <w:rPr>
           <w:rFonts w:hint="eastAsia"/>
         </w:rPr>
-        <w:t>1-3-4. 浏览器会自动打开登录页 `http://127.0.0.1:46001`。</w:t>
-      </w:r>
-      <w:r/>
-    </w:p>
-    <w:p>
-      <w:pPr>
-        <w:rPr>
-          <w:rFonts w:hint="eastAsia"/>
-        </w:rPr>
-      </w:pPr>
-    </w:p>
-    <w:p>
-      <w:pPr>
-        <w:rPr>
-          <w:rFonts w:hint="eastAsia"/>
-        </w:rPr>
-      </w:pPr>
-      <w:r>
-        <w:rPr>
-          <w:rFonts w:hint="eastAsia"/>
-        </w:rPr>
-        <w:t>2. 平台登录</w:t>
+        <w:t>1-3-4. 浏览器会自动打开登录</w:t>
+      </w:r>
+      <w:proofErr w:type="gramStart"/>
+      <w:r>
+        <w:rPr>
+          <w:rFonts w:hint="eastAsia"/>
+        </w:rPr>
+        <w:t>页 `</w:t>
+      </w:r>
+      <w:proofErr w:type="gramEnd"/>
+      <w:r>
+        <w:rPr>
+          <w:rFonts w:hint="eastAsia"/>
+        </w:rPr>
+        <w:t>http://127.0.0.1:46001`。</w:t>
+      </w:r>
+    </w:p>
+    <w:p>
+      <w:pPr>
+        <w:rPr>
+          <w:rFonts w:hint="eastAsia"/>
+        </w:rPr>
+      </w:pPr>
+    </w:p>
+    <w:p>
+      <w:pPr>
+        <w:rPr>
+          <w:rFonts w:hint="eastAsia"/>
+        </w:rPr>
+      </w:pPr>
+      <w:r>
+        <w:rPr>
+          <w:rFonts w:hint="eastAsia"/>
+        </w:rPr>
+        <w:t>2</w:t>
+      </w:r>
+      <w:proofErr w:type="gramStart"/>
+      <w:r>
+        <w:rPr>
+          <w:rFonts w:hint="eastAsia"/>
+        </w:rPr>
+        <w:t>. 平台</w:t>
+      </w:r>
+      <w:proofErr w:type="gramEnd"/>
+      <w:r>
+        <w:rPr>
+          <w:rFonts w:hint="eastAsia"/>
+        </w:rPr>
+        <w:t>登录</w:t>
       </w:r>
     </w:p>
     <w:p>
@@ -593,7 +1130,21 @@
         <w:rPr>
           <w:rFonts w:hint="eastAsia"/>
         </w:rPr>
-        <w:t>每次重启后，打开 TakeTopDshTeam 文件夹，你会看到下面两个文件。根据你的系统运行相应的文件即可打开登录页：</w:t>
+        <w:t xml:space="preserve">每次重启后，打开 </w:t>
+      </w:r>
+      <w:proofErr w:type="spellStart"/>
+      <w:r>
+        <w:rPr>
+          <w:rFonts w:hint="eastAsia"/>
+        </w:rPr>
+        <w:t>TakeTopDshTeam</w:t>
+      </w:r>
+      <w:proofErr w:type="spellEnd"/>
+      <w:r>
+        <w:rPr>
+          <w:rFonts w:hint="eastAsia"/>
+        </w:rPr>
+        <w:t xml:space="preserve"> 文件夹，你会看到下面两个文件。根据你的系统运行相应的文件即可打开登录页：</w:t>
       </w:r>
     </w:p>
     <w:p>
@@ -606,8 +1157,9 @@
         <w:rPr>
           <w:noProof/>
         </w:rPr>
+        <w:lastRenderedPageBreak/>
         <w:drawing>
-          <wp:inline distT="0" distB="0" distL="0" distR="0" wp14:anchorId="78E1C3EA" wp14:editId="1A0BCCAC">
+          <wp:inline distT="0" distB="0" distL="0" distR="0" wp14:anchorId="78E1C3EA" wp14:editId="6B7DF5CD">
             <wp:extent cx="5274310" cy="465455"/>
             <wp:effectExtent l="0" t="0" r="2540" b="0"/>
             <wp:docPr id="286631104" name="图片 1"/>
@@ -624,7 +1176,7 @@
                     </pic:cNvPicPr>
                   </pic:nvPicPr>
                   <pic:blipFill>
-                    <a:blip r:embed="rId10" cstate="print">
+                    <a:blip r:embed="rId9" cstate="print">
                       <a:extLst>
                         <a:ext uri="{28A0092B-C50C-407E-A947-70E740481C1C}">
                           <a14:useLocalDpi xmlns:a14="http://schemas.microsoft.com/office/drawing/2010/main" val="0"/>
@@ -666,20 +1218,48 @@
         <w:rPr>
           <w:rFonts w:hint="eastAsia"/>
         </w:rPr>
-        <w:t>&gt; - Windows：双击 **`start.bat`**</w:t>
-      </w:r>
-    </w:p>
-    <w:p>
-      <w:pPr>
-        <w:rPr>
-          <w:rFonts w:hint="eastAsia"/>
-        </w:rPr>
-      </w:pPr>
-      <w:r>
-        <w:rPr>
-          <w:rFonts w:hint="eastAsia"/>
-        </w:rPr>
-        <w:t>&gt; - macOS / Linux：运行 **`bash start.sh`**</w:t>
+        <w:t>&gt; - Windows：</w:t>
+      </w:r>
+      <w:proofErr w:type="gramStart"/>
+      <w:r>
+        <w:rPr>
+          <w:rFonts w:hint="eastAsia"/>
+        </w:rPr>
+        <w:t>双击 *</w:t>
+      </w:r>
+      <w:proofErr w:type="gramEnd"/>
+      <w:r>
+        <w:rPr>
+          <w:rFonts w:hint="eastAsia"/>
+        </w:rPr>
+        <w:t>*`start.bat`**</w:t>
+      </w:r>
+    </w:p>
+    <w:p>
+      <w:pPr>
+        <w:rPr>
+          <w:rFonts w:hint="eastAsia"/>
+        </w:rPr>
+      </w:pPr>
+      <w:r>
+        <w:rPr>
+          <w:rFonts w:hint="eastAsia"/>
+        </w:rPr>
+        <w:t>&gt; - macOS / Linux：</w:t>
+      </w:r>
+      <w:proofErr w:type="gramStart"/>
+      <w:r>
+        <w:rPr>
+          <w:rFonts w:hint="eastAsia"/>
+        </w:rPr>
+        <w:t>运行 *</w:t>
+      </w:r>
+      <w:proofErr w:type="gramEnd"/>
+      <w:r>
+        <w:rPr>
+          <w:rFonts w:hint="eastAsia"/>
+        </w:rPr>
+        <w:t>*`bash start.sh`**</w:t>
       </w:r>
     </w:p>
     <w:p>
@@ -710,7 +1290,7 @@
                     </pic:cNvPicPr>
                   </pic:nvPicPr>
                   <pic:blipFill>
-                    <a:blip r:embed="rId11" cstate="print">
+                    <a:blip r:embed="rId10" cstate="print">
                       <a:extLst>
                         <a:ext uri="{28A0092B-C50C-407E-A947-70E740481C1C}">
                           <a14:useLocalDpi xmlns:a14="http://schemas.microsoft.com/office/drawing/2010/main" val="0"/>
@@ -744,52 +1324,160 @@
     </w:p>
     <w:p>
       <w:pPr>
-        <w:rPr>
-          <w:rFonts w:hint="eastAsia"/>
-        </w:rPr>
-      </w:pPr>
-      <w:r>
-        <w:rPr>
-          <w:rFonts w:hint="eastAsia"/>
-        </w:rPr>
-        <w:t>输入用户名 `admin` 和密码 `12345678` 登录。首次登录后，TakeTopDSH Team 后台服务 TakeTopDSHLauncher 会一直在后台运行。只要未重启电脑，直接再次用浏览器打开 `http://127.0.0.1:46001` 即可回到登录页。如果启动器已关闭（例如重启后），需要重新运行上面的启动程序。</w:t>
-      </w:r>
-      <w:r>
-        <w:rPr>
-          <w:rFonts w:hint="eastAsia"/>
-        </w:rPr>
-      </w:r>
-      <w:hyperlink r:id="rId12" w:history="1">
-        <w:r>
-          <w:rPr>
-            <w:rStyle w:val="af2"/>
-          </w:rPr>
-          <w:t>http://127.0.0.1:46001</w:t>
-        </w:r>
-      </w:hyperlink>
-    </w:p>
-    <w:p>
-      <w:pPr>
-        <w:rPr>
-          <w:rFonts w:hint="eastAsia"/>
-        </w:rPr>
-      </w:pPr>
-    </w:p>
-    <w:p>
-      <w:pPr>
-        <w:rPr>
-          <w:rFonts w:hint="eastAsia"/>
-        </w:rPr>
-      </w:pPr>
-      <w:r>
-        <w:rPr>
-          <w:rFonts w:hint="eastAsia"/>
-        </w:rPr>
-        <w:t>3. 管理页面</w:t>
-      </w:r>
-    </w:p>
-    <w:p>
-      <w:pPr>
+        <w:ind w:firstLineChars="200" w:firstLine="440"/>
+        <w:rPr>
+          <w:rFonts w:hint="eastAsia"/>
+        </w:rPr>
+      </w:pPr>
+      <w:r>
+        <w:rPr>
+          <w:rFonts w:hint="eastAsia"/>
+        </w:rPr>
+        <w:t>输入</w:t>
+      </w:r>
+      <w:proofErr w:type="gramStart"/>
+      <w:r>
+        <w:rPr>
+          <w:rFonts w:hint="eastAsia"/>
+        </w:rPr>
+        <w:t>用户名 `</w:t>
+      </w:r>
+      <w:proofErr w:type="gramEnd"/>
+      <w:r>
+        <w:rPr>
+          <w:rFonts w:hint="eastAsia"/>
+        </w:rPr>
+        <w:t>admin</w:t>
+      </w:r>
+      <w:proofErr w:type="gramStart"/>
+      <w:r>
+        <w:rPr>
+          <w:rFonts w:hint="eastAsia"/>
+        </w:rPr>
+        <w:t>` 和密码 `</w:t>
+      </w:r>
+      <w:proofErr w:type="gramEnd"/>
+      <w:r>
+        <w:rPr>
+          <w:rFonts w:hint="eastAsia"/>
+        </w:rPr>
+        <w:t>12345678</w:t>
+      </w:r>
+      <w:proofErr w:type="gramStart"/>
+      <w:r>
+        <w:rPr>
+          <w:rFonts w:hint="eastAsia"/>
+        </w:rPr>
+        <w:t>` 登录</w:t>
+      </w:r>
+      <w:proofErr w:type="gramEnd"/>
+      <w:r>
+        <w:rPr>
+          <w:rFonts w:hint="eastAsia"/>
+        </w:rPr>
+        <w:t>。首次登录后，</w:t>
+      </w:r>
+      <w:proofErr w:type="spellStart"/>
+      <w:r>
+        <w:rPr>
+          <w:rFonts w:hint="eastAsia"/>
+        </w:rPr>
+        <w:t>TakeTopDSH</w:t>
+      </w:r>
+      <w:proofErr w:type="spellEnd"/>
+      <w:r>
+        <w:rPr>
+          <w:rFonts w:hint="eastAsia"/>
+        </w:rPr>
+        <w:t xml:space="preserve"> Team 后台服务 </w:t>
+      </w:r>
+      <w:proofErr w:type="spellStart"/>
+      <w:r>
+        <w:rPr>
+          <w:rFonts w:hint="eastAsia"/>
+        </w:rPr>
+        <w:t>TakeTopDSHLauncher</w:t>
+      </w:r>
+      <w:proofErr w:type="spellEnd"/>
+      <w:r>
+        <w:rPr>
+          <w:rFonts w:hint="eastAsia"/>
+        </w:rPr>
+        <w:t xml:space="preserve"> 会一直在后台运行。只要未重启电脑，直接再次用浏览器</w:t>
+      </w:r>
+      <w:proofErr w:type="gramStart"/>
+      <w:r>
+        <w:rPr>
+          <w:rFonts w:hint="eastAsia"/>
+        </w:rPr>
+        <w:t>打开 `http://127.0.0.1:46001` 即可</w:t>
+      </w:r>
+      <w:proofErr w:type="gramEnd"/>
+      <w:r>
+        <w:rPr>
+          <w:rFonts w:hint="eastAsia"/>
+        </w:rPr>
+        <w:t>回到登录页。如果启动器已关闭（例如重启后），需要重新运行上面的启动程序。</w:t>
+      </w:r>
+      <w:r>
+        <w:fldChar w:fldCharType="begin"/>
+      </w:r>
+      <w:r>
+        <w:instrText>HYPERLINK "http://127.0.0.1:46001"</w:instrText>
+      </w:r>
+      <w:r>
+        <w:rPr>
+          <w:rFonts w:hint="eastAsia"/>
+        </w:rPr>
+        <w:fldChar w:fldCharType="separate"/>
+      </w:r>
+      <w:r>
+        <w:rPr>
+          <w:rStyle w:val="af2"/>
+        </w:rPr>
+        <w:t>http://127.0.0.1:46001</w:t>
+      </w:r>
+      <w:r>
+        <w:fldChar w:fldCharType="end"/>
+      </w:r>
+    </w:p>
+    <w:p>
+      <w:pPr>
+        <w:rPr>
+          <w:rFonts w:hint="eastAsia"/>
+        </w:rPr>
+      </w:pPr>
+    </w:p>
+    <w:p>
+      <w:pPr>
+        <w:rPr>
+          <w:rFonts w:hint="eastAsia"/>
+        </w:rPr>
+      </w:pPr>
+      <w:r>
+        <w:rPr>
+          <w:rFonts w:hint="eastAsia"/>
+        </w:rPr>
+        <w:t>3</w:t>
+      </w:r>
+      <w:proofErr w:type="gramStart"/>
+      <w:r>
+        <w:rPr>
+          <w:rFonts w:hint="eastAsia"/>
+        </w:rPr>
+        <w:t>. 管理</w:t>
+      </w:r>
+      <w:proofErr w:type="gramEnd"/>
+      <w:r>
+        <w:rPr>
+          <w:rFonts w:hint="eastAsia"/>
+        </w:rPr>
+        <w:t>页面</w:t>
+      </w:r>
+    </w:p>
+    <w:p>
+      <w:pPr>
+        <w:ind w:firstLineChars="100" w:firstLine="220"/>
         <w:rPr>
           <w:rFonts w:hint="eastAsia"/>
         </w:rPr>
@@ -811,11 +1499,12 @@
         <w:rPr>
           <w:noProof/>
         </w:rPr>
+        <w:lastRenderedPageBreak/>
         <w:drawing>
-          <wp:inline distT="0" distB="0" distL="0" distR="0" wp14:anchorId="6287BC60" wp14:editId="44017FB2">
-            <wp:extent cx="5274310" cy="3604895"/>
+          <wp:inline distT="0" distB="0" distL="0" distR="0" wp14:anchorId="7E0129FA" wp14:editId="7B267ECF">
+            <wp:extent cx="5274310" cy="4516755"/>
             <wp:effectExtent l="0" t="0" r="2540" b="0"/>
-            <wp:docPr id="1313165663" name="图片 3"/>
+            <wp:docPr id="905714714" name="图片 1"/>
             <wp:cNvGraphicFramePr>
               <a:graphicFrameLocks xmlns:a="http://schemas.openxmlformats.org/drawingml/2006/main" noChangeAspect="1"/>
             </wp:cNvGraphicFramePr>
@@ -823,13 +1512,13 @@
               <a:graphicData uri="http://schemas.openxmlformats.org/drawingml/2006/picture">
                 <pic:pic xmlns:pic="http://schemas.openxmlformats.org/drawingml/2006/picture">
                   <pic:nvPicPr>
-                    <pic:cNvPr id="0" name="Picture 3"/>
+                    <pic:cNvPr id="0" name="Picture 1"/>
                     <pic:cNvPicPr>
                       <a:picLocks noChangeAspect="1" noChangeArrowheads="1"/>
                     </pic:cNvPicPr>
                   </pic:nvPicPr>
                   <pic:blipFill>
-                    <a:blip r:embed="rId13" cstate="print">
+                    <a:blip r:embed="rId11" cstate="print">
                       <a:extLst>
                         <a:ext uri="{28A0092B-C50C-407E-A947-70E740481C1C}">
                           <a14:useLocalDpi xmlns:a14="http://schemas.microsoft.com/office/drawing/2010/main" val="0"/>
@@ -844,7 +1533,7 @@
                   <pic:spPr bwMode="auto">
                     <a:xfrm>
                       <a:off x="0" y="0"/>
-                      <a:ext cx="5274310" cy="3604895"/>
+                      <a:ext cx="5274310" cy="4516755"/>
                     </a:xfrm>
                     <a:prstGeom prst="rect">
                       <a:avLst/>
@@ -863,67 +1552,7 @@
     </w:p>
     <w:p>
       <w:pPr>
-        <w:rPr>
-          <w:rFonts w:hint="eastAsia"/>
-        </w:rPr>
-      </w:pPr>
-      <w:r>
-        <w:rPr>
-          <w:noProof/>
-        </w:rPr>
-        <w:lastRenderedPageBreak/>
-        <w:drawing>
-          <wp:inline distT="0" distB="0" distL="0" distR="0" wp14:anchorId="2D3C08A6" wp14:editId="4D6C04D0">
-            <wp:extent cx="5274310" cy="4451350"/>
-            <wp:effectExtent l="0" t="0" r="2540" b="6350"/>
-            <wp:docPr id="22238559" name="图片 4"/>
-            <wp:cNvGraphicFramePr>
-              <a:graphicFrameLocks xmlns:a="http://schemas.openxmlformats.org/drawingml/2006/main" noChangeAspect="1"/>
-            </wp:cNvGraphicFramePr>
-            <a:graphic xmlns:a="http://schemas.openxmlformats.org/drawingml/2006/main">
-              <a:graphicData uri="http://schemas.openxmlformats.org/drawingml/2006/picture">
-                <pic:pic xmlns:pic="http://schemas.openxmlformats.org/drawingml/2006/picture">
-                  <pic:nvPicPr>
-                    <pic:cNvPr id="0" name="Picture 4"/>
-                    <pic:cNvPicPr>
-                      <a:picLocks noChangeAspect="1" noChangeArrowheads="1"/>
-                    </pic:cNvPicPr>
-                  </pic:nvPicPr>
-                  <pic:blipFill>
-                    <a:blip r:embed="rId14" cstate="print">
-                      <a:extLst>
-                        <a:ext uri="{28A0092B-C50C-407E-A947-70E740481C1C}">
-                          <a14:useLocalDpi xmlns:a14="http://schemas.microsoft.com/office/drawing/2010/main" val="0"/>
-                        </a:ext>
-                      </a:extLst>
-                    </a:blip>
-                    <a:srcRect/>
-                    <a:stretch>
-                      <a:fillRect/>
-                    </a:stretch>
-                  </pic:blipFill>
-                  <pic:spPr bwMode="auto">
-                    <a:xfrm>
-                      <a:off x="0" y="0"/>
-                      <a:ext cx="5274310" cy="4451350"/>
-                    </a:xfrm>
-                    <a:prstGeom prst="rect">
-                      <a:avLst/>
-                    </a:prstGeom>
-                    <a:noFill/>
-                    <a:ln>
-                      <a:noFill/>
-                    </a:ln>
-                  </pic:spPr>
-                </pic:pic>
-              </a:graphicData>
-            </a:graphic>
-          </wp:inline>
-        </w:drawing>
-      </w:r>
-    </w:p>
-    <w:p>
-      <w:pPr>
+        <w:ind w:firstLineChars="200" w:firstLine="440"/>
         <w:rPr>
           <w:rFonts w:hint="eastAsia"/>
         </w:rPr>
@@ -966,7 +1595,7 @@
           <w:noProof/>
         </w:rPr>
         <w:drawing>
-          <wp:inline distT="0" distB="0" distL="0" distR="0" wp14:anchorId="2044E27F" wp14:editId="5D4ACF9E">
+          <wp:inline distT="0" distB="0" distL="0" distR="0" wp14:anchorId="2044E27F" wp14:editId="65258576">
             <wp:extent cx="5274310" cy="2002155"/>
             <wp:effectExtent l="0" t="0" r="2540" b="0"/>
             <wp:docPr id="5370857" name="图片 5"/>
@@ -983,7 +1612,7 @@
                     </pic:cNvPicPr>
                   </pic:nvPicPr>
                   <pic:blipFill>
-                    <a:blip r:embed="rId15" cstate="print">
+                    <a:blip r:embed="rId12" cstate="print">
                       <a:extLst>
                         <a:ext uri="{28A0092B-C50C-407E-A947-70E740481C1C}">
                           <a14:useLocalDpi xmlns:a14="http://schemas.microsoft.com/office/drawing/2010/main" val="0"/>
@@ -1042,7 +1671,21 @@
         <w:rPr>
           <w:rFonts w:hint="eastAsia"/>
         </w:rPr>
-        <w:t>设置工作区路径即定义平台的工作区目录。该目录可以位于电脑的任意盘符，但请妥善规划并确保容量充足，因为你在 TakeTopDSH Team 中输入的所有数据和上传的所有文件都存储在该目录下。</w:t>
+        <w:t xml:space="preserve">设置工作区路径即定义平台的工作区目录。该目录可以位于电脑的任意盘符，但请妥善规划并确保容量充足，因为你在 </w:t>
+      </w:r>
+      <w:proofErr w:type="spellStart"/>
+      <w:r>
+        <w:rPr>
+          <w:rFonts w:hint="eastAsia"/>
+        </w:rPr>
+        <w:t>TakeTopDSH</w:t>
+      </w:r>
+      <w:proofErr w:type="spellEnd"/>
+      <w:r>
+        <w:rPr>
+          <w:rFonts w:hint="eastAsia"/>
+        </w:rPr>
+        <w:t xml:space="preserve"> Team 中输入的所有数据和上传的所有文件都存储在该目录下。</w:t>
       </w:r>
     </w:p>
     <w:p>
@@ -1066,6 +1709,7 @@
         <w:rPr>
           <w:rFonts w:hint="eastAsia"/>
         </w:rPr>
+        <w:lastRenderedPageBreak/>
         <w:t>3-1-2. 设置外部 URL</w:t>
       </w:r>
     </w:p>
@@ -1081,16 +1725,57 @@
         <w:rPr>
           <w:rFonts w:hint="eastAsia"/>
         </w:rPr>
-        <w:t>如果你还想从外网访问平台，就需要设置外部 URL。为服务器分配一个公网 IP，然后在此处填写。例如公网 IP 为 188.88.88.88，可设置为 http://188.88.88.88:46000。如不确定，请咨询网络管理员以确保配置正确。</w:t>
-      </w:r>
-      <w:hyperlink r:id="rId16" w:history="1">
-        <w:r>
-          <w:rPr>
-            <w:rStyle w:val="af2"/>
-          </w:rPr>
-          <w:t>http://188.88.88.88:46000</w:t>
-        </w:r>
-      </w:hyperlink>
+        <w:t xml:space="preserve">如果你还想从外网访问平台，就需要设置外部 URL。为服务器分配一个公网 IP，然后在此处填写。例如公网 IP </w:t>
+      </w:r>
+      <w:proofErr w:type="gramStart"/>
+      <w:r>
+        <w:rPr>
+          <w:rFonts w:hint="eastAsia"/>
+        </w:rPr>
+        <w:t>为 188.88.88.88</w:t>
+      </w:r>
+      <w:proofErr w:type="gramEnd"/>
+      <w:r>
+        <w:rPr>
+          <w:rFonts w:hint="eastAsia"/>
+        </w:rPr>
+        <w:t>，可设置</w:t>
+      </w:r>
+      <w:proofErr w:type="gramStart"/>
+      <w:r>
+        <w:rPr>
+          <w:rFonts w:hint="eastAsia"/>
+        </w:rPr>
+        <w:t>为 http://188.88.88.88:46000</w:t>
+      </w:r>
+      <w:proofErr w:type="gramEnd"/>
+      <w:r>
+        <w:rPr>
+          <w:rFonts w:hint="eastAsia"/>
+        </w:rPr>
+        <w:t>。如不确定，请咨询网络管理员以确保配置正确。</w:t>
+      </w:r>
+      <w:r>
+        <w:fldChar w:fldCharType="begin"/>
+      </w:r>
+      <w:r>
+        <w:instrText>HYPERLINK "http://188.88.88.88:46000"</w:instrText>
+      </w:r>
+      <w:r>
+        <w:rPr>
+          <w:rFonts w:hint="eastAsia"/>
+        </w:rPr>
+        <w:fldChar w:fldCharType="separate"/>
+      </w:r>
+      <w:r>
+        <w:rPr>
+          <w:rStyle w:val="af2"/>
+        </w:rPr>
+        <w:t>http://188.88.88.88:46000</w:t>
+      </w:r>
+      <w:r>
+        <w:fldChar w:fldCharType="end"/>
+      </w:r>
     </w:p>
     <w:p>
       <w:pPr>
@@ -1149,7 +1834,7 @@
                     </pic:cNvPicPr>
                   </pic:nvPicPr>
                   <pic:blipFill>
-                    <a:blip r:embed="rId17" cstate="print">
+                    <a:blip r:embed="rId13" cstate="print">
                       <a:extLst>
                         <a:ext uri="{28A0092B-C50C-407E-A947-70E740481C1C}">
                           <a14:useLocalDpi xmlns:a14="http://schemas.microsoft.com/office/drawing/2010/main" val="0"/>
@@ -1184,16 +1869,30 @@
     <w:p>
       <w:pPr>
         <w:pStyle w:val="a9"/>
-        <w:ind w:left="555"/>
-        <w:rPr>
-          <w:rFonts w:hint="eastAsia"/>
-        </w:rPr>
-      </w:pPr>
-      <w:r>
-        <w:rPr>
-          <w:rFonts w:hint="eastAsia"/>
-        </w:rPr>
-        <w:t>你可以在这里添加成员用户。注意用户名应使用英文字母，不要用中文。请记住为用户设置的密码，例如设为 `12345678`。成员用户登录后可自行修改密码。成员的 workspace 工作区目录无需设置，会自动按“主工作区目录 + 用户名”生成。</w:t>
+        <w:ind w:left="555" w:firstLineChars="200" w:firstLine="440"/>
+        <w:rPr>
+          <w:rFonts w:hint="eastAsia"/>
+        </w:rPr>
+      </w:pPr>
+      <w:r>
+        <w:rPr>
+          <w:rFonts w:hint="eastAsia"/>
+        </w:rPr>
+        <w:t>你可以在这里添加成员用户。注意用户名应使用英文字母，不要用中文。请记住为用户设置的密码，例如设</w:t>
+      </w:r>
+      <w:proofErr w:type="gramStart"/>
+      <w:r>
+        <w:rPr>
+          <w:rFonts w:hint="eastAsia"/>
+        </w:rPr>
+        <w:t>为 `</w:t>
+      </w:r>
+      <w:proofErr w:type="gramEnd"/>
+      <w:r>
+        <w:rPr>
+          <w:rFonts w:hint="eastAsia"/>
+        </w:rPr>
+        <w:t>12345678`。成员用户登录后可自行修改密码。成员的 workspace 工作区目录无需设置，会自动按“主工作区目录 + 用户名”生成。</w:t>
       </w:r>
     </w:p>
     <w:p>
@@ -1222,7 +1921,6 @@
         </w:rPr>
         <w:t>平台更新</w:t>
       </w:r>
-      <w:r/>
       <w:r>
         <w:rPr>
           <w:noProof/>
@@ -1245,7 +1943,7 @@
                     </pic:cNvPicPr>
                   </pic:nvPicPr>
                   <pic:blipFill>
-                    <a:blip r:embed="rId18" cstate="print">
+                    <a:blip r:embed="rId14" cstate="print">
                       <a:extLst>
                         <a:ext uri="{28A0092B-C50C-407E-A947-70E740481C1C}">
                           <a14:useLocalDpi xmlns:a14="http://schemas.microsoft.com/office/drawing/2010/main" val="0"/>
@@ -1289,7 +1987,21 @@
         <w:rPr>
           <w:rFonts w:hint="eastAsia"/>
         </w:rPr>
-        <w:t>因为 TakeTopDSH Team 是基于 DeepSeek Harness 构建的 AI 协作平台，当 DeepSeek Harness 发布新版本后，你可以点击此按钮进行升级，确保使用最新的 DeepSeek Harness 功能。</w:t>
+        <w:t xml:space="preserve">因为 </w:t>
+      </w:r>
+      <w:proofErr w:type="spellStart"/>
+      <w:r>
+        <w:rPr>
+          <w:rFonts w:hint="eastAsia"/>
+        </w:rPr>
+        <w:t>TakeTopDSH</w:t>
+      </w:r>
+      <w:proofErr w:type="spellEnd"/>
+      <w:r>
+        <w:rPr>
+          <w:rFonts w:hint="eastAsia"/>
+        </w:rPr>
+        <w:t xml:space="preserve"> Team 是基于 DeepSeek Harness 构建的 AI 协作平台，当 DeepSeek Harness 发布新版本后，你可以点击此按钮进行升级，确保使用最新的 DeepSeek Harness 功能。</w:t>
       </w:r>
     </w:p>
     <w:p>
@@ -1316,15 +2028,58 @@
     </w:p>
     <w:p>
       <w:pPr>
-        <w:rPr>
-          <w:rFonts w:hint="eastAsia"/>
-        </w:rPr>
-      </w:pPr>
-      <w:r>
-        <w:rPr>
-          <w:rFonts w:hint="eastAsia"/>
-        </w:rPr>
-        <w:t>在管理页面完成设置后，点击 TakeTopDSH Team 启动器区域中的 **打开 DSH** 按钮，即可打开工作台页面。</w:t>
+        <w:ind w:firstLineChars="200" w:firstLine="440"/>
+        <w:rPr>
+          <w:rFonts w:hint="eastAsia"/>
+        </w:rPr>
+      </w:pPr>
+      <w:r>
+        <w:rPr>
+          <w:rFonts w:hint="eastAsia"/>
+        </w:rPr>
+        <w:t xml:space="preserve">在管理页面完成设置后，点击 </w:t>
+      </w:r>
+      <w:proofErr w:type="spellStart"/>
+      <w:r>
+        <w:rPr>
+          <w:rFonts w:hint="eastAsia"/>
+        </w:rPr>
+        <w:t>TakeTopDSH</w:t>
+      </w:r>
+      <w:proofErr w:type="spellEnd"/>
+      <w:r>
+        <w:rPr>
+          <w:rFonts w:hint="eastAsia"/>
+        </w:rPr>
+        <w:t xml:space="preserve"> Team 启动器区域中</w:t>
+      </w:r>
+      <w:proofErr w:type="gramStart"/>
+      <w:r>
+        <w:rPr>
+          <w:rFonts w:hint="eastAsia"/>
+        </w:rPr>
+        <w:t>的 *</w:t>
+      </w:r>
+      <w:proofErr w:type="gramEnd"/>
+      <w:r>
+        <w:rPr>
+          <w:rFonts w:hint="eastAsia"/>
+        </w:rPr>
+        <w:t>*打开 DSH*</w:t>
+      </w:r>
+      <w:proofErr w:type="gramStart"/>
+      <w:r>
+        <w:rPr>
+          <w:rFonts w:hint="eastAsia"/>
+        </w:rPr>
+        <w:t>* 按钮</w:t>
+      </w:r>
+      <w:proofErr w:type="gramEnd"/>
+      <w:r>
+        <w:rPr>
+          <w:rFonts w:hint="eastAsia"/>
+        </w:rPr>
+        <w:t>，即可打开工作台页面。</w:t>
       </w:r>
     </w:p>
     <w:p>
@@ -1339,7 +2094,7 @@
         </w:rPr>
         <w:lastRenderedPageBreak/>
         <w:drawing>
-          <wp:inline distT="0" distB="0" distL="0" distR="0" wp14:anchorId="39F15B5B" wp14:editId="2E891DD9">
+          <wp:inline distT="0" distB="0" distL="0" distR="0" wp14:anchorId="39F15B5B" wp14:editId="14CF05FD">
             <wp:extent cx="5274310" cy="1233805"/>
             <wp:effectExtent l="0" t="0" r="2540" b="4445"/>
             <wp:docPr id="1833294711" name="图片 8"/>
@@ -1356,7 +2111,7 @@
                     </pic:cNvPicPr>
                   </pic:nvPicPr>
                   <pic:blipFill>
-                    <a:blip r:embed="rId19" cstate="print">
+                    <a:blip r:embed="rId15" cstate="print">
                       <a:extLst>
                         <a:ext uri="{28A0092B-C50C-407E-A947-70E740481C1C}">
                           <a14:useLocalDpi xmlns:a14="http://schemas.microsoft.com/office/drawing/2010/main" val="0"/>
@@ -1390,26 +2145,47 @@
     </w:p>
     <w:p>
       <w:pPr>
-        <w:rPr>
-          <w:rFonts w:hint="eastAsia"/>
-        </w:rPr>
-      </w:pPr>
-      <w:r>
-        <w:rPr>
-          <w:rFonts w:hint="eastAsia"/>
-        </w:rPr>
-        <w:t>工作台页面如下所示，左右分屏：左侧是文件管理器 / 我的任务，右侧是 DSH 聊天界面。</w:t>
-      </w:r>
-      <w:r/>
+        <w:ind w:firstLineChars="200" w:firstLine="440"/>
+        <w:rPr>
+          <w:rFonts w:hint="eastAsia"/>
+        </w:rPr>
+      </w:pPr>
+      <w:r>
+        <w:rPr>
+          <w:rFonts w:hint="eastAsia"/>
+        </w:rPr>
+        <w:t>工作台页面如下所示，左右分屏：左侧是文件管理</w:t>
+      </w:r>
+      <w:proofErr w:type="gramStart"/>
+      <w:r>
+        <w:rPr>
+          <w:rFonts w:hint="eastAsia"/>
+        </w:rPr>
+        <w:t xml:space="preserve">器 / </w:t>
+      </w:r>
+      <w:proofErr w:type="gramEnd"/>
+      <w:r>
+        <w:rPr>
+          <w:rFonts w:hint="eastAsia"/>
+        </w:rPr>
+        <w:t>我的任务，右侧是 DSH 聊天界面。</w:t>
+      </w:r>
+    </w:p>
+    <w:p>
+      <w:pPr>
+        <w:rPr>
+          <w:rFonts w:hint="eastAsia"/>
+        </w:rPr>
+      </w:pPr>
       <w:r>
         <w:rPr>
           <w:noProof/>
         </w:rPr>
         <w:drawing>
-          <wp:inline distT="0" distB="0" distL="0" distR="0" wp14:anchorId="61CE37F1" wp14:editId="59181A46">
-            <wp:extent cx="5274310" cy="2934335"/>
+          <wp:inline distT="0" distB="0" distL="0" distR="0" wp14:anchorId="6EB4FB75" wp14:editId="02AA0DF9">
+            <wp:extent cx="5274310" cy="2919730"/>
             <wp:effectExtent l="0" t="0" r="2540" b="0"/>
-            <wp:docPr id="243011635" name="图片 9"/>
+            <wp:docPr id="893131392" name="图片 2"/>
             <wp:cNvGraphicFramePr>
               <a:graphicFrameLocks xmlns:a="http://schemas.openxmlformats.org/drawingml/2006/main" noChangeAspect="1"/>
             </wp:cNvGraphicFramePr>
@@ -1417,13 +2193,13 @@
               <a:graphicData uri="http://schemas.openxmlformats.org/drawingml/2006/picture">
                 <pic:pic xmlns:pic="http://schemas.openxmlformats.org/drawingml/2006/picture">
                   <pic:nvPicPr>
-                    <pic:cNvPr id="0" name="Picture 9"/>
+                    <pic:cNvPr id="0" name="Picture 2"/>
                     <pic:cNvPicPr>
                       <a:picLocks noChangeAspect="1" noChangeArrowheads="1"/>
                     </pic:cNvPicPr>
                   </pic:nvPicPr>
                   <pic:blipFill>
-                    <a:blip r:embed="rId20" cstate="print">
+                    <a:blip r:embed="rId16" cstate="print">
                       <a:extLst>
                         <a:ext uri="{28A0092B-C50C-407E-A947-70E740481C1C}">
                           <a14:useLocalDpi xmlns:a14="http://schemas.microsoft.com/office/drawing/2010/main" val="0"/>
@@ -1438,7 +2214,7 @@
                   <pic:spPr bwMode="auto">
                     <a:xfrm>
                       <a:off x="0" y="0"/>
-                      <a:ext cx="5274310" cy="2934335"/>
+                      <a:ext cx="5274310" cy="2919730"/>
                     </a:xfrm>
                     <a:prstGeom prst="rect">
                       <a:avLst/>
@@ -1479,7 +2255,21 @@
         <w:rPr>
           <w:rFonts w:hint="eastAsia"/>
         </w:rPr>
-        <w:t>虽然 TakeTopDSH Team 基于 DeepSeek Harness 构建，但你也可以接入其他 LLM，例如 OpenAI、Kimi、Claude、Qwen 等，甚至本地模型。</w:t>
+        <w:t xml:space="preserve">虽然 </w:t>
+      </w:r>
+      <w:proofErr w:type="spellStart"/>
+      <w:r>
+        <w:rPr>
+          <w:rFonts w:hint="eastAsia"/>
+        </w:rPr>
+        <w:t>TakeTopDSH</w:t>
+      </w:r>
+      <w:proofErr w:type="spellEnd"/>
+      <w:r>
+        <w:rPr>
+          <w:rFonts w:hint="eastAsia"/>
+        </w:rPr>
+        <w:t xml:space="preserve"> Team 基于 DeepSeek Harness 构建，但你也可以接入其他 LLM，例如 OpenAI、Kimi、Claude、Qwen 等，甚至本地模型。</w:t>
       </w:r>
     </w:p>
     <w:p>
@@ -1494,16 +2284,6 @@
           <w:rFonts w:hint="eastAsia"/>
         </w:rPr>
         <w:t>首先，点击右侧边栏左下角的设置图标打开设置页面，如下图所示。</w:t>
-      </w:r>
-      <w:r>
-        <w:rPr>
-          <w:rFonts w:hint="eastAsia"/>
-        </w:rPr>
-      </w:r>
-      <w:r>
-        <w:rPr>
-          <w:rFonts w:hint="eastAsia"/>
-        </w:rPr>
       </w:r>
       <w:r>
         <w:rPr>
@@ -1527,7 +2307,7 @@
                     </pic:cNvPicPr>
                   </pic:nvPicPr>
                   <pic:blipFill>
-                    <a:blip r:embed="rId21" cstate="print">
+                    <a:blip r:embed="rId17" cstate="print">
                       <a:extLst>
                         <a:ext uri="{28A0092B-C50C-407E-A947-70E740481C1C}">
                           <a14:useLocalDpi xmlns:a14="http://schemas.microsoft.com/office/drawing/2010/main" val="0"/>
@@ -1589,7 +2369,7 @@
                     </pic:cNvPicPr>
                   </pic:nvPicPr>
                   <pic:blipFill>
-                    <a:blip r:embed="rId22" cstate="print">
+                    <a:blip r:embed="rId18" cstate="print">
                       <a:extLst>
                         <a:ext uri="{28A0092B-C50C-407E-A947-70E740481C1C}">
                           <a14:useLocalDpi xmlns:a14="http://schemas.microsoft.com/office/drawing/2010/main" val="0"/>
@@ -1623,6 +2403,7 @@
     </w:p>
     <w:p>
       <w:pPr>
+        <w:ind w:firstLineChars="200" w:firstLine="440"/>
         <w:rPr>
           <w:rFonts w:hint="eastAsia"/>
         </w:rPr>
@@ -1633,7 +2414,6 @@
         </w:rPr>
         <w:t>点击 Edit（编辑）按钮，如下图所示。你可以从列出的模型中选择，也可以点击 Add model 添加一个。选择后，填入你获取的 API Key。具体设置方法可参考你所要接入的 LLM 官网。</w:t>
       </w:r>
-      <w:r/>
       <w:r>
         <w:rPr>
           <w:noProof/>
@@ -1656,7 +2436,7 @@
                     </pic:cNvPicPr>
                   </pic:nvPicPr>
                   <pic:blipFill>
-                    <a:blip r:embed="rId23" cstate="print">
+                    <a:blip r:embed="rId19" cstate="print">
                       <a:extLst>
                         <a:ext uri="{28A0092B-C50C-407E-A947-70E740481C1C}">
                           <a14:useLocalDpi xmlns:a14="http://schemas.microsoft.com/office/drawing/2010/main" val="0"/>
@@ -1698,15 +2478,15 @@
         <w:rPr>
           <w:rFonts w:hint="eastAsia"/>
         </w:rPr>
+        <w:lastRenderedPageBreak/>
         <w:t>设置好 LLM 的 API Key 后，就可以使用 DSH 进行 AI 对话了，如下图所示。</w:t>
       </w:r>
-      <w:r/>
       <w:r>
         <w:rPr>
           <w:noProof/>
         </w:rPr>
         <w:drawing>
-          <wp:inline distT="0" distB="0" distL="0" distR="0" wp14:anchorId="637077FD" wp14:editId="39A94A03">
+          <wp:inline distT="0" distB="0" distL="0" distR="0" wp14:anchorId="637077FD" wp14:editId="7372C3D0">
             <wp:extent cx="4842134" cy="3486150"/>
             <wp:effectExtent l="0" t="0" r="0" b="0"/>
             <wp:docPr id="2027276046" name="图片 13"/>
@@ -1723,7 +2503,7 @@
                     </pic:cNvPicPr>
                   </pic:nvPicPr>
                   <pic:blipFill>
-                    <a:blip r:embed="rId24" cstate="print">
+                    <a:blip r:embed="rId20" cstate="print">
                       <a:extLst>
                         <a:ext uri="{28A0092B-C50C-407E-A947-70E740481C1C}">
                           <a14:useLocalDpi xmlns:a14="http://schemas.microsoft.com/office/drawing/2010/main" val="0"/>
@@ -1770,6 +2550,7 @@
     </w:p>
     <w:p>
       <w:pPr>
+        <w:ind w:firstLineChars="200" w:firstLine="440"/>
         <w:rPr>
           <w:rFonts w:hint="eastAsia"/>
           <w:b/>
@@ -1781,13 +2562,6 @@
           <w:rFonts w:hint="eastAsia"/>
         </w:rPr>
         <w:t>工作台左侧边栏的第一个标签页就是文件管理器，如下图所示。它显示你的工作区目录下的文件。你只能操作该工作区目录中的文件。你可以把要处理的文件上传到该目录（支持多选），并可以进行打开、下载、移动、重命名、删除等操作。也可以把选中文件的文件名拖拽到右侧 DSH 输入框中。</w:t>
-      </w:r>
-      <w:r>
-        <w:rPr>
-          <w:rFonts w:hint="eastAsia"/>
-          <w:b/>
-          <w:bCs/>
-        </w:rPr>
       </w:r>
     </w:p>
     <w:p>
@@ -1818,7 +2592,7 @@
                     </pic:cNvPicPr>
                   </pic:nvPicPr>
                   <pic:blipFill>
-                    <a:blip r:embed="rId25" cstate="print">
+                    <a:blip r:embed="rId21" cstate="print">
                       <a:extLst>
                         <a:ext uri="{28A0092B-C50C-407E-A947-70E740481C1C}">
                           <a14:useLocalDpi xmlns:a14="http://schemas.microsoft.com/office/drawing/2010/main" val="0"/>
@@ -1860,51 +2634,100 @@
         <w:rPr>
           <w:rFonts w:hint="eastAsia"/>
         </w:rPr>
-        <w:t>4-3. 我的任务。点击“我的任务”标签页，如下图所示。它显示分配给你的任务列表。打开该页面会自动把左窗格加宽到 70%，便于阅读。“No.” 列显示任务在层级中的编号（1、1-1、1-2-1……）。在这里你可以：点击任务名预览任务；把任务名拖入 AI 对话框开始处理；点击“继续分配”为其他成员创建后续（子）任务（子任务会添加到该成员的任务列表，保存后父任务自动展开）；点击子任务列中的 + 可内联展开该任务的子任务树（多级；没有子任务则不显示 +）；以及使用编辑 / 删除（仅当你创建该任务且该任务没有子任务时可用）。你还可以点击“反馈”填写反馈，粘贴图片或使用“附加文件”添加附件。</w:t>
-      </w:r>
-    </w:p>
-    <w:p>
-      <w:pPr>
-        <w:rPr>
-          <w:rFonts w:ascii="Times New Roman" w:hAnsi="Times New Roman" w:cs="Times New Roman"/>
-          <w:snapToGrid w:val="0"/>
-          <w:color w:val="000000"/>
-          <w:w w:val="0"/>
-          <w:kern w:val="0"/>
-          <w:sz w:val="0"/>
-          <w:szCs w:val="0"/>
-          <w:u w:color="000000"/>
-          <w:bdr w:val="none" w:sz="0" w:space="0" w:color="000000"/>
-          <w:shd w:val="clear" w:color="000000" w:fill="000000"/>
-          <w:lang w:val="x-none" w:bidi="x-none"/>
-          <w14:ligatures w14:val="none"/>
-        </w:rPr>
-      </w:pPr>
-      <w:r>
-        <w:rPr>
-          <w:rFonts w:ascii="Times New Roman" w:eastAsia="Times New Roman" w:hAnsi="Times New Roman" w:cs="Times New Roman"/>
-          <w:snapToGrid w:val="0"/>
-          <w:color w:val="000000"/>
-          <w:w w:val="0"/>
-          <w:kern w:val="0"/>
-          <w:sz w:val="0"/>
-          <w:szCs w:val="0"/>
-          <w:u w:color="000000"/>
-          <w:bdr w:val="none" w:sz="0" w:space="0" w:color="000000"/>
-          <w:shd w:val="clear" w:color="000000" w:fill="000000"/>
-          <w:lang w:val="x-none" w:eastAsia="x-none" w:bidi="x-none"/>
-          <w14:ligatures w14:val="none"/>
-        </w:rPr>
-        <w:t xml:space="preserve">         </w:t>
-      </w:r>
+        <w:t>4-3. 我的任务。</w:t>
+      </w:r>
+    </w:p>
+    <w:p>
+      <w:pPr>
+        <w:ind w:firstLineChars="200" w:firstLine="440"/>
+        <w:rPr>
+          <w:rFonts w:hint="eastAsia"/>
+        </w:rPr>
+      </w:pPr>
+      <w:r>
+        <w:rPr>
+          <w:rFonts w:hint="eastAsia"/>
+        </w:rPr>
+        <w:t>点击“我的任务”标签页，如下图所示。它显示分配给你的任务列表。打开该页面会</w:t>
+      </w:r>
+      <w:r>
+        <w:rPr>
+          <w:rFonts w:hint="eastAsia"/>
+        </w:rPr>
+        <w:lastRenderedPageBreak/>
+        <w:t>自动把左窗格加宽</w:t>
+      </w:r>
+      <w:proofErr w:type="gramStart"/>
+      <w:r>
+        <w:rPr>
+          <w:rFonts w:hint="eastAsia"/>
+        </w:rPr>
+        <w:t>到 70%</w:t>
+      </w:r>
+      <w:proofErr w:type="gramEnd"/>
+      <w:r>
+        <w:rPr>
+          <w:rFonts w:hint="eastAsia"/>
+        </w:rPr>
+        <w:t>，便于阅读。“No.</w:t>
+      </w:r>
+      <w:proofErr w:type="gramStart"/>
+      <w:r>
+        <w:rPr>
+          <w:rFonts w:hint="eastAsia"/>
+        </w:rPr>
+        <w:t>” 列</w:t>
+      </w:r>
+      <w:proofErr w:type="gramEnd"/>
+      <w:r>
+        <w:rPr>
+          <w:rFonts w:hint="eastAsia"/>
+        </w:rPr>
+        <w:t>显示任务在层级中的编号（1、1-1、1-2-1……）。在这里你可以：点击任务名预览任务；把</w:t>
+      </w:r>
+      <w:r>
+        <w:rPr>
+          <w:rFonts w:hint="eastAsia"/>
+          <w:b/>
+          <w:bCs/>
+        </w:rPr>
+        <w:t>任务名拖入 AI 对话框开始处理</w:t>
+      </w:r>
+      <w:r>
+        <w:rPr>
+          <w:rFonts w:hint="eastAsia"/>
+        </w:rPr>
+        <w:t>；点击“继续分配”为其他成员创建后续（子）任务（子任务会添加到该成员的任务列表，保存后父任务自动展开）；点击子任务列中的 + 可内联展开该任务的子任务树（多级；没有子任务则不显示 +）；以及使用</w:t>
+      </w:r>
+      <w:proofErr w:type="gramStart"/>
+      <w:r>
+        <w:rPr>
+          <w:rFonts w:hint="eastAsia"/>
+        </w:rPr>
+        <w:t xml:space="preserve">编辑 / </w:t>
+      </w:r>
+      <w:proofErr w:type="gramEnd"/>
+      <w:r>
+        <w:rPr>
+          <w:rFonts w:hint="eastAsia"/>
+        </w:rPr>
+        <w:t>删除（仅当你创建该任务且该任务没有子任务时可用）。你还可以点击“反馈”填写反馈，粘贴图片或使用“附加文件”添加附件。</w:t>
+      </w:r>
+    </w:p>
+    <w:p>
+      <w:pPr>
+        <w:rPr>
+          <w:rFonts w:hint="eastAsia"/>
+        </w:rPr>
+      </w:pPr>
       <w:r>
         <w:rPr>
           <w:noProof/>
         </w:rPr>
         <w:drawing>
-          <wp:inline distT="0" distB="0" distL="0" distR="0" wp14:anchorId="28590844" wp14:editId="441452D4">
-            <wp:extent cx="4795838" cy="2654860"/>
-            <wp:effectExtent l="0" t="0" r="5080" b="0"/>
+          <wp:inline distT="0" distB="0" distL="0" distR="0" wp14:anchorId="3301CEED" wp14:editId="7AEBE463">
+            <wp:extent cx="5274310" cy="2919618"/>
+            <wp:effectExtent l="0" t="0" r="2540" b="0"/>
             <wp:docPr id="882955985" name="图片 2"/>
             <wp:cNvGraphicFramePr>
               <a:graphicFrameLocks xmlns:a="http://schemas.openxmlformats.org/drawingml/2006/main" noChangeAspect="1"/>
@@ -1919,7 +2742,7 @@
                     </pic:cNvPicPr>
                   </pic:nvPicPr>
                   <pic:blipFill>
-                    <a:blip r:embed="rId26" cstate="print">
+                    <a:blip r:embed="rId22" cstate="print">
                       <a:extLst>
                         <a:ext uri="{28A0092B-C50C-407E-A947-70E740481C1C}">
                           <a14:useLocalDpi xmlns:a14="http://schemas.microsoft.com/office/drawing/2010/main" val="0"/>
@@ -1934,7 +2757,7 @@
                   <pic:spPr bwMode="auto">
                     <a:xfrm>
                       <a:off x="0" y="0"/>
-                      <a:ext cx="4798301" cy="2656223"/>
+                      <a:ext cx="5274310" cy="2919618"/>
                     </a:xfrm>
                     <a:prstGeom prst="rect">
                       <a:avLst/>
@@ -1962,9 +2785,9 @@
           <w:noProof/>
         </w:rPr>
         <w:drawing>
-          <wp:inline distT="0" distB="0" distL="0" distR="0" wp14:anchorId="1A369EE9" wp14:editId="21585489">
-            <wp:extent cx="4852988" cy="2666774"/>
-            <wp:effectExtent l="0" t="0" r="5080" b="635"/>
+          <wp:inline distT="0" distB="0" distL="0" distR="0" wp14:anchorId="5BDBD928" wp14:editId="5A3A4190">
+            <wp:extent cx="5274310" cy="2898189"/>
+            <wp:effectExtent l="0" t="0" r="2540" b="0"/>
             <wp:docPr id="2071996775" name="Picture 2071996775"/>
             <wp:cNvGraphicFramePr>
               <a:graphicFrameLocks xmlns:a="http://schemas.openxmlformats.org/drawingml/2006/main" noChangeAspect="1"/>
@@ -1977,7 +2800,7 @@
                     <pic:cNvPicPr/>
                   </pic:nvPicPr>
                   <pic:blipFill>
-                    <a:blip r:embed="rId27"/>
+                    <a:blip r:embed="rId23"/>
                     <a:stretch>
                       <a:fillRect/>
                     </a:stretch>
@@ -1985,7 +2808,7 @@
                   <pic:spPr>
                     <a:xfrm>
                       <a:off x="0" y="0"/>
-                      <a:ext cx="4856448" cy="2668675"/>
+                      <a:ext cx="5274310" cy="2898189"/>
                     </a:xfrm>
                     <a:prstGeom prst="rect">
                       <a:avLst/>
@@ -2006,28 +2829,14 @@
       </w:pPr>
       <w:r>
         <w:rPr>
-          <w:i/>
-          <w:sz w:val="18"/>
-        </w:rPr>
-        <w:t>我的任务 —— 继续分配、子任务树以及编辑 / 删除。</w:t>
-      </w:r>
-    </w:p>
-    <w:p>
-      <w:pPr>
-        <w:rPr>
-          <w:rFonts w:hint="eastAsia"/>
-        </w:rPr>
-      </w:pPr>
-      <w:r>
-        <w:rPr>
           <w:noProof/>
         </w:rPr>
         <w:lastRenderedPageBreak/>
         <w:drawing>
-          <wp:inline distT="0" distB="0" distL="0" distR="0" wp14:anchorId="7D592ADE" wp14:editId="1C661E71">
-            <wp:extent cx="5274310" cy="3773170"/>
+          <wp:inline distT="0" distB="0" distL="0" distR="0" wp14:anchorId="3C42D1A2" wp14:editId="52A766E8">
+            <wp:extent cx="5274310" cy="2898140"/>
             <wp:effectExtent l="0" t="0" r="2540" b="0"/>
-            <wp:docPr id="1163644444" name="图片 16"/>
+            <wp:docPr id="1193386803" name="图片 2"/>
             <wp:cNvGraphicFramePr>
               <a:graphicFrameLocks xmlns:a="http://schemas.openxmlformats.org/drawingml/2006/main" noChangeAspect="1"/>
             </wp:cNvGraphicFramePr>
@@ -2035,13 +2844,13 @@
               <a:graphicData uri="http://schemas.openxmlformats.org/drawingml/2006/picture">
                 <pic:pic xmlns:pic="http://schemas.openxmlformats.org/drawingml/2006/picture">
                   <pic:nvPicPr>
-                    <pic:cNvPr id="0" name="Picture 16"/>
+                    <pic:cNvPr id="0" name="Picture 2"/>
                     <pic:cNvPicPr>
                       <a:picLocks noChangeAspect="1" noChangeArrowheads="1"/>
                     </pic:cNvPicPr>
                   </pic:nvPicPr>
                   <pic:blipFill>
-                    <a:blip r:embed="rId28" cstate="print">
+                    <a:blip r:embed="rId24" cstate="print">
                       <a:extLst>
                         <a:ext uri="{28A0092B-C50C-407E-A947-70E740481C1C}">
                           <a14:useLocalDpi xmlns:a14="http://schemas.microsoft.com/office/drawing/2010/main" val="0"/>
@@ -2056,7 +2865,7 @@
                   <pic:spPr bwMode="auto">
                     <a:xfrm>
                       <a:off x="0" y="0"/>
-                      <a:ext cx="5274310" cy="3773170"/>
+                      <a:ext cx="5274310" cy="2898140"/>
                     </a:xfrm>
                     <a:prstGeom prst="rect">
                       <a:avLst/>
@@ -2076,9 +2885,142 @@
     <w:p>
       <w:pPr>
         <w:rPr>
-          <w:rFonts w:hint="eastAsia"/>
-        </w:rPr>
-      </w:pPr>
+          <w:rFonts w:ascii="Times New Roman" w:hAnsi="Times New Roman" w:cs="Times New Roman"/>
+          <w:snapToGrid w:val="0"/>
+          <w:color w:val="000000"/>
+          <w:w w:val="0"/>
+          <w:kern w:val="0"/>
+          <w:sz w:val="0"/>
+          <w:szCs w:val="0"/>
+          <w:u w:color="000000"/>
+          <w:bdr w:val="none" w:sz="0" w:space="0" w:color="000000"/>
+          <w:shd w:val="clear" w:color="000000" w:fill="000000"/>
+          <w:lang w:val="x-none" w:bidi="x-none"/>
+          <w14:ligatures w14:val="none"/>
+        </w:rPr>
+      </w:pPr>
+      <w:r>
+        <w:rPr>
+          <w:rFonts w:ascii="Times New Roman" w:eastAsia="Times New Roman" w:hAnsi="Times New Roman" w:cs="Times New Roman"/>
+          <w:snapToGrid w:val="0"/>
+          <w:color w:val="000000"/>
+          <w:w w:val="0"/>
+          <w:kern w:val="0"/>
+          <w:sz w:val="0"/>
+          <w:szCs w:val="0"/>
+          <w:u w:color="000000"/>
+          <w:bdr w:val="none" w:sz="0" w:space="0" w:color="000000"/>
+          <w:shd w:val="clear" w:color="000000" w:fill="000000"/>
+          <w:lang w:val="x-none" w:eastAsia="x-none" w:bidi="x-none"/>
+          <w14:ligatures w14:val="none"/>
+        </w:rPr>
+        <w:t xml:space="preserve">        </w:t>
+      </w:r>
+      <w:r>
+        <w:rPr>
+          <w:i/>
+          <w:sz w:val="18"/>
+        </w:rPr>
+        <w:t>我的</w:t>
+      </w:r>
+      <w:proofErr w:type="gramStart"/>
+      <w:r>
+        <w:rPr>
+          <w:i/>
+          <w:sz w:val="18"/>
+        </w:rPr>
+        <w:t>任务 —</w:t>
+      </w:r>
+      <w:proofErr w:type="gramEnd"/>
+      <w:r>
+        <w:rPr>
+          <w:i/>
+          <w:sz w:val="18"/>
+        </w:rPr>
+        <w:t>— 继续分配、子任务树以及</w:t>
+      </w:r>
+      <w:proofErr w:type="gramStart"/>
+      <w:r>
+        <w:rPr>
+          <w:i/>
+          <w:sz w:val="18"/>
+        </w:rPr>
+        <w:t xml:space="preserve">编辑 / </w:t>
+      </w:r>
+      <w:proofErr w:type="gramEnd"/>
+      <w:r>
+        <w:rPr>
+          <w:i/>
+          <w:sz w:val="18"/>
+        </w:rPr>
+        <w:t>删除。</w:t>
+      </w:r>
+    </w:p>
+    <w:p>
+      <w:pPr>
+        <w:rPr>
+          <w:rFonts w:hint="eastAsia"/>
+        </w:rPr>
+      </w:pPr>
+      <w:r>
+        <w:rPr>
+          <w:noProof/>
+        </w:rPr>
+        <w:drawing>
+          <wp:inline distT="0" distB="0" distL="0" distR="0" wp14:anchorId="6885D9AA" wp14:editId="0584CC89">
+            <wp:extent cx="5274310" cy="2878455"/>
+            <wp:effectExtent l="0" t="0" r="2540" b="0"/>
+            <wp:docPr id="1190872939" name="图片 3"/>
+            <wp:cNvGraphicFramePr>
+              <a:graphicFrameLocks xmlns:a="http://schemas.openxmlformats.org/drawingml/2006/main" noChangeAspect="1"/>
+            </wp:cNvGraphicFramePr>
+            <a:graphic xmlns:a="http://schemas.openxmlformats.org/drawingml/2006/main">
+              <a:graphicData uri="http://schemas.openxmlformats.org/drawingml/2006/picture">
+                <pic:pic xmlns:pic="http://schemas.openxmlformats.org/drawingml/2006/picture">
+                  <pic:nvPicPr>
+                    <pic:cNvPr id="0" name="Picture 3"/>
+                    <pic:cNvPicPr>
+                      <a:picLocks noChangeAspect="1" noChangeArrowheads="1"/>
+                    </pic:cNvPicPr>
+                  </pic:nvPicPr>
+                  <pic:blipFill>
+                    <a:blip r:embed="rId25" cstate="print">
+                      <a:extLst>
+                        <a:ext uri="{28A0092B-C50C-407E-A947-70E740481C1C}">
+                          <a14:useLocalDpi xmlns:a14="http://schemas.microsoft.com/office/drawing/2010/main" val="0"/>
+                        </a:ext>
+                      </a:extLst>
+                    </a:blip>
+                    <a:srcRect/>
+                    <a:stretch>
+                      <a:fillRect/>
+                    </a:stretch>
+                  </pic:blipFill>
+                  <pic:spPr bwMode="auto">
+                    <a:xfrm>
+                      <a:off x="0" y="0"/>
+                      <a:ext cx="5274310" cy="2878455"/>
+                    </a:xfrm>
+                    <a:prstGeom prst="rect">
+                      <a:avLst/>
+                    </a:prstGeom>
+                    <a:noFill/>
+                    <a:ln>
+                      <a:noFill/>
+                    </a:ln>
+                  </pic:spPr>
+                </pic:pic>
+              </a:graphicData>
+            </a:graphic>
+          </wp:inline>
+        </w:drawing>
+      </w:r>
+      <w:r>
+        <w:rPr>
+          <w:rFonts w:hint="eastAsia"/>
+        </w:rPr>
+        <w:t>任务反馈，</w:t>
+      </w:r>
       <w:r>
         <w:rPr>
           <w:rFonts w:hint="eastAsia"/>
@@ -2096,20 +3038,58 @@
         <w:rPr>
           <w:rFonts w:hint="eastAsia"/>
         </w:rPr>
-        <w:t>4-4. 任务分配。点击页面右上角的“任务分配”按钮打开任务分配页面，如下图所示。</w:t>
-      </w:r>
-    </w:p>
-    <w:p>
-      <w:pPr>
-        <w:rPr>
-          <w:rFonts w:hint="eastAsia"/>
-        </w:rPr>
-      </w:pPr>
-      <w:r>
-        <w:rPr>
-          <w:rFonts w:hint="eastAsia"/>
-        </w:rPr>
-        <w:t>它显示你创建的所有任务。左侧成员列表是可选的（用于筛选）。点击“添加任务”按钮打开对话框，从“受理人”下拉框中选择受理人。“类型”字段含一个文本框、一个下拉框和一个 + 按钮：可选择已有类型，或输入新类型后点击 + 添加（类型会被记忆）。编辑任务时也可以修改受理人；保存后任务会移动到新受理人的任务列表。每个任务行都有一个 + 列，可内联展开其子任务；每个子任务保存其父任务的唯一 ID（UID），“No.” 列显示层级编号（1、1-1、1-2-1……）。没有子任务的任务不显示 +。</w:t>
+        <w:t>4-4. 任务分配。</w:t>
+      </w:r>
+    </w:p>
+    <w:p>
+      <w:pPr>
+        <w:ind w:firstLineChars="200" w:firstLine="440"/>
+        <w:rPr>
+          <w:rFonts w:hint="eastAsia"/>
+        </w:rPr>
+      </w:pPr>
+      <w:r>
+        <w:rPr>
+          <w:rFonts w:hint="eastAsia"/>
+        </w:rPr>
+        <w:t>点击页面右上角的“任务分配”按钮打开任务分配页面，如下图所示。</w:t>
+      </w:r>
+    </w:p>
+    <w:p>
+      <w:pPr>
+        <w:rPr>
+          <w:rFonts w:hint="eastAsia"/>
+        </w:rPr>
+      </w:pPr>
+      <w:r>
+        <w:rPr>
+          <w:rFonts w:hint="eastAsia"/>
+        </w:rPr>
+        <w:t>它显示你创建的所有任务。左侧成员列表是可选的（用于筛选）。点击“添加任务”按钮打开对话框，从“受理人”下拉框中选择受理人。“类型”字段含一个文本框、一个下拉框和一个 + 按钮：可选择已有类型，或输入新类型后点击 + 添加（类型会被记忆）。编辑任务时也可以修改受理人；保存后任务会移动到新受理人的任务列表。每个任务行都有一个 + 列，可内联展开其子任务；每个子任务保存其父任务的唯一 ID</w:t>
+      </w:r>
+      <w:r>
+        <w:rPr>
+          <w:rFonts w:hint="eastAsia"/>
+        </w:rPr>
+        <w:lastRenderedPageBreak/>
+        <w:t>（UID），“No.</w:t>
+      </w:r>
+      <w:proofErr w:type="gramStart"/>
+      <w:r>
+        <w:rPr>
+          <w:rFonts w:hint="eastAsia"/>
+        </w:rPr>
+        <w:t>” 列</w:t>
+      </w:r>
+      <w:proofErr w:type="gramEnd"/>
+      <w:r>
+        <w:rPr>
+          <w:rFonts w:hint="eastAsia"/>
+        </w:rPr>
+        <w:t>显示层级编号（1、1-1、1-2-1……）。没有子任务的任务不显示 +。</w:t>
+      </w:r>
+      <w:r>
+        <w:br/>
       </w:r>
     </w:p>
     <w:p>
@@ -2122,9 +3102,8 @@
         <w:rPr>
           <w:noProof/>
         </w:rPr>
-        <w:lastRenderedPageBreak/>
         <w:drawing>
-          <wp:inline distT="0" distB="0" distL="0" distR="0" wp14:anchorId="087D58B5" wp14:editId="18B2B305">
+          <wp:inline distT="0" distB="0" distL="0" distR="0" wp14:anchorId="087D58B5" wp14:editId="60ED07E1">
             <wp:extent cx="5274310" cy="2854325"/>
             <wp:effectExtent l="0" t="0" r="2540" b="3175"/>
             <wp:docPr id="525698246" name="图片 17"/>
@@ -2141,7 +3120,7 @@
                     </pic:cNvPicPr>
                   </pic:nvPicPr>
                   <pic:blipFill>
-                    <a:blip r:embed="rId29" cstate="print">
+                    <a:blip r:embed="rId26" cstate="print">
                       <a:extLst>
                         <a:ext uri="{28A0092B-C50C-407E-A947-70E740481C1C}">
                           <a14:useLocalDpi xmlns:a14="http://schemas.microsoft.com/office/drawing/2010/main" val="0"/>
@@ -2184,10 +3163,10 @@
           <w:noProof/>
         </w:rPr>
         <w:drawing>
-          <wp:inline distT="0" distB="0" distL="0" distR="0" wp14:anchorId="3A1C62D6" wp14:editId="6A71540F">
-            <wp:extent cx="5274310" cy="1266825"/>
-            <wp:effectExtent l="0" t="0" r="2540" b="9525"/>
-            <wp:docPr id="1588576754" name="图片 19"/>
+          <wp:inline distT="0" distB="0" distL="0" distR="0" wp14:anchorId="0A771FE0" wp14:editId="6A06240B">
+            <wp:extent cx="5274310" cy="2877185"/>
+            <wp:effectExtent l="0" t="0" r="2540" b="0"/>
+            <wp:docPr id="1378213470" name="图片 4"/>
             <wp:cNvGraphicFramePr>
               <a:graphicFrameLocks xmlns:a="http://schemas.openxmlformats.org/drawingml/2006/main" noChangeAspect="1"/>
             </wp:cNvGraphicFramePr>
@@ -2195,13 +3174,13 @@
               <a:graphicData uri="http://schemas.openxmlformats.org/drawingml/2006/picture">
                 <pic:pic xmlns:pic="http://schemas.openxmlformats.org/drawingml/2006/picture">
                   <pic:nvPicPr>
-                    <pic:cNvPr id="0" name="Picture 19"/>
+                    <pic:cNvPr id="0" name="Picture 4"/>
                     <pic:cNvPicPr>
                       <a:picLocks noChangeAspect="1" noChangeArrowheads="1"/>
                     </pic:cNvPicPr>
                   </pic:nvPicPr>
                   <pic:blipFill>
-                    <a:blip r:embed="rId30" cstate="print">
+                    <a:blip r:embed="rId27" cstate="print">
                       <a:extLst>
                         <a:ext uri="{28A0092B-C50C-407E-A947-70E740481C1C}">
                           <a14:useLocalDpi xmlns:a14="http://schemas.microsoft.com/office/drawing/2010/main" val="0"/>
@@ -2216,7 +3195,7 @@
                   <pic:spPr bwMode="auto">
                     <a:xfrm>
                       <a:off x="0" y="0"/>
-                      <a:ext cx="5274310" cy="1266825"/>
+                      <a:ext cx="5274310" cy="2877185"/>
                     </a:xfrm>
                     <a:prstGeom prst="rect">
                       <a:avLst/>
@@ -2237,17 +3216,50 @@
       <w:pPr>
         <w:rPr>
           <w:rFonts w:hint="eastAsia"/>
+          <w:i/>
+          <w:sz w:val="18"/>
+        </w:rPr>
+      </w:pPr>
+      <w:r>
+        <w:rPr>
+          <w:i/>
+          <w:sz w:val="18"/>
+        </w:rPr>
+        <w:t>任务</w:t>
+      </w:r>
+      <w:proofErr w:type="gramStart"/>
+      <w:r>
+        <w:rPr>
+          <w:i/>
+          <w:sz w:val="18"/>
+        </w:rPr>
+        <w:t>分配 —</w:t>
+      </w:r>
+      <w:proofErr w:type="gramEnd"/>
+      <w:r>
+        <w:rPr>
+          <w:i/>
+          <w:sz w:val="18"/>
+        </w:rPr>
+        <w:t>— 用“+”列内联展开任务的子任务。</w:t>
+      </w:r>
+    </w:p>
+    <w:p>
+      <w:pPr>
+        <w:rPr>
+          <w:rFonts w:hint="eastAsia"/>
         </w:rPr>
       </w:pPr>
       <w:r>
         <w:rPr>
           <w:noProof/>
         </w:rPr>
+        <w:lastRenderedPageBreak/>
         <w:drawing>
-          <wp:inline distT="0" distB="0" distL="0" distR="0" wp14:anchorId="571A8245" wp14:editId="2F0462E4">
-            <wp:extent cx="5486400" cy="3014842"/>
-            <wp:effectExtent l="0" t="0" r="0" b="0"/>
-            <wp:docPr id="2071996776" name="Picture 2071996776"/>
+          <wp:inline distT="0" distB="0" distL="0" distR="0" wp14:anchorId="494AB8AD" wp14:editId="3637CDC7">
+            <wp:extent cx="5274310" cy="2828290"/>
+            <wp:effectExtent l="0" t="0" r="2540" b="0"/>
+            <wp:docPr id="407402020" name="图片 5"/>
             <wp:cNvGraphicFramePr>
               <a:graphicFrameLocks xmlns:a="http://schemas.openxmlformats.org/drawingml/2006/main" noChangeAspect="1"/>
             </wp:cNvGraphicFramePr>
@@ -2255,155 +3267,7 @@
               <a:graphicData uri="http://schemas.openxmlformats.org/drawingml/2006/picture">
                 <pic:pic xmlns:pic="http://schemas.openxmlformats.org/drawingml/2006/picture">
                   <pic:nvPicPr>
-                    <pic:cNvPr id="0" name="MyTasksAssign.png"/>
-                    <pic:cNvPicPr/>
-                  </pic:nvPicPr>
-                  <pic:blipFill>
-                    <a:blip r:embed="rId27"/>
-                    <a:stretch>
-                      <a:fillRect/>
-                    </a:stretch>
-                  </pic:blipFill>
-                  <pic:spPr>
-                    <a:xfrm>
-                      <a:off x="0" y="0"/>
-                      <a:ext cx="5486400" cy="3014842"/>
-                    </a:xfrm>
-                    <a:prstGeom prst="rect">
-                      <a:avLst/>
-                    </a:prstGeom>
-                  </pic:spPr>
-                </pic:pic>
-              </a:graphicData>
-            </a:graphic>
-          </wp:inline>
-        </w:drawing>
-      </w:r>
-    </w:p>
-    <w:p>
-      <w:pPr>
-        <w:rPr>
-          <w:rFonts w:hint="eastAsia"/>
-        </w:rPr>
-      </w:pPr>
-      <w:r>
-        <w:rPr>
-          <w:i/>
-          <w:sz w:val="18"/>
-        </w:rPr>
-        <w:t>任务分配 —— 用“+”列内联展开任务的子任务。</w:t>
-      </w:r>
-    </w:p>
-    <w:p>
-      <w:pPr>
-        <w:rPr>
-          <w:rFonts w:hint="eastAsia"/>
-        </w:rPr>
-      </w:pPr>
-      <w:r>
-        <w:rPr>
-          <w:rFonts w:hint="eastAsia"/>
-        </w:rPr>
-        <w:t>你也可以点击任务列表中的“反馈”按钮，评价该成员完成任务的情况，填写你的要求和意见，如下图所示。操作方式同上。</w:t>
-      </w:r>
-    </w:p>
-    <w:p>
-      <w:pPr>
-        <w:rPr>
-          <w:rFonts w:hint="eastAsia"/>
-        </w:rPr>
-      </w:pPr>
-      <w:r>
-        <w:rPr>
-          <w:noProof/>
-        </w:rPr>
-        <w:lastRenderedPageBreak/>
-        <w:drawing>
-          <wp:inline distT="0" distB="0" distL="0" distR="0" wp14:anchorId="0AA394D6" wp14:editId="45CB7509">
-            <wp:extent cx="5274310" cy="2892425"/>
-            <wp:effectExtent l="0" t="0" r="2540" b="3175"/>
-            <wp:docPr id="166099956" name="图片 21"/>
-            <wp:cNvGraphicFramePr>
-              <a:graphicFrameLocks xmlns:a="http://schemas.openxmlformats.org/drawingml/2006/main" noChangeAspect="1"/>
-            </wp:cNvGraphicFramePr>
-            <a:graphic xmlns:a="http://schemas.openxmlformats.org/drawingml/2006/main">
-              <a:graphicData uri="http://schemas.openxmlformats.org/drawingml/2006/picture">
-                <pic:pic xmlns:pic="http://schemas.openxmlformats.org/drawingml/2006/picture">
-                  <pic:nvPicPr>
-                    <pic:cNvPr id="0" name="Picture 21"/>
-                    <pic:cNvPicPr>
-                      <a:picLocks noChangeAspect="1" noChangeArrowheads="1"/>
-                    </pic:cNvPicPr>
-                  </pic:nvPicPr>
-                  <pic:blipFill>
-                    <a:blip r:embed="rId31" cstate="print">
-                      <a:extLst>
-                        <a:ext uri="{28A0092B-C50C-407E-A947-70E740481C1C}">
-                          <a14:useLocalDpi xmlns:a14="http://schemas.microsoft.com/office/drawing/2010/main" val="0"/>
-                        </a:ext>
-                      </a:extLst>
-                    </a:blip>
-                    <a:srcRect/>
-                    <a:stretch>
-                      <a:fillRect/>
-                    </a:stretch>
-                  </pic:blipFill>
-                  <pic:spPr bwMode="auto">
-                    <a:xfrm>
-                      <a:off x="0" y="0"/>
-                      <a:ext cx="5274310" cy="2892425"/>
-                    </a:xfrm>
-                    <a:prstGeom prst="rect">
-                      <a:avLst/>
-                    </a:prstGeom>
-                    <a:noFill/>
-                    <a:ln>
-                      <a:noFill/>
-                    </a:ln>
-                  </pic:spPr>
-                </pic:pic>
-              </a:graphicData>
-            </a:graphic>
-          </wp:inline>
-        </w:drawing>
-      </w:r>
-    </w:p>
-    <w:p>
-      <w:pPr>
-        <w:rPr>
-          <w:rFonts w:hint="eastAsia"/>
-        </w:rPr>
-      </w:pPr>
-      <w:r>
-        <w:rPr>
-          <w:rFonts w:hint="eastAsia"/>
-        </w:rPr>
-        <w:t>5. 其他成员操作</w:t>
-      </w:r>
-    </w:p>
-    <w:p>
-      <w:pPr>
-        <w:rPr>
-          <w:rFonts w:hint="eastAsia"/>
-        </w:rPr>
-      </w:pPr>
-      <w:r>
-        <w:rPr>
-          <w:noProof/>
-        </w:rPr>
-        <w:drawing>
-          <wp:inline distT="0" distB="0" distL="0" distR="0" wp14:anchorId="07ADBCC3" wp14:editId="4442B2CF">
-            <wp:extent cx="5274310" cy="3773170"/>
-            <wp:effectExtent l="0" t="0" r="2540" b="0"/>
-            <wp:docPr id="911647833" name="图片 16"/>
-            <wp:cNvGraphicFramePr>
-              <a:graphicFrameLocks xmlns:a="http://schemas.openxmlformats.org/drawingml/2006/main" noChangeAspect="1"/>
-            </wp:cNvGraphicFramePr>
-            <a:graphic xmlns:a="http://schemas.openxmlformats.org/drawingml/2006/main">
-              <a:graphicData uri="http://schemas.openxmlformats.org/drawingml/2006/picture">
-                <pic:pic xmlns:pic="http://schemas.openxmlformats.org/drawingml/2006/picture">
-                  <pic:nvPicPr>
-                    <pic:cNvPr id="0" name="Picture 16"/>
+                    <pic:cNvPr id="0" name="Picture 5"/>
                     <pic:cNvPicPr>
                       <a:picLocks noChangeAspect="1" noChangeArrowheads="1"/>
                     </pic:cNvPicPr>
@@ -2424,7 +3288,7 @@
                   <pic:spPr bwMode="auto">
                     <a:xfrm>
                       <a:off x="0" y="0"/>
-                      <a:ext cx="5274310" cy="3773170"/>
+                      <a:ext cx="5274310" cy="2828290"/>
                     </a:xfrm>
                     <a:prstGeom prst="rect">
                       <a:avLst/>
@@ -2443,19 +3307,143 @@
     </w:p>
     <w:p>
       <w:pPr>
-        <w:rPr>
-          <w:rFonts w:hint="eastAsia"/>
-        </w:rPr>
-      </w:pPr>
-      <w:r>
-        <w:rPr>
-          <w:rFonts w:hint="eastAsia"/>
-        </w:rPr>
-        <w:t>管理员在管理页面添加的成员（例如前面添加的 ericliu），也可以从登录页登录，进入该成员的管理页面，如下图所示。它比管理员（admin）的页面更简单。</w:t>
-      </w:r>
-    </w:p>
-    <w:p>
-      <w:pPr>
+        <w:ind w:firstLineChars="200" w:firstLine="440"/>
+        <w:rPr>
+          <w:rFonts w:hint="eastAsia"/>
+        </w:rPr>
+      </w:pPr>
+      <w:r>
+        <w:rPr>
+          <w:rFonts w:hint="eastAsia"/>
+        </w:rPr>
+        <w:t>你也可以点击任务列表中的“反馈”按钮，评价该成员完成任务的情况，填写你的要求和意见，如下图所示。操作方式同上。</w:t>
+      </w:r>
+    </w:p>
+    <w:p>
+      <w:pPr>
+        <w:rPr>
+          <w:rFonts w:hint="eastAsia"/>
+        </w:rPr>
+      </w:pPr>
+      <w:r>
+        <w:rPr>
+          <w:noProof/>
+        </w:rPr>
+        <w:drawing>
+          <wp:inline distT="0" distB="0" distL="0" distR="0" wp14:anchorId="74DE7371" wp14:editId="5893D7ED">
+            <wp:extent cx="5274310" cy="2880995"/>
+            <wp:effectExtent l="0" t="0" r="2540" b="0"/>
+            <wp:docPr id="359621443" name="图片 6"/>
+            <wp:cNvGraphicFramePr>
+              <a:graphicFrameLocks xmlns:a="http://schemas.openxmlformats.org/drawingml/2006/main" noChangeAspect="1"/>
+            </wp:cNvGraphicFramePr>
+            <a:graphic xmlns:a="http://schemas.openxmlformats.org/drawingml/2006/main">
+              <a:graphicData uri="http://schemas.openxmlformats.org/drawingml/2006/picture">
+                <pic:pic xmlns:pic="http://schemas.openxmlformats.org/drawingml/2006/picture">
+                  <pic:nvPicPr>
+                    <pic:cNvPr id="0" name="Picture 6"/>
+                    <pic:cNvPicPr>
+                      <a:picLocks noChangeAspect="1" noChangeArrowheads="1"/>
+                    </pic:cNvPicPr>
+                  </pic:nvPicPr>
+                  <pic:blipFill>
+                    <a:blip r:embed="rId29" cstate="print">
+                      <a:extLst>
+                        <a:ext uri="{28A0092B-C50C-407E-A947-70E740481C1C}">
+                          <a14:useLocalDpi xmlns:a14="http://schemas.microsoft.com/office/drawing/2010/main" val="0"/>
+                        </a:ext>
+                      </a:extLst>
+                    </a:blip>
+                    <a:srcRect/>
+                    <a:stretch>
+                      <a:fillRect/>
+                    </a:stretch>
+                  </pic:blipFill>
+                  <pic:spPr bwMode="auto">
+                    <a:xfrm>
+                      <a:off x="0" y="0"/>
+                      <a:ext cx="5274310" cy="2880995"/>
+                    </a:xfrm>
+                    <a:prstGeom prst="rect">
+                      <a:avLst/>
+                    </a:prstGeom>
+                    <a:noFill/>
+                    <a:ln>
+                      <a:noFill/>
+                    </a:ln>
+                  </pic:spPr>
+                </pic:pic>
+              </a:graphicData>
+            </a:graphic>
+          </wp:inline>
+        </w:drawing>
+      </w:r>
+    </w:p>
+    <w:p>
+      <w:pPr>
+        <w:rPr>
+          <w:rFonts w:hint="eastAsia"/>
+        </w:rPr>
+      </w:pPr>
+    </w:p>
+    <w:p>
+      <w:pPr>
+        <w:rPr>
+          <w:rFonts w:hint="eastAsia"/>
+        </w:rPr>
+      </w:pPr>
+      <w:r>
+        <w:rPr>
+          <w:rFonts w:hint="eastAsia"/>
+        </w:rPr>
+        <w:t>5</w:t>
+      </w:r>
+      <w:proofErr w:type="gramStart"/>
+      <w:r>
+        <w:rPr>
+          <w:rFonts w:hint="eastAsia"/>
+        </w:rPr>
+        <w:t>. 其他</w:t>
+      </w:r>
+      <w:proofErr w:type="gramEnd"/>
+      <w:r>
+        <w:rPr>
+          <w:rFonts w:hint="eastAsia"/>
+        </w:rPr>
+        <w:t>成员操作</w:t>
+      </w:r>
+    </w:p>
+    <w:p>
+      <w:pPr>
+        <w:ind w:firstLineChars="200" w:firstLine="440"/>
+        <w:rPr>
+          <w:rFonts w:hint="eastAsia"/>
+        </w:rPr>
+      </w:pPr>
+      <w:r>
+        <w:rPr>
+          <w:rFonts w:hint="eastAsia"/>
+        </w:rPr>
+        <w:t xml:space="preserve">管理员在管理页面添加的成员（例如前面添加的 </w:t>
+      </w:r>
+      <w:proofErr w:type="spellStart"/>
+      <w:r>
+        <w:rPr>
+          <w:rFonts w:hint="eastAsia"/>
+        </w:rPr>
+        <w:t>ericliu</w:t>
+      </w:r>
+      <w:proofErr w:type="spellEnd"/>
+      <w:r>
+        <w:rPr>
+          <w:rFonts w:hint="eastAsia"/>
+        </w:rPr>
+        <w:t>），也可以从登录页登录，进入该成员的管理页面，如下图所示。它比管理员（admin）的页面更简单。</w:t>
+      </w:r>
+    </w:p>
+    <w:p>
+      <w:pPr>
+        <w:ind w:firstLineChars="200" w:firstLine="440"/>
         <w:rPr>
           <w:rFonts w:hint="eastAsia"/>
         </w:rPr>
@@ -2466,11 +3454,6 @@
         </w:rPr>
         <w:t>在该页面中，你可以点击“启动”按钮启动 DSH 服务。首次启动可能较慢；启动后即可打开该成员的 DSH 页面，如下图所示。操作与管理员相同，但请注意：成员只能在自己的文件工作区中操作，无法看到其他工作区的文件。</w:t>
       </w:r>
-      <w:r>
-        <w:rPr>
-          <w:rFonts w:hint="eastAsia"/>
-        </w:rPr>
-      </w:r>
     </w:p>
     <w:p>
       <w:pPr>
@@ -2482,6 +3465,7 @@
         <w:rPr>
           <w:noProof/>
         </w:rPr>
+        <w:lastRenderedPageBreak/>
         <w:drawing>
           <wp:inline distT="0" distB="0" distL="0" distR="0" wp14:anchorId="272EC8BB" wp14:editId="2792CCE7">
             <wp:extent cx="5274310" cy="2926080"/>
@@ -2500,7 +3484,7 @@
                     </pic:cNvPicPr>
                   </pic:nvPicPr>
                   <pic:blipFill>
-                    <a:blip r:embed="rId32" cstate="print">
+                    <a:blip r:embed="rId30" cstate="print">
                       <a:extLst>
                         <a:ext uri="{28A0092B-C50C-407E-A947-70E740481C1C}">
                           <a14:useLocalDpi xmlns:a14="http://schemas.microsoft.com/office/drawing/2010/main" val="0"/>
@@ -2538,6 +3522,13 @@
           <w:rFonts w:hint="eastAsia"/>
         </w:rPr>
       </w:pPr>
+    </w:p>
+    <w:p>
+      <w:pPr>
+        <w:rPr>
+          <w:rFonts w:hint="eastAsia"/>
+        </w:rPr>
+      </w:pPr>
       <w:r>
         <w:rPr>
           <w:rFonts w:hint="eastAsia"/>
@@ -2587,7 +3578,7 @@
                     </pic:cNvPicPr>
                   </pic:nvPicPr>
                   <pic:blipFill>
-                    <a:blip r:embed="rId33" cstate="print">
+                    <a:blip r:embed="rId31" cstate="print">
                       <a:extLst>
                         <a:ext uri="{28A0092B-C50C-407E-A947-70E740481C1C}">
                           <a14:useLocalDpi xmlns:a14="http://schemas.microsoft.com/office/drawing/2010/main" val="0"/>
@@ -2630,7 +3621,19 @@
         <w:rPr>
           <w:rFonts w:hint="eastAsia"/>
         </w:rPr>
-        <w:t>当然，除了软件开发，你还可以做其他工作，例如修改 PPT 文件、拟制合同文件等，也可以在这里完成他人分配给你的任务。</w:t>
+        <w:t>当然，除了软件开发，你还可以做其他工作，例如修改 PPT 文件、拟制合同文件</w:t>
+      </w:r>
+      <w:r>
+        <w:rPr>
+          <w:rFonts w:hint="eastAsia"/>
+        </w:rPr>
+        <w:t>、媒体处理、工程设计</w:t>
+      </w:r>
+      <w:r>
+        <w:rPr>
+          <w:rFonts w:hint="eastAsia"/>
+        </w:rPr>
+        <w:t>等，也可以在这里完成他人分配给你的任务。</w:t>
       </w:r>
     </w:p>
     <w:p>
@@ -2644,41 +3647,90 @@
           <w:b/>
           <w:sz w:val="28"/>
         </w:rPr>
-        <w:t>7. 语言</w:t>
-      </w:r>
-    </w:p>
-    <w:p>
-      <w:pPr>
-        <w:rPr>
-          <w:rFonts w:hint="eastAsia"/>
-        </w:rPr>
-      </w:pPr>
-      <w:r>
-        <w:t>控制台、工作台、文件管理器、任务分配和任务表单均支持完整的英文 / 中文切换。登录页优先使用所配置的默认语言，可随时切换。</w:t>
-      </w:r>
-    </w:p>
-    <w:p>
-      <w:pPr>
-        <w:rPr>
-          <w:rFonts w:hint="eastAsia"/>
-        </w:rPr>
-      </w:pPr>
+        <w:t>7</w:t>
+      </w:r>
+      <w:proofErr w:type="gramStart"/>
       <w:r>
         <w:rPr>
           <w:b/>
           <w:sz w:val="28"/>
         </w:rPr>
-        <w:t>8. 平台支持</w:t>
-      </w:r>
-    </w:p>
-    <w:p>
-      <w:pPr>
-        <w:rPr>
-          <w:rFonts w:hint="eastAsia"/>
-        </w:rPr>
-      </w:pPr>
-      <w:r>
-        <w:t>TakeTopDSHTeam 跨平台：一个安装包同时覆盖 Windows、macOS 和 Linux，且完全离线安装 —— 无需编译，目标机器上无需额外下载。</w:t>
+        <w:t>. 语言</w:t>
+      </w:r>
+      <w:proofErr w:type="gramEnd"/>
+    </w:p>
+    <w:p>
+      <w:pPr>
+        <w:ind w:firstLineChars="200" w:firstLine="440"/>
+        <w:rPr>
+          <w:rFonts w:hint="eastAsia"/>
+        </w:rPr>
+      </w:pPr>
+      <w:r>
+        <w:t>控制台、工作台、文件管理器、任务分配和任务表单均支持完整的</w:t>
+      </w:r>
+      <w:proofErr w:type="gramStart"/>
+      <w:r>
+        <w:t xml:space="preserve">英文 / </w:t>
+      </w:r>
+      <w:proofErr w:type="gramEnd"/>
+      <w:r>
+        <w:t>中文切换。登录页优先使用所配置的默认语言，可随时切换。</w:t>
+      </w:r>
+    </w:p>
+    <w:p>
+      <w:pPr>
+        <w:rPr>
+          <w:rFonts w:hint="eastAsia"/>
+        </w:rPr>
+      </w:pPr>
+      <w:r>
+        <w:rPr>
+          <w:b/>
+          <w:sz w:val="28"/>
+        </w:rPr>
+        <w:lastRenderedPageBreak/>
+        <w:t>8</w:t>
+      </w:r>
+      <w:proofErr w:type="gramStart"/>
+      <w:r>
+        <w:rPr>
+          <w:b/>
+          <w:sz w:val="28"/>
+        </w:rPr>
+        <w:t>. 平台</w:t>
+      </w:r>
+      <w:proofErr w:type="gramEnd"/>
+      <w:r>
+        <w:rPr>
+          <w:b/>
+          <w:sz w:val="28"/>
+        </w:rPr>
+        <w:t>支持</w:t>
+      </w:r>
+    </w:p>
+    <w:p>
+      <w:pPr>
+        <w:ind w:firstLineChars="200" w:firstLine="440"/>
+        <w:rPr>
+          <w:rFonts w:hint="eastAsia"/>
+        </w:rPr>
+      </w:pPr>
+      <w:proofErr w:type="spellStart"/>
+      <w:r>
+        <w:t>TakeTopDSHTeam</w:t>
+      </w:r>
+      <w:proofErr w:type="spellEnd"/>
+      <w:r>
+        <w:t xml:space="preserve"> 跨平台：一个安装包同时覆盖 Windows、macOS 和 Linux，且完全离线</w:t>
+      </w:r>
+      <w:proofErr w:type="gramStart"/>
+      <w:r>
+        <w:t>安装 —</w:t>
+      </w:r>
+      <w:proofErr w:type="gramEnd"/>
+      <w:r>
+        <w:t>— 无需编译，目标机器上无需额外下载。</w:t>
       </w:r>
     </w:p>
     <w:tbl>
@@ -2705,6 +3757,11 @@
             <w:tcW w:w="2769" w:type="dxa"/>
           </w:tcPr>
           <w:p>
+            <w:pPr>
+              <w:rPr>
+                <w:rFonts w:hint="eastAsia"/>
+              </w:rPr>
+            </w:pPr>
             <w:r>
               <w:t>平台</w:t>
             </w:r>
@@ -2715,6 +3772,11 @@
             <w:tcW w:w="2769" w:type="dxa"/>
           </w:tcPr>
           <w:p>
+            <w:pPr>
+              <w:rPr>
+                <w:rFonts w:hint="eastAsia"/>
+              </w:rPr>
+            </w:pPr>
             <w:r>
               <w:t>Node</w:t>
             </w:r>
@@ -2725,6 +3787,11 @@
             <w:tcW w:w="2769" w:type="dxa"/>
           </w:tcPr>
           <w:p>
+            <w:pPr>
+              <w:rPr>
+                <w:rFonts w:hint="eastAsia"/>
+              </w:rPr>
+            </w:pPr>
             <w:r>
               <w:t>@deepseek-ai/dsh 依赖</w:t>
             </w:r>
@@ -2737,6 +3804,11 @@
             <w:tcW w:w="2769" w:type="dxa"/>
           </w:tcPr>
           <w:p>
+            <w:pPr>
+              <w:rPr>
+                <w:rFonts w:hint="eastAsia"/>
+              </w:rPr>
+            </w:pPr>
             <w:r>
               <w:t>Windows x64</w:t>
             </w:r>
@@ -2747,6 +3819,11 @@
             <w:tcW w:w="2769" w:type="dxa"/>
           </w:tcPr>
           <w:p>
+            <w:pPr>
+              <w:rPr>
+                <w:rFonts w:hint="eastAsia"/>
+              </w:rPr>
+            </w:pPr>
             <w:r>
               <w:t>内置，离线</w:t>
             </w:r>
@@ -2757,6 +3834,11 @@
             <w:tcW w:w="2769" w:type="dxa"/>
           </w:tcPr>
           <w:p>
+            <w:pPr>
+              <w:rPr>
+                <w:rFonts w:hint="eastAsia"/>
+              </w:rPr>
+            </w:pPr>
             <w:r>
               <w:t>内置，离线</w:t>
             </w:r>
@@ -2769,8 +3851,21 @@
             <w:tcW w:w="2769" w:type="dxa"/>
           </w:tcPr>
           <w:p>
+            <w:pPr>
+              <w:rPr>
+                <w:rFonts w:hint="eastAsia"/>
+              </w:rPr>
+            </w:pPr>
             <w:r>
-              <w:t>macOS / Linux（x64 和 arm64）</w:t>
+              <w:t xml:space="preserve">macOS / Linux（x64 </w:t>
+            </w:r>
+            <w:proofErr w:type="gramStart"/>
+            <w:r>
+              <w:t>和 arm64</w:t>
+            </w:r>
+            <w:proofErr w:type="gramEnd"/>
+            <w:r>
+              <w:t>）</w:t>
             </w:r>
           </w:p>
         </w:tc>
@@ -2779,6 +3874,11 @@
             <w:tcW w:w="2769" w:type="dxa"/>
           </w:tcPr>
           <w:p>
+            <w:pPr>
+              <w:rPr>
+                <w:rFonts w:hint="eastAsia"/>
+              </w:rPr>
+            </w:pPr>
             <w:r>
               <w:t>内置（tar，离线）</w:t>
             </w:r>
@@ -2789,8 +3889,29 @@
             <w:tcW w:w="2769" w:type="dxa"/>
           </w:tcPr>
           <w:p>
+            <w:pPr>
+              <w:rPr>
+                <w:rFonts w:hint="eastAsia"/>
+              </w:rPr>
+            </w:pPr>
             <w:r>
-              <w:t>内置（离线 tarball）；仅当缺少内置包时才回退到 npm install</w:t>
+              <w:t xml:space="preserve">内置（离线 </w:t>
+            </w:r>
+            <w:proofErr w:type="spellStart"/>
+            <w:r>
+              <w:t>tarball</w:t>
+            </w:r>
+            <w:proofErr w:type="spellEnd"/>
+            <w:r>
+              <w:t xml:space="preserve">）；仅当缺少内置包时才回退到 </w:t>
+            </w:r>
+            <w:proofErr w:type="spellStart"/>
+            <w:r>
+              <w:t>npm</w:t>
+            </w:r>
+            <w:proofErr w:type="spellEnd"/>
+            <w:r>
+              <w:t xml:space="preserve"> install</w:t>
             </w:r>
           </w:p>
         </w:tc>
@@ -2803,72 +3924,8 @@
         </w:rPr>
       </w:pPr>
     </w:p>
-    <w:p>
-      <w:pPr>
-        <w:rPr>
-          <w:rFonts w:hint="eastAsia"/>
-        </w:rPr>
-      </w:pPr>
-      <w:r>
-        <w:rPr>
-          <w:b/>
-          <w:sz w:val="28"/>
-        </w:rPr>
-        <w:t>9. 许可证</w:t>
-      </w:r>
-    </w:p>
-    <w:p>
-      <w:pPr>
-        <w:rPr>
-          <w:rFonts w:hint="eastAsia"/>
-        </w:rPr>
-      </w:pPr>
-      <w:r>
-        <w:t>本项目采用 Business Source License 1.1（BSL 1.1）许可 —— 属于源代码可见（source-available）许可，并非 OSI 开源许可。参见 LICENSE / COPYING。</w:t>
-      </w:r>
-    </w:p>
-    <w:p>
-      <w:pPr>
-        <w:rPr>
-          <w:rFonts w:hint="eastAsia"/>
-        </w:rPr>
-      </w:pPr>
-      <w:r>
-        <w:t>• 你可以复制、修改、创建衍生作品、再分发，并将本软件用于非生产用途。</w:t>
-      </w:r>
-    </w:p>
-    <w:p>
-      <w:pPr>
-        <w:rPr>
-          <w:rFonts w:hint="eastAsia"/>
-        </w:rPr>
-      </w:pPr>
-      <w:r>
-        <w:t>• 附加使用授权：用户数不超过 10 人的组织可免费用于生产用途；超过 10 人则需商业许可，价格为每额外用户每月 10 美元（例如 11 人 = 每月 10 美元；15 人 = 每月 50 美元；20 人 = 每月 100 美元）—— 请联系 service@taketopits.com。</w:t>
-      </w:r>
-    </w:p>
-    <w:p>
-      <w:pPr>
-        <w:rPr>
-          <w:rFonts w:hint="eastAsia"/>
-        </w:rPr>
-      </w:pPr>
-      <w:r>
-        <w:t>• 自动转换：在变更日期（2030-09-11）—— 或某版本首次公开发布满四周年之日（以较早者为准）—— 该版本将转换为 Apache License 2.0（完全开源），按版本分别适用。</w:t>
-      </w:r>
-    </w:p>
-    <w:p>
-      <w:pPr>
-        <w:rPr>
-          <w:rFonts w:hint="eastAsia"/>
-        </w:rPr>
-      </w:pPr>
-      <w:r>
-        <w:t>本软件的知识产权归 泰顶拓鼎信息科技（上海）有限公司（TakeTop Information Technology (Shanghai) Co., Ltd.）所有，邮箱：service@taketopits.com。保留所有权利。</w:t>
-      </w:r>
-    </w:p>
     <w:sectPr>
-      <w:footerReference w:type="default" r:id="rId34"/>
+      <w:footerReference w:type="default" r:id="rId32"/>
       <w:pgSz w:w="11906" w:h="16838"/>
       <w:pgMar w:top="1440" w:right="1800" w:bottom="1440" w:left="1800" w:header="851" w:footer="992" w:gutter="0"/>
       <w:cols w:space="425"/>

--- a/Guide/USER_GUIDE_Chinese.docx
+++ b/Guide/USER_GUIDE_Chinese.docx
@@ -377,9 +377,6 @@
         <w:instrText>HYPERLINK "https://github.com/TakeTopITS/TakeTopDSHTeam" \t "_blank"</w:instrText>
       </w:r>
       <w:r>
-        <w:rPr>
-          <w:rFonts w:hint="eastAsia"/>
-        </w:rPr>
         <w:fldChar w:fldCharType="separate"/>
       </w:r>
       <w:r>
@@ -1159,7 +1156,7 @@
         </w:rPr>
         <w:lastRenderedPageBreak/>
         <w:drawing>
-          <wp:inline distT="0" distB="0" distL="0" distR="0" wp14:anchorId="78E1C3EA" wp14:editId="6B7DF5CD">
+          <wp:inline distT="0" distB="0" distL="0" distR="0" wp14:anchorId="78E1C3EA" wp14:editId="3E353CA0">
             <wp:extent cx="5274310" cy="465455"/>
             <wp:effectExtent l="0" t="0" r="2540" b="0"/>
             <wp:docPr id="286631104" name="图片 1"/>
@@ -1426,9 +1423,6 @@
         <w:instrText>HYPERLINK "http://127.0.0.1:46001"</w:instrText>
       </w:r>
       <w:r>
-        <w:rPr>
-          <w:rFonts w:hint="eastAsia"/>
-        </w:rPr>
         <w:fldChar w:fldCharType="separate"/>
       </w:r>
       <w:r>
@@ -1595,7 +1589,7 @@
           <w:noProof/>
         </w:rPr>
         <w:drawing>
-          <wp:inline distT="0" distB="0" distL="0" distR="0" wp14:anchorId="2044E27F" wp14:editId="65258576">
+          <wp:inline distT="0" distB="0" distL="0" distR="0" wp14:anchorId="2044E27F" wp14:editId="60692ECC">
             <wp:extent cx="5274310" cy="2002155"/>
             <wp:effectExtent l="0" t="0" r="2540" b="0"/>
             <wp:docPr id="5370857" name="图片 5"/>
@@ -1762,9 +1756,6 @@
         <w:instrText>HYPERLINK "http://188.88.88.88:46000"</w:instrText>
       </w:r>
       <w:r>
-        <w:rPr>
-          <w:rFonts w:hint="eastAsia"/>
-        </w:rPr>
         <w:fldChar w:fldCharType="separate"/>
       </w:r>
       <w:r>
@@ -2094,7 +2085,7 @@
         </w:rPr>
         <w:lastRenderedPageBreak/>
         <w:drawing>
-          <wp:inline distT="0" distB="0" distL="0" distR="0" wp14:anchorId="39F15B5B" wp14:editId="14CF05FD">
+          <wp:inline distT="0" distB="0" distL="0" distR="0" wp14:anchorId="39F15B5B" wp14:editId="1038718F">
             <wp:extent cx="5274310" cy="1233805"/>
             <wp:effectExtent l="0" t="0" r="2540" b="4445"/>
             <wp:docPr id="1833294711" name="图片 8"/>
@@ -2486,7 +2477,7 @@
           <w:noProof/>
         </w:rPr>
         <w:drawing>
-          <wp:inline distT="0" distB="0" distL="0" distR="0" wp14:anchorId="637077FD" wp14:editId="7372C3D0">
+          <wp:inline distT="0" distB="0" distL="0" distR="0" wp14:anchorId="637077FD" wp14:editId="1A35778F">
             <wp:extent cx="4842134" cy="3486150"/>
             <wp:effectExtent l="0" t="0" r="0" b="0"/>
             <wp:docPr id="2027276046" name="图片 13"/>
@@ -3732,197 +3723,6 @@
       <w:r>
         <w:t>— 无需编译，目标机器上无需额外下载。</w:t>
       </w:r>
-    </w:p>
-    <w:tbl>
-      <w:tblPr>
-        <w:tblW w:w="0" w:type="auto"/>
-        <w:tblBorders>
-          <w:top w:val="single" w:sz="4" w:space="0" w:color="999999"/>
-          <w:left w:val="single" w:sz="4" w:space="0" w:color="999999"/>
-          <w:bottom w:val="single" w:sz="4" w:space="0" w:color="999999"/>
-          <w:right w:val="single" w:sz="4" w:space="0" w:color="999999"/>
-          <w:insideH w:val="single" w:sz="4" w:space="0" w:color="999999"/>
-          <w:insideV w:val="single" w:sz="4" w:space="0" w:color="999999"/>
-        </w:tblBorders>
-        <w:tblLook w:val="04A0" w:firstRow="1" w:lastRow="0" w:firstColumn="1" w:lastColumn="0" w:noHBand="0" w:noVBand="1"/>
-      </w:tblPr>
-      <w:tblGrid>
-        <w:gridCol w:w="2765"/>
-        <w:gridCol w:w="2765"/>
-        <w:gridCol w:w="2766"/>
-      </w:tblGrid>
-      <w:tr>
-        <w:tc>
-          <w:tcPr>
-            <w:tcW w:w="2769" w:type="dxa"/>
-          </w:tcPr>
-          <w:p>
-            <w:pPr>
-              <w:rPr>
-                <w:rFonts w:hint="eastAsia"/>
-              </w:rPr>
-            </w:pPr>
-            <w:r>
-              <w:t>平台</w:t>
-            </w:r>
-          </w:p>
-        </w:tc>
-        <w:tc>
-          <w:tcPr>
-            <w:tcW w:w="2769" w:type="dxa"/>
-          </w:tcPr>
-          <w:p>
-            <w:pPr>
-              <w:rPr>
-                <w:rFonts w:hint="eastAsia"/>
-              </w:rPr>
-            </w:pPr>
-            <w:r>
-              <w:t>Node</w:t>
-            </w:r>
-          </w:p>
-        </w:tc>
-        <w:tc>
-          <w:tcPr>
-            <w:tcW w:w="2769" w:type="dxa"/>
-          </w:tcPr>
-          <w:p>
-            <w:pPr>
-              <w:rPr>
-                <w:rFonts w:hint="eastAsia"/>
-              </w:rPr>
-            </w:pPr>
-            <w:r>
-              <w:t>@deepseek-ai/dsh 依赖</w:t>
-            </w:r>
-          </w:p>
-        </w:tc>
-      </w:tr>
-      <w:tr>
-        <w:tc>
-          <w:tcPr>
-            <w:tcW w:w="2769" w:type="dxa"/>
-          </w:tcPr>
-          <w:p>
-            <w:pPr>
-              <w:rPr>
-                <w:rFonts w:hint="eastAsia"/>
-              </w:rPr>
-            </w:pPr>
-            <w:r>
-              <w:t>Windows x64</w:t>
-            </w:r>
-          </w:p>
-        </w:tc>
-        <w:tc>
-          <w:tcPr>
-            <w:tcW w:w="2769" w:type="dxa"/>
-          </w:tcPr>
-          <w:p>
-            <w:pPr>
-              <w:rPr>
-                <w:rFonts w:hint="eastAsia"/>
-              </w:rPr>
-            </w:pPr>
-            <w:r>
-              <w:t>内置，离线</w:t>
-            </w:r>
-          </w:p>
-        </w:tc>
-        <w:tc>
-          <w:tcPr>
-            <w:tcW w:w="2769" w:type="dxa"/>
-          </w:tcPr>
-          <w:p>
-            <w:pPr>
-              <w:rPr>
-                <w:rFonts w:hint="eastAsia"/>
-              </w:rPr>
-            </w:pPr>
-            <w:r>
-              <w:t>内置，离线</w:t>
-            </w:r>
-          </w:p>
-        </w:tc>
-      </w:tr>
-      <w:tr>
-        <w:tc>
-          <w:tcPr>
-            <w:tcW w:w="2769" w:type="dxa"/>
-          </w:tcPr>
-          <w:p>
-            <w:pPr>
-              <w:rPr>
-                <w:rFonts w:hint="eastAsia"/>
-              </w:rPr>
-            </w:pPr>
-            <w:r>
-              <w:t xml:space="preserve">macOS / Linux（x64 </w:t>
-            </w:r>
-            <w:proofErr w:type="gramStart"/>
-            <w:r>
-              <w:t>和 arm64</w:t>
-            </w:r>
-            <w:proofErr w:type="gramEnd"/>
-            <w:r>
-              <w:t>）</w:t>
-            </w:r>
-          </w:p>
-        </w:tc>
-        <w:tc>
-          <w:tcPr>
-            <w:tcW w:w="2769" w:type="dxa"/>
-          </w:tcPr>
-          <w:p>
-            <w:pPr>
-              <w:rPr>
-                <w:rFonts w:hint="eastAsia"/>
-              </w:rPr>
-            </w:pPr>
-            <w:r>
-              <w:t>内置（tar，离线）</w:t>
-            </w:r>
-          </w:p>
-        </w:tc>
-        <w:tc>
-          <w:tcPr>
-            <w:tcW w:w="2769" w:type="dxa"/>
-          </w:tcPr>
-          <w:p>
-            <w:pPr>
-              <w:rPr>
-                <w:rFonts w:hint="eastAsia"/>
-              </w:rPr>
-            </w:pPr>
-            <w:r>
-              <w:t xml:space="preserve">内置（离线 </w:t>
-            </w:r>
-            <w:proofErr w:type="spellStart"/>
-            <w:r>
-              <w:t>tarball</w:t>
-            </w:r>
-            <w:proofErr w:type="spellEnd"/>
-            <w:r>
-              <w:t xml:space="preserve">）；仅当缺少内置包时才回退到 </w:t>
-            </w:r>
-            <w:proofErr w:type="spellStart"/>
-            <w:r>
-              <w:t>npm</w:t>
-            </w:r>
-            <w:proofErr w:type="spellEnd"/>
-            <w:r>
-              <w:t xml:space="preserve"> install</w:t>
-            </w:r>
-          </w:p>
-        </w:tc>
-      </w:tr>
-    </w:tbl>
-    <w:p>
-      <w:pPr>
-        <w:rPr>
-          <w:rFonts w:hint="eastAsia"/>
-        </w:rPr>
-      </w:pPr>
     </w:p>
     <w:sectPr>
       <w:footerReference w:type="default" r:id="rId32"/>
